--- a/TFI Diseño de sistemas/DS_TFI_G39.docx
+++ b/TFI Diseño de sistemas/DS_TFI_G39.docx
@@ -39,7 +39,6 @@
           <w:tcPr>
             <w:tcW w:w="5148" w:type="dxa"/>
             <w:gridSpan w:val="2"/>
-            <w:shd w:val="clear" w:color="auto" w:fill="auto"/>
           </w:tcPr>
           <w:p>
             <w:pPr>
@@ -72,7 +71,6 @@
         <w:tc>
           <w:tcPr>
             <w:tcW w:w="3687" w:type="dxa"/>
-            <w:shd w:val="clear" w:color="auto" w:fill="auto"/>
           </w:tcPr>
           <w:p>
             <w:pPr>
@@ -103,10 +101,10 @@
                   <v:path o:extrusionok="f" gradientshapeok="t" o:connecttype="rect"/>
                   <o:lock v:ext="edit" aspectratio="t"/>
                 </v:shapetype>
-                <v:shape id="_x0000_i1025" type="#_x0000_t75" style="width:169.35pt;height:45.15pt" o:ole="">
+                <v:shape id="_x0000_i1025" type="#_x0000_t75" style="width:169.5pt;height:45pt" o:ole="">
                   <v:imagedata r:id="rId9" o:title=""/>
                 </v:shape>
-                <o:OLEObject Type="Embed" ProgID="MSPhotoEd.3" ShapeID="_x0000_i1025" DrawAspect="Content" ObjectID="_1803578508" r:id="rId10"/>
+                <o:OLEObject Type="Embed" ProgID="MSPhotoEd.3" ShapeID="_x0000_i1025" DrawAspect="Content" ObjectID="_1819727447" r:id="rId10"/>
               </w:object>
             </w:r>
           </w:p>
@@ -120,7 +118,6 @@
           <w:tcPr>
             <w:tcW w:w="5148" w:type="dxa"/>
             <w:gridSpan w:val="2"/>
-            <w:shd w:val="clear" w:color="auto" w:fill="auto"/>
           </w:tcPr>
           <w:p>
             <w:pPr>
@@ -146,7 +143,6 @@
         <w:tc>
           <w:tcPr>
             <w:tcW w:w="3687" w:type="dxa"/>
-            <w:shd w:val="clear" w:color="auto" w:fill="auto"/>
           </w:tcPr>
           <w:p>
             <w:pPr>
@@ -163,7 +159,6 @@
           <w:tcPr>
             <w:tcW w:w="8835" w:type="dxa"/>
             <w:gridSpan w:val="3"/>
-            <w:shd w:val="clear" w:color="auto" w:fill="auto"/>
           </w:tcPr>
           <w:p>
             <w:pPr>
@@ -216,7 +211,6 @@
           <w:tcPr>
             <w:tcW w:w="8835" w:type="dxa"/>
             <w:gridSpan w:val="3"/>
-            <w:shd w:val="clear" w:color="auto" w:fill="auto"/>
           </w:tcPr>
           <w:p>
             <w:pPr>
@@ -257,7 +251,6 @@
           <w:tcPr>
             <w:tcW w:w="8835" w:type="dxa"/>
             <w:gridSpan w:val="3"/>
-            <w:shd w:val="clear" w:color="auto" w:fill="auto"/>
           </w:tcPr>
           <w:p>
             <w:pPr>
@@ -367,7 +360,6 @@
           <w:tcPr>
             <w:tcW w:w="8835" w:type="dxa"/>
             <w:gridSpan w:val="3"/>
-            <w:shd w:val="clear" w:color="auto" w:fill="auto"/>
           </w:tcPr>
           <w:p>
             <w:pPr>
@@ -387,7 +379,6 @@
           <w:tcPr>
             <w:tcW w:w="8835" w:type="dxa"/>
             <w:gridSpan w:val="3"/>
-            <w:shd w:val="clear" w:color="auto" w:fill="auto"/>
           </w:tcPr>
           <w:p>
             <w:pPr>
@@ -443,7 +434,6 @@
           <w:tcPr>
             <w:tcW w:w="8835" w:type="dxa"/>
             <w:gridSpan w:val="3"/>
-            <w:shd w:val="clear" w:color="auto" w:fill="auto"/>
           </w:tcPr>
           <w:p>
             <w:pPr>
@@ -460,18 +450,8 @@
                 <w:b/>
                 <w:sz w:val="24"/>
               </w:rPr>
-              <w:t xml:space="preserve">Docente Teoría: Quintana </w:t>
+              <w:t>Docente Teoría: Quintana Victor</w:t>
             </w:r>
-            <w:proofErr w:type="spellStart"/>
-            <w:r>
-              <w:rPr>
-                <w:rFonts w:ascii="Arial" w:eastAsia="Arial" w:hAnsi="Arial" w:cs="Arial"/>
-                <w:b/>
-                <w:sz w:val="24"/>
-              </w:rPr>
-              <w:t>Victor</w:t>
-            </w:r>
-            <w:proofErr w:type="spellEnd"/>
             <w:r>
               <w:rPr>
                 <w:rFonts w:ascii="Arial" w:eastAsia="Arial" w:hAnsi="Arial" w:cs="Arial"/>
@@ -491,7 +471,6 @@
           <w:tcPr>
             <w:tcW w:w="8835" w:type="dxa"/>
             <w:gridSpan w:val="3"/>
-            <w:shd w:val="clear" w:color="auto" w:fill="auto"/>
           </w:tcPr>
           <w:p>
             <w:pPr>
@@ -508,25 +487,7 @@
                 <w:b/>
                 <w:sz w:val="24"/>
               </w:rPr>
-              <w:t xml:space="preserve">Docente Práctica: </w:t>
-            </w:r>
-            <w:proofErr w:type="spellStart"/>
-            <w:r>
-              <w:rPr>
-                <w:rFonts w:ascii="Arial" w:eastAsia="Arial" w:hAnsi="Arial" w:cs="Arial"/>
-                <w:b/>
-                <w:sz w:val="24"/>
-              </w:rPr>
-              <w:t>Ing</w:t>
-            </w:r>
-            <w:proofErr w:type="spellEnd"/>
-            <w:r>
-              <w:rPr>
-                <w:rFonts w:ascii="Arial" w:eastAsia="Arial" w:hAnsi="Arial" w:cs="Arial"/>
-                <w:b/>
-                <w:sz w:val="24"/>
-              </w:rPr>
-              <w:t xml:space="preserve"> Vicente Francisco</w:t>
+              <w:t>Docente Práctica: Ing Vicente Francisco</w:t>
             </w:r>
           </w:p>
           <w:p>
@@ -549,7 +510,6 @@
           <w:tcPr>
             <w:tcW w:w="8835" w:type="dxa"/>
             <w:gridSpan w:val="3"/>
-            <w:shd w:val="clear" w:color="auto" w:fill="auto"/>
           </w:tcPr>
           <w:p>
             <w:pPr>
@@ -580,27 +540,7 @@
                 <w:sz w:val="24"/>
                 <w:szCs w:val="36"/>
               </w:rPr>
-              <w:t xml:space="preserve">Grupo </w:t>
-            </w:r>
-            <w:proofErr w:type="spellStart"/>
-            <w:r>
-              <w:rPr>
-                <w:rFonts w:ascii="Arial" w:eastAsia="Arial" w:hAnsi="Arial" w:cs="Arial"/>
-                <w:b/>
-                <w:sz w:val="24"/>
-                <w:szCs w:val="36"/>
-              </w:rPr>
-              <w:t>N°</w:t>
-            </w:r>
-            <w:proofErr w:type="spellEnd"/>
-            <w:r>
-              <w:rPr>
-                <w:rFonts w:ascii="Arial" w:eastAsia="Arial" w:hAnsi="Arial" w:cs="Arial"/>
-                <w:b/>
-                <w:sz w:val="24"/>
-                <w:szCs w:val="36"/>
-              </w:rPr>
-              <w:t xml:space="preserve"> 39</w:t>
+              <w:t>Grupo N° 39</w:t>
             </w:r>
           </w:p>
         </w:tc>
@@ -613,7 +553,6 @@
           <w:tcPr>
             <w:tcW w:w="8835" w:type="dxa"/>
             <w:gridSpan w:val="3"/>
-            <w:shd w:val="clear" w:color="auto" w:fill="auto"/>
           </w:tcPr>
           <w:p>
             <w:pPr>
@@ -628,23 +567,7 @@
                 <w:rFonts w:ascii="Arial" w:eastAsia="Arial" w:hAnsi="Arial" w:cs="Arial"/>
                 <w:sz w:val="24"/>
               </w:rPr>
-              <w:t xml:space="preserve">[44528] </w:t>
-            </w:r>
-            <w:proofErr w:type="spellStart"/>
-            <w:r>
-              <w:rPr>
-                <w:rFonts w:ascii="Arial" w:eastAsia="Arial" w:hAnsi="Arial" w:cs="Arial"/>
-                <w:sz w:val="24"/>
-              </w:rPr>
-              <w:t>Madozzo</w:t>
-            </w:r>
-            <w:proofErr w:type="spellEnd"/>
-            <w:r>
-              <w:rPr>
-                <w:rFonts w:ascii="Arial" w:eastAsia="Arial" w:hAnsi="Arial" w:cs="Arial"/>
-                <w:sz w:val="24"/>
-              </w:rPr>
-              <w:t xml:space="preserve"> Romay, Bruno</w:t>
+              <w:t>Madozzo Romay, Bruno</w:t>
             </w:r>
           </w:p>
         </w:tc>
@@ -658,7 +581,6 @@
         <w:tc>
           <w:tcPr>
             <w:tcW w:w="4440" w:type="dxa"/>
-            <w:shd w:val="clear" w:color="auto" w:fill="auto"/>
           </w:tcPr>
           <w:p>
             <w:pPr>
@@ -673,7 +595,7 @@
                 <w:rFonts w:ascii="Arial" w:eastAsia="Arial" w:hAnsi="Arial" w:cs="Arial"/>
                 <w:sz w:val="24"/>
               </w:rPr>
-              <w:t>[46276] Figueroa, Félix Ignacio</w:t>
+              <w:t>Figueroa, Félix Ignacio</w:t>
             </w:r>
           </w:p>
           <w:p>
@@ -689,7 +611,7 @@
                 <w:rFonts w:ascii="Arial" w:eastAsia="Arial" w:hAnsi="Arial" w:cs="Arial"/>
                 <w:sz w:val="24"/>
               </w:rPr>
-              <w:t>[43695] Molina, Santiago Martin</w:t>
+              <w:t>Molina, Santiago Martin</w:t>
             </w:r>
           </w:p>
         </w:tc>
@@ -703,7 +625,6 @@
         <w:tc>
           <w:tcPr>
             <w:tcW w:w="4440" w:type="dxa"/>
-            <w:shd w:val="clear" w:color="auto" w:fill="auto"/>
           </w:tcPr>
           <w:p>
             <w:pPr>
@@ -724,7 +645,6 @@
         <w:tc>
           <w:tcPr>
             <w:tcW w:w="4440" w:type="dxa"/>
-            <w:shd w:val="clear" w:color="auto" w:fill="auto"/>
           </w:tcPr>
           <w:p>
             <w:pPr>
@@ -3435,18 +3355,7 @@
           <w:szCs w:val="24"/>
           <w:lang w:val="es-ES"/>
         </w:rPr>
-        <w:t xml:space="preserve">: CANCELAR </w:t>
-      </w:r>
-      <w:proofErr w:type="gramStart"/>
-      <w:r>
-        <w:rPr>
-          <w:rFonts w:ascii="Arial" w:hAnsi="Arial" w:cs="Arial"/>
-          <w:bCs/>
-          <w:i/>
-          <w:szCs w:val="24"/>
-          <w:lang w:val="es-ES"/>
-        </w:rPr>
-        <w:t>RESERVA</w:t>
+        <w:t>: CANCELAR RESERVA</w:t>
       </w:r>
       <w:r>
         <w:rPr>
@@ -3464,17 +3373,7 @@
           <w:szCs w:val="24"/>
           <w:lang w:val="es-ES"/>
         </w:rPr>
-        <w:t>.</w:t>
-      </w:r>
-      <w:proofErr w:type="gramEnd"/>
-      <w:r>
-        <w:rPr>
-          <w:rFonts w:ascii="Arial" w:hAnsi="Arial" w:cs="Arial"/>
-          <w:bCs/>
-          <w:szCs w:val="24"/>
-          <w:lang w:val="es-ES"/>
-        </w:rPr>
-        <w:t xml:space="preserve"> </w:t>
+        <w:t xml:space="preserve">. </w:t>
       </w:r>
       <w:r>
         <w:rPr>
@@ -8356,7 +8255,7 @@
           </mc:Choice>
           <mc:Fallback>
             <w:pict>
-              <v:rect w14:anchorId="49CD47A9" id="1 Rectángulo" o:spid="_x0000_s1026" style="position:absolute;margin-left:109.2pt;margin-top:2.6pt;width:321pt;height:478.3pt;z-index:251659264;visibility:visible;mso-wrap-style:square;mso-width-percent:0;mso-height-percent:0;mso-wrap-distance-left:9pt;mso-wrap-distance-top:0;mso-wrap-distance-right:9pt;mso-wrap-distance-bottom:0;mso-position-horizontal:absolute;mso-position-horizontal-relative:text;mso-position-vertical:absolute;mso-position-vertical-relative:text;mso-width-percent:0;mso-height-percent:0;mso-width-relative:margin;mso-height-relative:margin;v-text-anchor:middle" o:gfxdata="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" fillcolor="white [3201]" strokecolor="black [3213]"/>
+              <v:rect w14:anchorId="60915BAC" id="1 Rectángulo" o:spid="_x0000_s1026" style="position:absolute;margin-left:109.2pt;margin-top:2.6pt;width:321pt;height:478.3pt;z-index:251659264;visibility:visible;mso-wrap-style:square;mso-width-percent:0;mso-height-percent:0;mso-wrap-distance-left:9pt;mso-wrap-distance-top:0;mso-wrap-distance-right:9pt;mso-wrap-distance-bottom:0;mso-position-horizontal:absolute;mso-position-horizontal-relative:text;mso-position-vertical:absolute;mso-position-vertical-relative:text;mso-width-percent:0;mso-height-percent:0;mso-width-relative:margin;mso-height-relative:margin;v-text-anchor:middle" o:gfxdata="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" fillcolor="white [3201]" strokecolor="black [3213]"/>
             </w:pict>
           </mc:Fallback>
         </mc:AlternateContent>
@@ -8671,7 +8570,7 @@
           </mc:Choice>
           <mc:Fallback>
             <w:pict>
-              <v:line w14:anchorId="766284D5" id="46 Conector recto" o:spid="_x0000_s1026" style="position:absolute;flip:x;z-index:251722752;visibility:visible;mso-wrap-style:square;mso-width-percent:0;mso-height-percent:0;mso-wrap-distance-left:9pt;mso-wrap-distance-top:0;mso-wrap-distance-right:9pt;mso-wrap-distance-bottom:0;mso-position-horizontal:absolute;mso-position-horizontal-relative:text;mso-position-vertical:absolute;mso-position-vertical-relative:text;mso-width-percent:0;mso-height-percent:0;mso-width-relative:margin;mso-height-relative:margin" from="50.7pt,17.45pt" to="208.95pt,54.3pt" o:gfxdata="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" strokecolor="black [3213]" strokeweight=".5pt">
+              <v:line w14:anchorId="241E33CE" id="46 Conector recto" o:spid="_x0000_s1026" style="position:absolute;flip:x;z-index:251722752;visibility:visible;mso-wrap-style:square;mso-width-percent:0;mso-height-percent:0;mso-wrap-distance-left:9pt;mso-wrap-distance-top:0;mso-wrap-distance-right:9pt;mso-wrap-distance-bottom:0;mso-position-horizontal:absolute;mso-position-horizontal-relative:text;mso-position-vertical:absolute;mso-position-vertical-relative:text;mso-width-percent:0;mso-height-percent:0;mso-width-relative:margin;mso-height-relative:margin" from="50.7pt,17.45pt" to="208.95pt,54.3pt" o:gfxdata="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" strokecolor="black [3213]" strokeweight=".5pt">
                 <v:stroke joinstyle="miter"/>
               </v:line>
             </w:pict>
@@ -8864,7 +8763,7 @@
           </mc:Choice>
           <mc:Fallback>
             <w:pict>
-              <v:line w14:anchorId="1716445B" id="22 Conector recto" o:spid="_x0000_s1026" style="position:absolute;flip:y;z-index:251678720;visibility:visible;mso-wrap-style:square;mso-width-percent:0;mso-height-percent:0;mso-wrap-distance-left:9pt;mso-wrap-distance-top:0;mso-wrap-distance-right:9pt;mso-wrap-distance-bottom:0;mso-position-horizontal:absolute;mso-position-horizontal-relative:text;mso-position-vertical:absolute;mso-position-vertical-relative:text;mso-width-percent:0;mso-height-percent:0;mso-width-relative:margin;mso-height-relative:margin" from="38.7pt,24.8pt" to="38.7pt,70.5pt" o:gfxdata="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" strokecolor="black [3213]" strokeweight=".5pt">
+              <v:line w14:anchorId="50A98219" id="22 Conector recto" o:spid="_x0000_s1026" style="position:absolute;flip:y;z-index:251678720;visibility:visible;mso-wrap-style:square;mso-width-percent:0;mso-height-percent:0;mso-wrap-distance-left:9pt;mso-wrap-distance-top:0;mso-wrap-distance-right:9pt;mso-wrap-distance-bottom:0;mso-position-horizontal:absolute;mso-position-horizontal-relative:text;mso-position-vertical:absolute;mso-position-vertical-relative:text;mso-width-percent:0;mso-height-percent:0;mso-width-relative:margin;mso-height-relative:margin" from="38.7pt,24.8pt" to="38.7pt,70.5pt" o:gfxdata="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" strokecolor="black [3213]" strokeweight=".5pt">
                 <v:stroke joinstyle="miter"/>
               </v:line>
             </w:pict>
@@ -8943,7 +8842,7 @@
           </mc:Choice>
           <mc:Fallback>
             <w:pict>
-              <v:line w14:anchorId="7B82D0FA" id="20 Conector recto" o:spid="_x0000_s1026" style="position:absolute;flip:x y;z-index:251676672;visibility:visible;mso-wrap-style:square;mso-width-percent:0;mso-height-percent:0;mso-wrap-distance-left:9pt;mso-wrap-distance-top:0;mso-wrap-distance-right:9pt;mso-wrap-distance-bottom:0;mso-position-horizontal:absolute;mso-position-horizontal-relative:text;mso-position-vertical:absolute;mso-position-vertical-relative:text;mso-width-percent:0;mso-height-percent:0;mso-width-relative:margin;mso-height-relative:margin" from="38.7pt,24.8pt" to="52.2pt,42.05pt" o:gfxdata="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" strokecolor="black [3213]" strokeweight=".5pt">
+              <v:line w14:anchorId="3BA4D44C" id="20 Conector recto" o:spid="_x0000_s1026" style="position:absolute;flip:x y;z-index:251676672;visibility:visible;mso-wrap-style:square;mso-width-percent:0;mso-height-percent:0;mso-wrap-distance-left:9pt;mso-wrap-distance-top:0;mso-wrap-distance-right:9pt;mso-wrap-distance-bottom:0;mso-position-horizontal:absolute;mso-position-horizontal-relative:text;mso-position-vertical:absolute;mso-position-vertical-relative:text;mso-width-percent:0;mso-height-percent:0;mso-width-relative:margin;mso-height-relative:margin" from="38.7pt,24.8pt" to="52.2pt,42.05pt" o:gfxdata="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" strokecolor="black [3213]" strokeweight=".5pt">
                 <v:stroke joinstyle="miter"/>
               </v:line>
             </w:pict>
@@ -9027,7 +8926,7 @@
           </mc:Choice>
           <mc:Fallback>
             <w:pict>
-              <v:oval w14:anchorId="5C5139DE" id="8 Elipse" o:spid="_x0000_s1026" style="position:absolute;margin-left:27.45pt;margin-top:3.35pt;width:22.5pt;height:21.75pt;z-index:251675648;visibility:visible;mso-wrap-style:square;mso-width-percent:0;mso-height-percent:0;mso-wrap-distance-left:9pt;mso-wrap-distance-top:0;mso-wrap-distance-right:9pt;mso-wrap-distance-bottom:0;mso-position-horizontal:absolute;mso-position-horizontal-relative:text;mso-position-vertical:absolute;mso-position-vertical-relative:text;mso-width-percent:0;mso-height-percent:0;mso-width-relative:margin;mso-height-relative:margin;v-text-anchor:middle" o:gfxdata="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" fillcolor="white [3201]" strokecolor="black [3213]" strokeweight=".25pt">
+              <v:oval w14:anchorId="66DA8496" id="8 Elipse" o:spid="_x0000_s1026" style="position:absolute;margin-left:27.45pt;margin-top:3.35pt;width:22.5pt;height:21.75pt;z-index:251675648;visibility:visible;mso-wrap-style:square;mso-width-percent:0;mso-height-percent:0;mso-wrap-distance-left:9pt;mso-wrap-distance-top:0;mso-wrap-distance-right:9pt;mso-wrap-distance-bottom:0;mso-position-horizontal:absolute;mso-position-horizontal-relative:text;mso-position-vertical:absolute;mso-position-vertical-relative:text;mso-width-percent:0;mso-height-percent:0;mso-width-relative:margin;mso-height-relative:margin;v-text-anchor:middle" o:gfxdata="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" fillcolor="white [3201]" strokecolor="black [3213]" strokeweight=".25pt">
                 <v:stroke joinstyle="miter"/>
               </v:oval>
             </w:pict>
@@ -9115,7 +9014,7 @@
           </mc:Choice>
           <mc:Fallback>
             <w:pict>
-              <v:line w14:anchorId="23FD413D" id="45 Conector recto" o:spid="_x0000_s1026" style="position:absolute;flip:x y;z-index:251720704;visibility:visible;mso-wrap-style:square;mso-width-percent:0;mso-height-percent:0;mso-wrap-distance-left:9pt;mso-wrap-distance-top:0;mso-wrap-distance-right:9pt;mso-wrap-distance-bottom:0;mso-position-horizontal:absolute;mso-position-horizontal-relative:text;mso-position-vertical:absolute;mso-position-vertical-relative:text;mso-width-percent:0;mso-height-percent:0;mso-width-relative:margin;mso-height-relative:margin" from="52.2pt,8.4pt" to="310.9pt,8.5pt" o:gfxdata="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" strokecolor="black [3213]" strokeweight=".5pt">
+              <v:line w14:anchorId="4B01D50C" id="45 Conector recto" o:spid="_x0000_s1026" style="position:absolute;flip:x y;z-index:251720704;visibility:visible;mso-wrap-style:square;mso-width-percent:0;mso-height-percent:0;mso-wrap-distance-left:9pt;mso-wrap-distance-top:0;mso-wrap-distance-right:9pt;mso-wrap-distance-bottom:0;mso-position-horizontal:absolute;mso-position-horizontal-relative:text;mso-position-vertical:absolute;mso-position-vertical-relative:text;mso-width-percent:0;mso-height-percent:0;mso-width-relative:margin;mso-height-relative:margin" from="52.2pt,8.4pt" to="310.9pt,8.5pt" o:gfxdata="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" strokecolor="black [3213]" strokeweight=".5pt">
                 <v:stroke joinstyle="miter"/>
               </v:line>
             </w:pict>
@@ -9299,7 +9198,7 @@
           </mc:Choice>
           <mc:Fallback>
             <w:pict>
-              <v:line w14:anchorId="493374A9" id="9 Conector recto" o:spid="_x0000_s1026" style="position:absolute;flip:x y;z-index:251664384;visibility:visible;mso-wrap-style:square;mso-width-percent:0;mso-height-percent:0;mso-wrap-distance-left:9pt;mso-wrap-distance-top:0;mso-wrap-distance-right:9pt;mso-wrap-distance-bottom:0;mso-position-horizontal:absolute;mso-position-horizontal-relative:text;mso-position-vertical:absolute;mso-position-vertical-relative:text;mso-width-percent:0;mso-height-percent:0;mso-width-relative:margin;mso-height-relative:margin" from="51.45pt,8.4pt" to="182.55pt,38.05pt" o:gfxdata="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" strokecolor="black [3213]" strokeweight=".5pt">
+              <v:line w14:anchorId="28F400C3" id="9 Conector recto" o:spid="_x0000_s1026" style="position:absolute;flip:x y;z-index:251664384;visibility:visible;mso-wrap-style:square;mso-width-percent:0;mso-height-percent:0;mso-wrap-distance-left:9pt;mso-wrap-distance-top:0;mso-wrap-distance-right:9pt;mso-wrap-distance-bottom:0;mso-position-horizontal:absolute;mso-position-horizontal-relative:text;mso-position-vertical:absolute;mso-position-vertical-relative:text;mso-width-percent:0;mso-height-percent:0;mso-width-relative:margin;mso-height-relative:margin" from="51.45pt,8.4pt" to="182.55pt,38.05pt" o:gfxdata="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" strokecolor="black [3213]" strokeweight=".5pt">
                 <v:stroke joinstyle="miter"/>
               </v:line>
             </w:pict>
@@ -9378,7 +9277,7 @@
           </mc:Choice>
           <mc:Fallback>
             <w:pict>
-              <v:line w14:anchorId="6078F751" id="21 Conector recto" o:spid="_x0000_s1026" style="position:absolute;flip:y;z-index:251677696;visibility:visible;mso-wrap-style:square;mso-width-percent:0;mso-height-percent:0;mso-wrap-distance-left:9pt;mso-wrap-distance-top:0;mso-wrap-distance-right:9pt;mso-wrap-distance-bottom:0;mso-position-horizontal:absolute;mso-position-horizontal-relative:text;mso-position-vertical:absolute;mso-position-vertical-relative:text;mso-width-percent:0;mso-height-percent:0;mso-width-relative:margin;mso-height-relative:margin" from="27.35pt,2.75pt" to="38.6pt,19.95pt" o:gfxdata="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" strokecolor="black [3213]" strokeweight=".5pt">
+              <v:line w14:anchorId="634DAEEE" id="21 Conector recto" o:spid="_x0000_s1026" style="position:absolute;flip:y;z-index:251677696;visibility:visible;mso-wrap-style:square;mso-width-percent:0;mso-height-percent:0;mso-wrap-distance-left:9pt;mso-wrap-distance-top:0;mso-wrap-distance-right:9pt;mso-wrap-distance-bottom:0;mso-position-horizontal:absolute;mso-position-horizontal-relative:text;mso-position-vertical:absolute;mso-position-vertical-relative:text;mso-width-percent:0;mso-height-percent:0;mso-width-relative:margin;mso-height-relative:margin" from="27.35pt,2.75pt" to="38.6pt,19.95pt" o:gfxdata="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" strokecolor="black [3213]" strokeweight=".5pt">
                 <v:stroke joinstyle="miter"/>
               </v:line>
             </w:pict>
@@ -9679,7 +9578,7 @@
           </mc:Choice>
           <mc:Fallback>
             <w:pict>
-              <v:line w14:anchorId="32FA2237" id="16 Conector recto" o:spid="_x0000_s1026" style="position:absolute;flip:y;z-index:251670528;visibility:visible;mso-wrap-style:square;mso-width-percent:0;mso-height-percent:0;mso-wrap-distance-left:9pt;mso-wrap-distance-top:0;mso-wrap-distance-right:9pt;mso-wrap-distance-bottom:0;mso-position-horizontal:absolute;mso-position-horizontal-relative:text;mso-position-vertical:absolute;mso-position-vertical-relative:text;mso-width-percent:0;mso-height-percent:0;mso-width-relative:margin;mso-height-relative:margin" from="27.45pt,190.6pt" to="38.7pt,207.8pt" o:gfxdata="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" strokecolor="black [3213]" strokeweight=".5pt">
+              <v:line w14:anchorId="776A5D96" id="16 Conector recto" o:spid="_x0000_s1026" style="position:absolute;flip:y;z-index:251670528;visibility:visible;mso-wrap-style:square;mso-width-percent:0;mso-height-percent:0;mso-wrap-distance-left:9pt;mso-wrap-distance-top:0;mso-wrap-distance-right:9pt;mso-wrap-distance-bottom:0;mso-position-horizontal:absolute;mso-position-horizontal-relative:text;mso-position-vertical:absolute;mso-position-vertical-relative:text;mso-width-percent:0;mso-height-percent:0;mso-width-relative:margin;mso-height-relative:margin" from="27.45pt,190.6pt" to="38.7pt,207.8pt" o:gfxdata="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" strokecolor="black [3213]" strokeweight=".5pt">
                 <v:stroke joinstyle="miter"/>
               </v:line>
             </w:pict>
@@ -9758,7 +9657,7 @@
           </mc:Choice>
           <mc:Fallback>
             <w:pict>
-              <v:line w14:anchorId="43754D79" id="15 Conector recto" o:spid="_x0000_s1026" style="position:absolute;flip:x y;z-index:251669504;visibility:visible;mso-wrap-style:square;mso-width-percent:0;mso-height-percent:0;mso-wrap-distance-left:9pt;mso-wrap-distance-top:0;mso-wrap-distance-right:9pt;mso-wrap-distance-bottom:0;mso-position-horizontal:absolute;mso-position-horizontal-relative:text;mso-position-vertical:absolute;mso-position-vertical-relative:text;mso-width-percent:0;mso-height-percent:0;mso-width-relative:margin;mso-height-relative:margin" from="38.7pt,190.5pt" to="52.2pt,207.75pt" o:gfxdata="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" strokecolor="black [3213]" strokeweight=".5pt">
+              <v:line w14:anchorId="5EA4E3D2" id="15 Conector recto" o:spid="_x0000_s1026" style="position:absolute;flip:x y;z-index:251669504;visibility:visible;mso-wrap-style:square;mso-width-percent:0;mso-height-percent:0;mso-wrap-distance-left:9pt;mso-wrap-distance-top:0;mso-wrap-distance-right:9pt;mso-wrap-distance-bottom:0;mso-position-horizontal:absolute;mso-position-horizontal-relative:text;mso-position-vertical:absolute;mso-position-vertical-relative:text;mso-width-percent:0;mso-height-percent:0;mso-width-relative:margin;mso-height-relative:margin" from="38.7pt,190.5pt" to="52.2pt,207.75pt" o:gfxdata="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" strokecolor="black [3213]" strokeweight=".5pt">
                 <v:stroke joinstyle="miter"/>
               </v:line>
             </w:pict>
@@ -9837,7 +9736,7 @@
           </mc:Choice>
           <mc:Fallback>
             <w:pict>
-              <v:line w14:anchorId="11992B7F" id="14 Conector recto" o:spid="_x0000_s1026" style="position:absolute;flip:y;z-index:251668480;visibility:visible;mso-wrap-style:square;mso-width-percent:0;mso-height-percent:0;mso-wrap-distance-left:9pt;mso-wrap-distance-top:0;mso-wrap-distance-right:9pt;mso-wrap-distance-bottom:0;mso-position-horizontal:absolute;mso-position-horizontal-relative:text;mso-position-vertical:absolute;mso-position-vertical-relative:text;mso-width-percent:0;mso-height-percent:0;mso-width-relative:margin;mso-height-relative:margin" from="38.7pt,144.8pt" to="38.7pt,190.5pt" o:gfxdata="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" strokecolor="black [3213]" strokeweight=".5pt">
+              <v:line w14:anchorId="44D42FC7" id="14 Conector recto" o:spid="_x0000_s1026" style="position:absolute;flip:y;z-index:251668480;visibility:visible;mso-wrap-style:square;mso-width-percent:0;mso-height-percent:0;mso-wrap-distance-left:9pt;mso-wrap-distance-top:0;mso-wrap-distance-right:9pt;mso-wrap-distance-bottom:0;mso-position-horizontal:absolute;mso-position-horizontal-relative:text;mso-position-vertical:absolute;mso-position-vertical-relative:text;mso-width-percent:0;mso-height-percent:0;mso-width-relative:margin;mso-height-relative:margin" from="38.7pt,144.8pt" to="38.7pt,190.5pt" o:gfxdata="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" strokecolor="black [3213]" strokeweight=".5pt">
                 <v:stroke joinstyle="miter"/>
               </v:line>
             </w:pict>
@@ -9916,7 +9815,7 @@
           </mc:Choice>
           <mc:Fallback>
             <w:pict>
-              <v:line w14:anchorId="3DA79BC4" id="17 Conector recto" o:spid="_x0000_s1026" style="position:absolute;flip:x y;z-index:251671552;visibility:visible;mso-wrap-style:square;mso-width-percent:0;mso-height-percent:0;mso-wrap-distance-left:9pt;mso-wrap-distance-top:0;mso-wrap-distance-right:9pt;mso-wrap-distance-bottom:0;mso-position-horizontal:absolute;mso-position-horizontal-relative:text;mso-position-vertical:absolute;mso-position-vertical-relative:text;mso-width-percent:0;mso-height-percent:0;mso-width-relative:margin;mso-height-relative:margin" from="38.7pt,144.8pt" to="52.2pt,162.05pt" o:gfxdata="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" strokecolor="black [3213]" strokeweight=".5pt">
+              <v:line w14:anchorId="4ED7473A" id="17 Conector recto" o:spid="_x0000_s1026" style="position:absolute;flip:x y;z-index:251671552;visibility:visible;mso-wrap-style:square;mso-width-percent:0;mso-height-percent:0;mso-wrap-distance-left:9pt;mso-wrap-distance-top:0;mso-wrap-distance-right:9pt;mso-wrap-distance-bottom:0;mso-position-horizontal:absolute;mso-position-horizontal-relative:text;mso-position-vertical:absolute;mso-position-vertical-relative:text;mso-width-percent:0;mso-height-percent:0;mso-width-relative:margin;mso-height-relative:margin" from="38.7pt,144.8pt" to="52.2pt,162.05pt" o:gfxdata="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" strokecolor="black [3213]" strokeweight=".5pt">
                 <v:stroke joinstyle="miter"/>
               </v:line>
             </w:pict>
@@ -9995,7 +9894,7 @@
           </mc:Choice>
           <mc:Fallback>
             <w:pict>
-              <v:line w14:anchorId="69DB45E0" id="18 Conector recto" o:spid="_x0000_s1026" style="position:absolute;flip:y;z-index:251672576;visibility:visible;mso-wrap-style:square;mso-width-percent:0;mso-height-percent:0;mso-wrap-distance-left:9pt;mso-wrap-distance-top:0;mso-wrap-distance-right:9pt;mso-wrap-distance-bottom:0;mso-position-horizontal:absolute;mso-position-horizontal-relative:text;mso-position-vertical:absolute;mso-position-vertical-relative:text;mso-width-percent:0;mso-height-percent:0;mso-width-relative:margin;mso-height-relative:margin" from="27.45pt,144.85pt" to="38.7pt,162.05pt" o:gfxdata="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" strokecolor="black [3213]" strokeweight=".5pt">
+              <v:line w14:anchorId="3E069841" id="18 Conector recto" o:spid="_x0000_s1026" style="position:absolute;flip:y;z-index:251672576;visibility:visible;mso-wrap-style:square;mso-width-percent:0;mso-height-percent:0;mso-wrap-distance-left:9pt;mso-wrap-distance-top:0;mso-wrap-distance-right:9pt;mso-wrap-distance-bottom:0;mso-position-horizontal:absolute;mso-position-horizontal-relative:text;mso-position-vertical:absolute;mso-position-vertical-relative:text;mso-width-percent:0;mso-height-percent:0;mso-width-relative:margin;mso-height-relative:margin" from="27.45pt,144.85pt" to="38.7pt,162.05pt" o:gfxdata="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" strokecolor="black [3213]" strokeweight=".5pt">
                 <v:stroke joinstyle="miter"/>
               </v:line>
             </w:pict>
@@ -10079,7 +9978,7 @@
           </mc:Choice>
           <mc:Fallback>
             <w:pict>
-              <v:oval w14:anchorId="66BB0D05" id="25 Elipse" o:spid="_x0000_s1026" style="position:absolute;margin-left:27.45pt;margin-top:123.35pt;width:22.5pt;height:21.75pt;z-index:251667456;visibility:visible;mso-wrap-style:square;mso-width-percent:0;mso-height-percent:0;mso-wrap-distance-left:9pt;mso-wrap-distance-top:0;mso-wrap-distance-right:9pt;mso-wrap-distance-bottom:0;mso-position-horizontal:absolute;mso-position-horizontal-relative:text;mso-position-vertical:absolute;mso-position-vertical-relative:text;mso-width-percent:0;mso-height-percent:0;mso-width-relative:margin;mso-height-relative:margin;v-text-anchor:middle" o:gfxdata="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" fillcolor="white [3201]" strokecolor="black [3213]" strokeweight=".25pt">
+              <v:oval w14:anchorId="4ECBBBF2" id="25 Elipse" o:spid="_x0000_s1026" style="position:absolute;margin-left:27.45pt;margin-top:123.35pt;width:22.5pt;height:21.75pt;z-index:251667456;visibility:visible;mso-wrap-style:square;mso-width-percent:0;mso-height-percent:0;mso-wrap-distance-left:9pt;mso-wrap-distance-top:0;mso-wrap-distance-right:9pt;mso-wrap-distance-bottom:0;mso-position-horizontal:absolute;mso-position-horizontal-relative:text;mso-position-vertical:absolute;mso-position-vertical-relative:text;mso-width-percent:0;mso-height-percent:0;mso-width-relative:margin;mso-height-relative:margin;v-text-anchor:middle" o:gfxdata="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" fillcolor="white [3201]" strokecolor="black [3213]" strokeweight=".25pt">
                 <v:stroke joinstyle="miter"/>
               </v:oval>
             </w:pict>
@@ -10165,7 +10064,7 @@
           </mc:Choice>
           <mc:Fallback>
             <w:pict>
-              <v:line w14:anchorId="54ACCDD9" id="23 Conector recto" o:spid="_x0000_s1026" style="position:absolute;flip:y;z-index:251679744;visibility:visible;mso-wrap-style:square;mso-width-percent:0;mso-height-percent:0;mso-wrap-distance-left:9pt;mso-wrap-distance-top:0;mso-wrap-distance-right:9pt;mso-wrap-distance-bottom:0;mso-position-horizontal:absolute;mso-position-horizontal-relative:text;mso-position-vertical:absolute;mso-position-vertical-relative:text;mso-width-percent:0;mso-height-percent:0;mso-width-relative:margin;mso-height-relative:margin" from="26.7pt,4.4pt" to="37.95pt,21.6pt" o:gfxdata="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" strokecolor="black [3213]" strokeweight=".5pt">
+              <v:line w14:anchorId="44D0A05D" id="23 Conector recto" o:spid="_x0000_s1026" style="position:absolute;flip:y;z-index:251679744;visibility:visible;mso-wrap-style:square;mso-width-percent:0;mso-height-percent:0;mso-wrap-distance-left:9pt;mso-wrap-distance-top:0;mso-wrap-distance-right:9pt;mso-wrap-distance-bottom:0;mso-position-horizontal:absolute;mso-position-horizontal-relative:text;mso-position-vertical:absolute;mso-position-vertical-relative:text;mso-width-percent:0;mso-height-percent:0;mso-width-relative:margin;mso-height-relative:margin" from="26.7pt,4.4pt" to="37.95pt,21.6pt" o:gfxdata="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" strokecolor="black [3213]" strokeweight=".5pt">
                 <v:stroke joinstyle="miter"/>
               </v:line>
             </w:pict>
@@ -10244,7 +10143,7 @@
           </mc:Choice>
           <mc:Fallback>
             <w:pict>
-              <v:line w14:anchorId="788F5E63" id="24 Conector recto" o:spid="_x0000_s1026" style="position:absolute;flip:x y;z-index:251680768;visibility:visible;mso-wrap-style:square;mso-width-percent:0;mso-height-percent:0;mso-wrap-distance-left:9pt;mso-wrap-distance-top:0;mso-wrap-distance-right:9pt;mso-wrap-distance-bottom:0;mso-position-horizontal:absolute;mso-position-horizontal-relative:text;mso-position-vertical:absolute;mso-position-vertical-relative:text;mso-width-percent:0;mso-height-percent:0;mso-width-relative:margin;mso-height-relative:margin" from="38.7pt,4.25pt" to="52.2pt,21.5pt" o:gfxdata="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" strokecolor="black [3213]" strokeweight=".5pt">
+              <v:line w14:anchorId="351970AB" id="24 Conector recto" o:spid="_x0000_s1026" style="position:absolute;flip:x y;z-index:251680768;visibility:visible;mso-wrap-style:square;mso-width-percent:0;mso-height-percent:0;mso-wrap-distance-left:9pt;mso-wrap-distance-top:0;mso-wrap-distance-right:9pt;mso-wrap-distance-bottom:0;mso-position-horizontal:absolute;mso-position-horizontal-relative:text;mso-position-vertical:absolute;mso-position-vertical-relative:text;mso-width-percent:0;mso-height-percent:0;mso-width-relative:margin;mso-height-relative:margin" from="38.7pt,4.25pt" to="52.2pt,21.5pt" o:gfxdata="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" strokecolor="black [3213]" strokeweight=".5pt">
                 <v:stroke joinstyle="miter"/>
               </v:line>
             </w:pict>
@@ -10679,7 +10578,7 @@
           </mc:Choice>
           <mc:Fallback>
             <w:pict>
-              <v:line w14:anchorId="5ED76D27" id="33 Conector recto" o:spid="_x0000_s1026" style="position:absolute;flip:x y;z-index:251689984;visibility:visible;mso-wrap-style:square;mso-width-percent:0;mso-height-percent:0;mso-wrap-distance-left:9pt;mso-wrap-distance-top:0;mso-wrap-distance-right:9pt;mso-wrap-distance-bottom:0;mso-position-horizontal:absolute;mso-position-horizontal-relative:text;mso-position-vertical:absolute;mso-position-vertical-relative:text;mso-width-percent:0;mso-height-percent:0;mso-width-relative:margin;mso-height-relative:margin" from="255.2pt,17.4pt" to="307.75pt,34.25pt" o:gfxdata="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" strokecolor="black [3213]" strokeweight=".5pt">
+              <v:line w14:anchorId="36283310" id="33 Conector recto" o:spid="_x0000_s1026" style="position:absolute;flip:x y;z-index:251689984;visibility:visible;mso-wrap-style:square;mso-width-percent:0;mso-height-percent:0;mso-wrap-distance-left:9pt;mso-wrap-distance-top:0;mso-wrap-distance-right:9pt;mso-wrap-distance-bottom:0;mso-position-horizontal:absolute;mso-position-horizontal-relative:text;mso-position-vertical:absolute;mso-position-vertical-relative:text;mso-width-percent:0;mso-height-percent:0;mso-width-relative:margin;mso-height-relative:margin" from="255.2pt,17.4pt" to="307.75pt,34.25pt" o:gfxdata="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" strokecolor="black [3213]" strokeweight=".5pt">
                 <v:stroke dashstyle="dash" startarrow="open" joinstyle="miter"/>
               </v:line>
             </w:pict>
@@ -10765,7 +10664,7 @@
           </mc:Choice>
           <mc:Fallback>
             <w:pict>
-              <v:line w14:anchorId="70A53D73" id="11 Conector recto" o:spid="_x0000_s1026" style="position:absolute;flip:x;z-index:251665408;visibility:visible;mso-wrap-style:square;mso-width-percent:0;mso-height-percent:0;mso-wrap-distance-left:9pt;mso-wrap-distance-top:0;mso-wrap-distance-right:9pt;mso-wrap-distance-bottom:0;mso-position-horizontal:absolute;mso-position-horizontal-relative:text;mso-position-vertical:absolute;mso-position-vertical-relative:text;mso-width-percent:0;mso-height-percent:0;mso-width-relative:margin;mso-height-relative:margin" from="55.95pt,6.9pt" to="160.95pt,63.9pt" o:gfxdata="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" strokecolor="black [3213]" strokeweight=".5pt">
+              <v:line w14:anchorId="6DCF41DF" id="11 Conector recto" o:spid="_x0000_s1026" style="position:absolute;flip:x;z-index:251665408;visibility:visible;mso-wrap-style:square;mso-width-percent:0;mso-height-percent:0;mso-wrap-distance-left:9pt;mso-wrap-distance-top:0;mso-wrap-distance-right:9pt;mso-wrap-distance-bottom:0;mso-position-horizontal:absolute;mso-position-horizontal-relative:text;mso-position-vertical:absolute;mso-position-vertical-relative:text;mso-width-percent:0;mso-height-percent:0;mso-width-relative:margin;mso-height-relative:margin" from="55.95pt,6.9pt" to="160.95pt,63.9pt" o:gfxdata="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" strokecolor="black [3213]" strokeweight=".5pt">
                 <v:stroke joinstyle="miter"/>
               </v:line>
             </w:pict>
@@ -10962,7 +10861,7 @@
           </mc:Choice>
           <mc:Fallback>
             <w:pict>
-              <v:line w14:anchorId="1BF612EB" id="32 Conector recto" o:spid="_x0000_s1026" style="position:absolute;flip:x;z-index:251687936;visibility:visible;mso-wrap-style:square;mso-width-percent:0;mso-height-percent:0;mso-wrap-distance-left:9pt;mso-wrap-distance-top:0;mso-wrap-distance-right:9pt;mso-wrap-distance-bottom:0;mso-position-horizontal:absolute;mso-position-horizontal-relative:text;mso-position-vertical:absolute;mso-position-vertical-relative:text;mso-width-percent:0;mso-height-percent:0;mso-width-relative:margin;mso-height-relative:margin" from="254.3pt,14.95pt" to="306.85pt,32.55pt" o:gfxdata="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" strokecolor="black [3213]" strokeweight=".5pt">
+              <v:line w14:anchorId="315E2301" id="32 Conector recto" o:spid="_x0000_s1026" style="position:absolute;flip:x;z-index:251687936;visibility:visible;mso-wrap-style:square;mso-width-percent:0;mso-height-percent:0;mso-wrap-distance-left:9pt;mso-wrap-distance-top:0;mso-wrap-distance-right:9pt;mso-wrap-distance-bottom:0;mso-position-horizontal:absolute;mso-position-horizontal-relative:text;mso-position-vertical:absolute;mso-position-vertical-relative:text;mso-width-percent:0;mso-height-percent:0;mso-width-relative:margin;mso-height-relative:margin" from="254.3pt,14.95pt" to="306.85pt,32.55pt" o:gfxdata="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" strokecolor="black [3213]" strokeweight=".5pt">
                 <v:stroke dashstyle="dash" startarrow="open" joinstyle="miter"/>
               </v:line>
             </w:pict>
@@ -11048,7 +10947,7 @@
           </mc:Choice>
           <mc:Fallback>
             <w:pict>
-              <v:line w14:anchorId="6AAFA067" id="29 Conector recto" o:spid="_x0000_s1026" style="position:absolute;flip:x y;z-index:251683840;visibility:visible;mso-wrap-style:square;mso-width-percent:0;mso-height-percent:0;mso-wrap-distance-left:9pt;mso-wrap-distance-top:0;mso-wrap-distance-right:9pt;mso-wrap-distance-bottom:0;mso-position-horizontal:absolute;mso-position-horizontal-relative:text;mso-position-vertical:absolute;mso-position-vertical-relative:text;mso-width-percent:0;mso-height-percent:0;mso-width-relative:margin;mso-height-relative:margin" from="55.95pt,20.6pt" to="309.45pt,124.1pt" o:gfxdata="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" strokecolor="black [3213]" strokeweight=".5pt">
+              <v:line w14:anchorId="695AFF2D" id="29 Conector recto" o:spid="_x0000_s1026" style="position:absolute;flip:x y;z-index:251683840;visibility:visible;mso-wrap-style:square;mso-width-percent:0;mso-height-percent:0;mso-wrap-distance-left:9pt;mso-wrap-distance-top:0;mso-wrap-distance-right:9pt;mso-wrap-distance-bottom:0;mso-position-horizontal:absolute;mso-position-horizontal-relative:text;mso-position-vertical:absolute;mso-position-vertical-relative:text;mso-width-percent:0;mso-height-percent:0;mso-width-relative:margin;mso-height-relative:margin" from="55.95pt,20.6pt" to="309.45pt,124.1pt" o:gfxdata="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" strokecolor="black [3213]" strokeweight=".5pt">
                 <v:stroke joinstyle="miter"/>
               </v:line>
             </w:pict>
@@ -11127,7 +11026,7 @@
           </mc:Choice>
           <mc:Fallback>
             <w:pict>
-              <v:line w14:anchorId="3A1C0300" id="12 Conector recto" o:spid="_x0000_s1026" style="position:absolute;flip:x;z-index:251666432;visibility:visible;mso-wrap-style:square;mso-width-percent:0;mso-height-percent:0;mso-wrap-distance-left:9pt;mso-wrap-distance-top:0;mso-wrap-distance-right:9pt;mso-wrap-distance-bottom:0;mso-position-horizontal:absolute;mso-position-horizontal-relative:text;mso-position-vertical:absolute;mso-position-vertical-relative:text;mso-width-percent:0;mso-height-percent:0;mso-width-relative:margin;mso-height-relative:margin" from="55.95pt,14.6pt" to="159.4pt,21.35pt" o:gfxdata="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" strokecolor="black [3213]" strokeweight=".5pt">
+              <v:line w14:anchorId="23CB4C98" id="12 Conector recto" o:spid="_x0000_s1026" style="position:absolute;flip:x;z-index:251666432;visibility:visible;mso-wrap-style:square;mso-width-percent:0;mso-height-percent:0;mso-wrap-distance-left:9pt;mso-wrap-distance-top:0;mso-wrap-distance-right:9pt;mso-wrap-distance-bottom:0;mso-position-horizontal:absolute;mso-position-horizontal-relative:text;mso-position-vertical:absolute;mso-position-vertical-relative:text;mso-width-percent:0;mso-height-percent:0;mso-width-relative:margin;mso-height-relative:margin" from="55.95pt,14.6pt" to="159.4pt,21.35pt" o:gfxdata="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" strokecolor="black [3213]" strokeweight=".5pt">
                 <v:stroke joinstyle="miter"/>
               </v:line>
             </w:pict>
@@ -11206,7 +11105,7 @@
           </mc:Choice>
           <mc:Fallback>
             <w:pict>
-              <v:line w14:anchorId="37C45DA9" id="27 Conector recto" o:spid="_x0000_s1026" style="position:absolute;flip:x y;z-index:251682816;visibility:visible;mso-wrap-style:square;mso-width-percent:0;mso-height-percent:0;mso-wrap-distance-left:9pt;mso-wrap-distance-top:0;mso-wrap-distance-right:9pt;mso-wrap-distance-bottom:0;mso-position-horizontal:absolute;mso-position-horizontal-relative:text;mso-position-vertical:absolute;mso-position-vertical-relative:text;mso-width-percent:0;mso-height-percent:0;mso-width-relative:margin;mso-height-relative:margin" from="55.95pt,20.6pt" to="247.2pt,64.1pt" o:gfxdata="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" strokecolor="black [3213]" strokeweight=".5pt">
+              <v:line w14:anchorId="313F613B" id="27 Conector recto" o:spid="_x0000_s1026" style="position:absolute;flip:x y;z-index:251682816;visibility:visible;mso-wrap-style:square;mso-width-percent:0;mso-height-percent:0;mso-wrap-distance-left:9pt;mso-wrap-distance-top:0;mso-wrap-distance-right:9pt;mso-wrap-distance-bottom:0;mso-position-horizontal:absolute;mso-position-horizontal-relative:text;mso-position-vertical:absolute;mso-position-vertical-relative:text;mso-width-percent:0;mso-height-percent:0;mso-width-relative:margin;mso-height-relative:margin" from="55.95pt,20.6pt" to="247.2pt,64.1pt" o:gfxdata="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" strokecolor="black [3213]" strokeweight=".5pt">
                 <v:stroke joinstyle="miter"/>
               </v:line>
             </w:pict>
@@ -11415,7 +11314,7 @@
           </mc:Choice>
           <mc:Fallback>
             <w:pict>
-              <v:line w14:anchorId="7095B1D4" id="5 Conector recto" o:spid="_x0000_s1026" style="position:absolute;flip:x y;z-index:251716608;visibility:visible;mso-wrap-style:square;mso-width-percent:0;mso-height-percent:0;mso-wrap-distance-left:9pt;mso-wrap-distance-top:0;mso-wrap-distance-right:9pt;mso-wrap-distance-bottom:0;mso-position-horizontal:absolute;mso-position-horizontal-relative:text;mso-position-vertical:absolute;mso-position-vertical-relative:text;mso-width-percent:0;mso-height-percent:0;mso-width-relative:margin;mso-height-relative:margin" from="55.95pt,-.3pt" to="159.35pt,133.95pt" o:gfxdata="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" strokecolor="black [3213]" strokeweight=".5pt">
+              <v:line w14:anchorId="665F0F49" id="5 Conector recto" o:spid="_x0000_s1026" style="position:absolute;flip:x y;z-index:251716608;visibility:visible;mso-wrap-style:square;mso-width-percent:0;mso-height-percent:0;mso-wrap-distance-left:9pt;mso-wrap-distance-top:0;mso-wrap-distance-right:9pt;mso-wrap-distance-bottom:0;mso-position-horizontal:absolute;mso-position-horizontal-relative:text;mso-position-vertical:absolute;mso-position-vertical-relative:text;mso-width-percent:0;mso-height-percent:0;mso-width-relative:margin;mso-height-relative:margin" from="55.95pt,-.3pt" to="159.35pt,133.95pt" o:gfxdata="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" strokecolor="black [3213]" strokeweight=".5pt">
                 <v:stroke joinstyle="miter"/>
               </v:line>
             </w:pict>
@@ -11494,7 +11393,7 @@
           </mc:Choice>
           <mc:Fallback>
             <w:pict>
-              <v:line w14:anchorId="4AE634AA" id="36 Conector recto" o:spid="_x0000_s1026" style="position:absolute;flip:x y;z-index:251718656;visibility:visible;mso-wrap-style:square;mso-width-percent:0;mso-height-percent:0;mso-wrap-distance-left:9pt;mso-wrap-distance-top:0;mso-wrap-distance-right:9pt;mso-wrap-distance-bottom:0;mso-position-horizontal:absolute;mso-position-horizontal-relative:text;mso-position-vertical:absolute;mso-position-vertical-relative:text;mso-width-percent:0;mso-height-percent:0;mso-width-relative:margin;mso-height-relative:margin" from="55.95pt,-.3pt" to="290.7pt,149.7pt" o:gfxdata="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" strokecolor="black [3213]" strokeweight=".5pt">
+              <v:line w14:anchorId="34891325" id="36 Conector recto" o:spid="_x0000_s1026" style="position:absolute;flip:x y;z-index:251718656;visibility:visible;mso-wrap-style:square;mso-width-percent:0;mso-height-percent:0;mso-wrap-distance-left:9pt;mso-wrap-distance-top:0;mso-wrap-distance-right:9pt;mso-wrap-distance-bottom:0;mso-position-horizontal:absolute;mso-position-horizontal-relative:text;mso-position-vertical:absolute;mso-position-vertical-relative:text;mso-width-percent:0;mso-height-percent:0;mso-width-relative:margin;mso-height-relative:margin" from="55.95pt,-.3pt" to="290.7pt,149.7pt" o:gfxdata="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" strokecolor="black [3213]" strokeweight=".5pt">
                 <v:stroke joinstyle="miter"/>
               </v:line>
             </w:pict>
@@ -12801,25 +12700,14 @@
           <w:szCs w:val="24"/>
         </w:rPr>
       </w:pPr>
-      <w:proofErr w:type="spellStart"/>
-      <w:r>
-        <w:rPr>
-          <w:rFonts w:ascii="Arial" w:eastAsia="Arial" w:hAnsi="Arial" w:cs="Arial"/>
-          <w:b/>
-          <w:sz w:val="24"/>
-          <w:szCs w:val="24"/>
-        </w:rPr>
-        <w:t>Pre-condiciones</w:t>
-      </w:r>
-      <w:proofErr w:type="spellEnd"/>
-      <w:r>
-        <w:rPr>
-          <w:rFonts w:ascii="Arial" w:eastAsia="Arial" w:hAnsi="Arial" w:cs="Arial"/>
-          <w:b/>
-          <w:sz w:val="24"/>
-          <w:szCs w:val="24"/>
-        </w:rPr>
-        <w:t xml:space="preserve">: </w:t>
+      <w:r>
+        <w:rPr>
+          <w:rFonts w:ascii="Arial" w:eastAsia="Arial" w:hAnsi="Arial" w:cs="Arial"/>
+          <w:b/>
+          <w:sz w:val="24"/>
+          <w:szCs w:val="24"/>
+        </w:rPr>
+        <w:t xml:space="preserve">Pre-condiciones: </w:t>
       </w:r>
       <w:r>
         <w:rPr>
@@ -12854,7 +12742,6 @@
           <w:szCs w:val="24"/>
         </w:rPr>
       </w:pPr>
-      <w:proofErr w:type="spellStart"/>
       <w:r>
         <w:rPr>
           <w:rFonts w:ascii="Arial" w:eastAsia="Arial" w:hAnsi="Arial" w:cs="Arial"/>
@@ -12871,17 +12758,7 @@
           <w:sz w:val="24"/>
           <w:szCs w:val="24"/>
         </w:rPr>
-        <w:t>-condiciones</w:t>
-      </w:r>
-      <w:proofErr w:type="spellEnd"/>
-      <w:r>
-        <w:rPr>
-          <w:rFonts w:ascii="Arial" w:eastAsia="Arial" w:hAnsi="Arial" w:cs="Arial"/>
-          <w:b/>
-          <w:sz w:val="24"/>
-          <w:szCs w:val="24"/>
-        </w:rPr>
-        <w:t>:</w:t>
+        <w:t>-condiciones:</w:t>
       </w:r>
       <w:r>
         <w:rPr>
@@ -13421,7 +13298,6 @@
         </w:rPr>
         <w:t xml:space="preserve">ingresa el </w:t>
       </w:r>
-      <w:proofErr w:type="spellStart"/>
       <w:r>
         <w:rPr>
           <w:rFonts w:ascii="Arial" w:eastAsia="Arial" w:hAnsi="Arial" w:cs="Arial"/>
@@ -13431,7 +13307,6 @@
         </w:rPr>
         <w:t>dni</w:t>
       </w:r>
-      <w:proofErr w:type="spellEnd"/>
       <w:r>
         <w:rPr>
           <w:rFonts w:ascii="Arial" w:eastAsia="Arial" w:hAnsi="Arial" w:cs="Arial"/>
@@ -13686,7 +13561,6 @@
         </w:rPr>
         <w:t xml:space="preserve">8 a. El recepcionista ingresó un </w:t>
       </w:r>
-      <w:proofErr w:type="spellStart"/>
       <w:r>
         <w:rPr>
           <w:rFonts w:ascii="Arial" w:eastAsia="Arial" w:hAnsi="Arial" w:cs="Arial"/>
@@ -13695,7 +13569,6 @@
         </w:rPr>
         <w:t>dni</w:t>
       </w:r>
-      <w:proofErr w:type="spellEnd"/>
       <w:r>
         <w:rPr>
           <w:rFonts w:ascii="Arial" w:eastAsia="Arial" w:hAnsi="Arial" w:cs="Arial"/>
@@ -13723,7 +13596,6 @@
         </w:rPr>
         <w:t xml:space="preserve">1. El sistema muestra un mensaje de advertencia indicando que el </w:t>
       </w:r>
-      <w:proofErr w:type="spellStart"/>
       <w:r>
         <w:rPr>
           <w:rFonts w:ascii="Arial" w:eastAsia="Arial" w:hAnsi="Arial" w:cs="Arial"/>
@@ -13732,7 +13604,6 @@
         </w:rPr>
         <w:t>dni</w:t>
       </w:r>
-      <w:proofErr w:type="spellEnd"/>
       <w:r>
         <w:rPr>
           <w:rFonts w:ascii="Arial" w:eastAsia="Arial" w:hAnsi="Arial" w:cs="Arial"/>
@@ -13800,7 +13671,6 @@
         </w:rPr>
         <w:t xml:space="preserve">El </w:t>
       </w:r>
-      <w:proofErr w:type="spellStart"/>
       <w:r>
         <w:rPr>
           <w:rFonts w:ascii="Arial" w:eastAsia="Arial" w:hAnsi="Arial" w:cs="Arial"/>
@@ -13809,7 +13679,6 @@
         </w:rPr>
         <w:t>dni</w:t>
       </w:r>
-      <w:proofErr w:type="spellEnd"/>
       <w:r>
         <w:rPr>
           <w:rFonts w:ascii="Arial" w:eastAsia="Arial" w:hAnsi="Arial" w:cs="Arial"/>
@@ -14442,41 +14311,81 @@
           <w:sz w:val="24"/>
           <w:szCs w:val="24"/>
         </w:rPr>
+        <w:t xml:space="preserve"> iniciarHospedaje(</w:t>
+      </w:r>
+      <w:r>
+        <w:rPr>
+          <w:rFonts w:ascii="Arial" w:eastAsia="Arial" w:hAnsi="Arial" w:cs="Arial"/>
+          <w:sz w:val="24"/>
+          <w:szCs w:val="24"/>
+        </w:rPr>
+        <w:t>id</w:t>
+      </w:r>
+      <w:r>
+        <w:rPr>
+          <w:rFonts w:ascii="Arial" w:eastAsia="Arial" w:hAnsi="Arial" w:cs="Arial"/>
+          <w:sz w:val="24"/>
+          <w:szCs w:val="24"/>
+        </w:rPr>
+        <w:t>)</w:t>
+      </w:r>
+      <w:r>
+        <w:rPr>
+          <w:rFonts w:ascii="Arial" w:eastAsia="Arial" w:hAnsi="Arial" w:cs="Arial"/>
+          <w:sz w:val="24"/>
+          <w:szCs w:val="24"/>
+        </w:rPr>
+        <w:br/>
+      </w:r>
+      <w:r>
+        <w:rPr>
+          <w:rFonts w:ascii="Arial" w:eastAsia="Arial" w:hAnsi="Arial" w:cs="Arial"/>
+          <w:b/>
+          <w:sz w:val="24"/>
+          <w:szCs w:val="24"/>
+        </w:rPr>
+        <w:t xml:space="preserve">Referencias cruzadas: </w:t>
+      </w:r>
+      <w:r>
+        <w:rPr>
+          <w:rFonts w:ascii="Arial" w:eastAsia="Arial" w:hAnsi="Arial" w:cs="Arial"/>
+          <w:sz w:val="24"/>
+          <w:szCs w:val="24"/>
+        </w:rPr>
+        <w:t>Caso de uso 1: Registrar Hospedaje</w:t>
+      </w:r>
+      <w:r>
+        <w:rPr>
+          <w:rFonts w:ascii="Arial" w:eastAsia="Arial" w:hAnsi="Arial" w:cs="Arial"/>
+          <w:sz w:val="24"/>
+          <w:szCs w:val="24"/>
+        </w:rPr>
+        <w:br/>
+      </w:r>
+      <w:r>
+        <w:rPr>
+          <w:rFonts w:ascii="Arial" w:eastAsia="Arial" w:hAnsi="Arial" w:cs="Arial"/>
+          <w:b/>
+          <w:sz w:val="24"/>
+          <w:szCs w:val="24"/>
+        </w:rPr>
+        <w:t>Responsabilidades:</w:t>
+      </w:r>
+      <w:r>
+        <w:rPr>
+          <w:rFonts w:ascii="Arial" w:eastAsia="Arial" w:hAnsi="Arial" w:cs="Arial"/>
+          <w:sz w:val="24"/>
+          <w:szCs w:val="24"/>
+        </w:rPr>
         <w:t xml:space="preserve"> </w:t>
       </w:r>
-      <w:proofErr w:type="spellStart"/>
-      <w:r>
-        <w:rPr>
-          <w:rFonts w:ascii="Arial" w:eastAsia="Arial" w:hAnsi="Arial" w:cs="Arial"/>
-          <w:sz w:val="24"/>
-          <w:szCs w:val="24"/>
-        </w:rPr>
-        <w:t>iniciarHospedaje</w:t>
-      </w:r>
-      <w:proofErr w:type="spellEnd"/>
-      <w:r>
-        <w:rPr>
-          <w:rFonts w:ascii="Arial" w:eastAsia="Arial" w:hAnsi="Arial" w:cs="Arial"/>
-          <w:sz w:val="24"/>
-          <w:szCs w:val="24"/>
-        </w:rPr>
-        <w:t>(</w:t>
-      </w:r>
-      <w:r>
-        <w:rPr>
-          <w:rFonts w:ascii="Arial" w:eastAsia="Arial" w:hAnsi="Arial" w:cs="Arial"/>
-          <w:sz w:val="24"/>
-          <w:szCs w:val="24"/>
-        </w:rPr>
-        <w:t>id</w:t>
-      </w:r>
-      <w:r>
-        <w:rPr>
-          <w:rFonts w:ascii="Arial" w:eastAsia="Arial" w:hAnsi="Arial" w:cs="Arial"/>
-          <w:sz w:val="24"/>
-          <w:szCs w:val="24"/>
-        </w:rPr>
-        <w:t>)</w:t>
+      <w:r>
+        <w:rPr>
+          <w:rFonts w:ascii="Arial" w:eastAsia="Arial" w:hAnsi="Arial" w:cs="Arial"/>
+          <w:sz w:val="24"/>
+          <w:szCs w:val="24"/>
+        </w:rPr>
+        <w:t>iniciar un nuevo registro de hospedaje.</w:t>
       </w:r>
       <w:r>
         <w:rPr>
@@ -14493,15 +14402,15 @@
           <w:sz w:val="24"/>
           <w:szCs w:val="24"/>
         </w:rPr>
-        <w:t xml:space="preserve">Referencias cruzadas: </w:t>
-      </w:r>
-      <w:r>
-        <w:rPr>
-          <w:rFonts w:ascii="Arial" w:eastAsia="Arial" w:hAnsi="Arial" w:cs="Arial"/>
-          <w:sz w:val="24"/>
-          <w:szCs w:val="24"/>
-        </w:rPr>
-        <w:t>Caso de uso 1: Registrar Hospedaje</w:t>
+        <w:t>Pre-condiciones:</w:t>
+      </w:r>
+      <w:r>
+        <w:rPr>
+          <w:rFonts w:ascii="Arial" w:eastAsia="Arial" w:hAnsi="Arial" w:cs="Arial"/>
+          <w:sz w:val="24"/>
+          <w:szCs w:val="24"/>
+        </w:rPr>
+        <w:t xml:space="preserve"> -</w:t>
       </w:r>
       <w:r>
         <w:rPr>
@@ -14518,76 +14427,6 @@
           <w:sz w:val="24"/>
           <w:szCs w:val="24"/>
         </w:rPr>
-        <w:t>Responsabilidades:</w:t>
-      </w:r>
-      <w:r>
-        <w:rPr>
-          <w:rFonts w:ascii="Arial" w:eastAsia="Arial" w:hAnsi="Arial" w:cs="Arial"/>
-          <w:sz w:val="24"/>
-          <w:szCs w:val="24"/>
-        </w:rPr>
-        <w:t xml:space="preserve"> </w:t>
-      </w:r>
-      <w:r>
-        <w:rPr>
-          <w:rFonts w:ascii="Arial" w:eastAsia="Arial" w:hAnsi="Arial" w:cs="Arial"/>
-          <w:sz w:val="24"/>
-          <w:szCs w:val="24"/>
-        </w:rPr>
-        <w:t>iniciar un nuevo registro de hospedaje.</w:t>
-      </w:r>
-      <w:r>
-        <w:rPr>
-          <w:rFonts w:ascii="Arial" w:eastAsia="Arial" w:hAnsi="Arial" w:cs="Arial"/>
-          <w:sz w:val="24"/>
-          <w:szCs w:val="24"/>
-        </w:rPr>
-        <w:br/>
-      </w:r>
-      <w:proofErr w:type="spellStart"/>
-      <w:r>
-        <w:rPr>
-          <w:rFonts w:ascii="Arial" w:eastAsia="Arial" w:hAnsi="Arial" w:cs="Arial"/>
-          <w:b/>
-          <w:sz w:val="24"/>
-          <w:szCs w:val="24"/>
-        </w:rPr>
-        <w:t>Pre-condiciones</w:t>
-      </w:r>
-      <w:proofErr w:type="spellEnd"/>
-      <w:r>
-        <w:rPr>
-          <w:rFonts w:ascii="Arial" w:eastAsia="Arial" w:hAnsi="Arial" w:cs="Arial"/>
-          <w:b/>
-          <w:sz w:val="24"/>
-          <w:szCs w:val="24"/>
-        </w:rPr>
-        <w:t>:</w:t>
-      </w:r>
-      <w:r>
-        <w:rPr>
-          <w:rFonts w:ascii="Arial" w:eastAsia="Arial" w:hAnsi="Arial" w:cs="Arial"/>
-          <w:sz w:val="24"/>
-          <w:szCs w:val="24"/>
-        </w:rPr>
-        <w:t xml:space="preserve"> -</w:t>
-      </w:r>
-      <w:r>
-        <w:rPr>
-          <w:rFonts w:ascii="Arial" w:eastAsia="Arial" w:hAnsi="Arial" w:cs="Arial"/>
-          <w:sz w:val="24"/>
-          <w:szCs w:val="24"/>
-        </w:rPr>
-        <w:br/>
-      </w:r>
-      <w:proofErr w:type="spellStart"/>
-      <w:r>
-        <w:rPr>
-          <w:rFonts w:ascii="Arial" w:eastAsia="Arial" w:hAnsi="Arial" w:cs="Arial"/>
-          <w:b/>
-          <w:sz w:val="24"/>
-          <w:szCs w:val="24"/>
-        </w:rPr>
         <w:t>Pos-</w:t>
       </w:r>
       <w:r>
@@ -14597,17 +14436,7 @@
           <w:sz w:val="24"/>
           <w:szCs w:val="24"/>
         </w:rPr>
-        <w:t>condiciones</w:t>
-      </w:r>
-      <w:proofErr w:type="spellEnd"/>
-      <w:r>
-        <w:rPr>
-          <w:rFonts w:ascii="Arial" w:eastAsia="Arial" w:hAnsi="Arial" w:cs="Arial"/>
-          <w:b/>
-          <w:sz w:val="24"/>
-          <w:szCs w:val="24"/>
-        </w:rPr>
-        <w:t>:</w:t>
+        <w:t>condiciones:</w:t>
       </w:r>
       <w:r>
         <w:rPr>
@@ -14623,16 +14452,7 @@
           <w:sz w:val="24"/>
           <w:szCs w:val="24"/>
         </w:rPr>
-        <w:t xml:space="preserve"> </w:t>
-      </w:r>
-      <w:proofErr w:type="gramStart"/>
-      <w:r>
-        <w:rPr>
-          <w:rFonts w:ascii="Arial" w:eastAsia="Arial" w:hAnsi="Arial" w:cs="Arial"/>
-          <w:sz w:val="24"/>
-          <w:szCs w:val="24"/>
-        </w:rPr>
-        <w:t>h</w:t>
+        <w:t xml:space="preserve"> h</w:t>
       </w:r>
       <w:r>
         <w:rPr>
@@ -14650,7 +14470,6 @@
         </w:rPr>
         <w:t>.</w:t>
       </w:r>
-      <w:proofErr w:type="gramEnd"/>
       <w:r>
         <w:rPr>
           <w:rFonts w:ascii="Arial" w:eastAsia="Arial" w:hAnsi="Arial" w:cs="Arial"/>
@@ -14770,36 +14589,245 @@
           <w:sz w:val="24"/>
           <w:szCs w:val="24"/>
         </w:rPr>
+        <w:t xml:space="preserve"> agregarHabitacion(nroHab)</w:t>
+      </w:r>
+      <w:r>
+        <w:rPr>
+          <w:rFonts w:ascii="Arial" w:eastAsia="Arial" w:hAnsi="Arial" w:cs="Arial"/>
+          <w:sz w:val="24"/>
+          <w:szCs w:val="24"/>
+        </w:rPr>
+        <w:br/>
+      </w:r>
+      <w:r>
+        <w:rPr>
+          <w:rFonts w:ascii="Arial" w:eastAsia="Arial" w:hAnsi="Arial" w:cs="Arial"/>
+          <w:b/>
+          <w:sz w:val="24"/>
+          <w:szCs w:val="24"/>
+        </w:rPr>
+        <w:t xml:space="preserve">Referencias cruzadas: </w:t>
+      </w:r>
+      <w:r>
+        <w:rPr>
+          <w:rFonts w:ascii="Arial" w:eastAsia="Arial" w:hAnsi="Arial" w:cs="Arial"/>
+          <w:sz w:val="24"/>
+          <w:szCs w:val="24"/>
+        </w:rPr>
+        <w:t>Caso de uso 1: Registrar Hospedaje</w:t>
+      </w:r>
+      <w:r>
+        <w:rPr>
+          <w:rFonts w:ascii="Arial" w:eastAsia="Arial" w:hAnsi="Arial" w:cs="Arial"/>
+          <w:sz w:val="24"/>
+          <w:szCs w:val="24"/>
+        </w:rPr>
+        <w:br/>
+      </w:r>
+      <w:r>
+        <w:rPr>
+          <w:rFonts w:ascii="Arial" w:eastAsia="Arial" w:hAnsi="Arial" w:cs="Arial"/>
+          <w:b/>
+          <w:sz w:val="24"/>
+          <w:szCs w:val="24"/>
+        </w:rPr>
+        <w:t>Responsabilidades:</w:t>
+      </w:r>
+      <w:r>
+        <w:rPr>
+          <w:rFonts w:ascii="Arial" w:eastAsia="Arial" w:hAnsi="Arial" w:cs="Arial"/>
+          <w:sz w:val="24"/>
+          <w:szCs w:val="24"/>
+        </w:rPr>
+        <w:t xml:space="preserve"> Agregar una habitación al Hospedaje.</w:t>
+      </w:r>
+      <w:r>
+        <w:rPr>
+          <w:rFonts w:ascii="Arial" w:eastAsia="Arial" w:hAnsi="Arial" w:cs="Arial"/>
+          <w:sz w:val="24"/>
+          <w:szCs w:val="24"/>
+        </w:rPr>
+        <w:br/>
+      </w:r>
+      <w:r>
+        <w:rPr>
+          <w:rFonts w:ascii="Arial" w:eastAsia="Arial" w:hAnsi="Arial" w:cs="Arial"/>
+          <w:b/>
+          <w:sz w:val="24"/>
+          <w:szCs w:val="24"/>
+        </w:rPr>
+        <w:t>Pre-condiciones:</w:t>
+      </w:r>
+      <w:r>
+        <w:rPr>
+          <w:rFonts w:ascii="Arial" w:eastAsia="Arial" w:hAnsi="Arial" w:cs="Arial"/>
+          <w:sz w:val="24"/>
+          <w:szCs w:val="24"/>
+        </w:rPr>
+        <w:t xml:space="preserve"> - Existe un nuevo hospedaje en curso.</w:t>
+      </w:r>
+    </w:p>
+    <w:p>
+      <w:pPr>
+        <w:rPr>
+          <w:rFonts w:ascii="Arial" w:eastAsia="Arial" w:hAnsi="Arial" w:cs="Arial"/>
+          <w:sz w:val="24"/>
+          <w:szCs w:val="24"/>
+        </w:rPr>
+      </w:pPr>
+      <w:r>
+        <w:rPr>
+          <w:rFonts w:ascii="Arial" w:eastAsia="Arial" w:hAnsi="Arial" w:cs="Arial"/>
+          <w:b/>
+          <w:sz w:val="24"/>
+          <w:szCs w:val="24"/>
+        </w:rPr>
+        <w:t>Pos</w:t>
+      </w:r>
+      <w:r>
+        <w:rPr>
+          <w:rFonts w:ascii="Arial" w:eastAsia="Arial" w:hAnsi="Arial" w:cs="Arial"/>
+          <w:b/>
+          <w:sz w:val="24"/>
+          <w:szCs w:val="24"/>
+        </w:rPr>
+        <w:t>-condiciones:</w:t>
+      </w:r>
+      <w:r>
+        <w:rPr>
+          <w:rFonts w:ascii="Arial" w:eastAsia="Arial" w:hAnsi="Arial" w:cs="Arial"/>
+          <w:sz w:val="24"/>
+          <w:szCs w:val="24"/>
+        </w:rPr>
         <w:t xml:space="preserve"> </w:t>
       </w:r>
-      <w:proofErr w:type="spellStart"/>
-      <w:r>
-        <w:rPr>
-          <w:rFonts w:ascii="Arial" w:eastAsia="Arial" w:hAnsi="Arial" w:cs="Arial"/>
-          <w:sz w:val="24"/>
-          <w:szCs w:val="24"/>
-        </w:rPr>
-        <w:t>agregarHabitacion</w:t>
-      </w:r>
-      <w:proofErr w:type="spellEnd"/>
-      <w:r>
-        <w:rPr>
-          <w:rFonts w:ascii="Arial" w:eastAsia="Arial" w:hAnsi="Arial" w:cs="Arial"/>
-          <w:sz w:val="24"/>
-          <w:szCs w:val="24"/>
-        </w:rPr>
-        <w:t>(</w:t>
-      </w:r>
-      <w:proofErr w:type="spellStart"/>
-      <w:r>
-        <w:rPr>
-          <w:rFonts w:ascii="Arial" w:eastAsia="Arial" w:hAnsi="Arial" w:cs="Arial"/>
-          <w:sz w:val="24"/>
-          <w:szCs w:val="24"/>
-        </w:rPr>
-        <w:t>nroHab</w:t>
-      </w:r>
-      <w:proofErr w:type="spellEnd"/>
+      <w:r>
+        <w:rPr>
+          <w:rFonts w:ascii="Arial" w:eastAsia="Arial" w:hAnsi="Arial" w:cs="Arial"/>
+          <w:i/>
+          <w:sz w:val="24"/>
+          <w:szCs w:val="24"/>
+        </w:rPr>
+        <w:t xml:space="preserve">- </w:t>
+      </w:r>
+      <w:r>
+        <w:rPr>
+          <w:rFonts w:ascii="Arial" w:eastAsia="Arial" w:hAnsi="Arial" w:cs="Arial"/>
+          <w:sz w:val="24"/>
+          <w:szCs w:val="24"/>
+        </w:rPr>
+        <w:t xml:space="preserve">Se creó una asociación entre </w:t>
+      </w:r>
+      <w:r>
+        <w:rPr>
+          <w:rFonts w:ascii="Arial" w:eastAsia="Arial" w:hAnsi="Arial" w:cs="Arial"/>
+          <w:sz w:val="24"/>
+          <w:szCs w:val="24"/>
+        </w:rPr>
+        <w:t xml:space="preserve">una </w:t>
+      </w:r>
+      <w:r>
+        <w:rPr>
+          <w:rFonts w:ascii="Arial" w:eastAsia="Arial" w:hAnsi="Arial" w:cs="Arial"/>
+          <w:sz w:val="24"/>
+          <w:szCs w:val="24"/>
+        </w:rPr>
+        <w:t xml:space="preserve">Habitación h y una instancia de </w:t>
+      </w:r>
+      <w:r>
+        <w:rPr>
+          <w:rFonts w:ascii="Arial" w:eastAsia="Arial" w:hAnsi="Arial" w:cs="Arial"/>
+          <w:sz w:val="24"/>
+          <w:szCs w:val="24"/>
+        </w:rPr>
+        <w:t>Hospedaje h</w:t>
+      </w:r>
+      <w:r>
+        <w:rPr>
+          <w:rFonts w:ascii="Arial" w:eastAsia="Arial" w:hAnsi="Arial" w:cs="Arial"/>
+          <w:sz w:val="24"/>
+          <w:szCs w:val="24"/>
+        </w:rPr>
+        <w:t>.</w:t>
+      </w:r>
+    </w:p>
+    <w:p>
+      <w:pPr>
+        <w:rPr>
+          <w:rFonts w:ascii="Arial" w:eastAsia="Arial" w:hAnsi="Arial" w:cs="Arial"/>
+          <w:sz w:val="24"/>
+          <w:szCs w:val="24"/>
+        </w:rPr>
+      </w:pPr>
+    </w:p>
+    <w:p>
+      <w:pPr>
+        <w:rPr>
+          <w:rFonts w:ascii="Arial" w:eastAsia="Arial" w:hAnsi="Arial" w:cs="Arial"/>
+          <w:sz w:val="24"/>
+          <w:szCs w:val="24"/>
+        </w:rPr>
+      </w:pPr>
+      <w:r>
+        <w:rPr>
+          <w:rFonts w:ascii="Arial" w:eastAsia="Arial" w:hAnsi="Arial" w:cs="Arial"/>
+          <w:b/>
+          <w:sz w:val="24"/>
+          <w:szCs w:val="24"/>
+        </w:rPr>
+        <w:t>Contrato N°</w:t>
+      </w:r>
+      <w:r>
+        <w:rPr>
+          <w:rFonts w:ascii="Arial" w:eastAsia="Arial" w:hAnsi="Arial" w:cs="Arial"/>
+          <w:b/>
+          <w:sz w:val="24"/>
+          <w:szCs w:val="24"/>
+        </w:rPr>
+        <w:t>3</w:t>
+      </w:r>
+      <w:r>
+        <w:rPr>
+          <w:rFonts w:ascii="Arial" w:eastAsia="Arial" w:hAnsi="Arial" w:cs="Arial"/>
+          <w:b/>
+          <w:sz w:val="24"/>
+          <w:szCs w:val="24"/>
+        </w:rPr>
+        <w:t>:</w:t>
+      </w:r>
+      <w:r>
+        <w:rPr>
+          <w:rFonts w:ascii="Arial" w:eastAsia="Arial" w:hAnsi="Arial" w:cs="Arial"/>
+          <w:sz w:val="24"/>
+          <w:szCs w:val="24"/>
+        </w:rPr>
+        <w:br/>
+      </w:r>
+      <w:r>
+        <w:rPr>
+          <w:rFonts w:ascii="Arial" w:eastAsia="Arial" w:hAnsi="Arial" w:cs="Arial"/>
+          <w:b/>
+          <w:sz w:val="24"/>
+          <w:szCs w:val="24"/>
+        </w:rPr>
+        <w:t>Operación:</w:t>
+      </w:r>
+      <w:r>
+        <w:rPr>
+          <w:rFonts w:ascii="Arial" w:eastAsia="Arial" w:hAnsi="Arial" w:cs="Arial"/>
+          <w:sz w:val="24"/>
+          <w:szCs w:val="24"/>
+        </w:rPr>
+        <w:t xml:space="preserve"> ingresarCliente</w:t>
+      </w:r>
+      <w:r>
+        <w:rPr>
+          <w:rFonts w:ascii="Arial" w:eastAsia="Arial" w:hAnsi="Arial" w:cs="Arial"/>
+          <w:sz w:val="24"/>
+          <w:szCs w:val="24"/>
+        </w:rPr>
+        <w:t>(dni</w:t>
+      </w:r>
       <w:r>
         <w:rPr>
           <w:rFonts w:ascii="Arial" w:eastAsia="Arial" w:hAnsi="Arial" w:cs="Arial"/>
@@ -14856,7 +14884,23 @@
           <w:sz w:val="24"/>
           <w:szCs w:val="24"/>
         </w:rPr>
-        <w:t xml:space="preserve"> Agregar una habitación al Hospedaje.</w:t>
+        <w:t xml:space="preserve"> Ingresar el </w:t>
+      </w:r>
+      <w:r>
+        <w:rPr>
+          <w:rFonts w:ascii="Arial" w:eastAsia="Arial" w:hAnsi="Arial" w:cs="Arial"/>
+          <w:sz w:val="24"/>
+          <w:szCs w:val="24"/>
+        </w:rPr>
+        <w:t>dni</w:t>
+      </w:r>
+      <w:r>
+        <w:rPr>
+          <w:rFonts w:ascii="Arial" w:eastAsia="Arial" w:hAnsi="Arial" w:cs="Arial"/>
+          <w:sz w:val="24"/>
+          <w:szCs w:val="24"/>
+        </w:rPr>
+        <w:t xml:space="preserve"> del cliente.</w:t>
       </w:r>
       <w:r>
         <w:rPr>
@@ -14866,25 +14910,14 @@
         </w:rPr>
         <w:br/>
       </w:r>
-      <w:proofErr w:type="spellStart"/>
-      <w:r>
-        <w:rPr>
-          <w:rFonts w:ascii="Arial" w:eastAsia="Arial" w:hAnsi="Arial" w:cs="Arial"/>
-          <w:b/>
-          <w:sz w:val="24"/>
-          <w:szCs w:val="24"/>
-        </w:rPr>
-        <w:t>Pre-condiciones</w:t>
-      </w:r>
-      <w:proofErr w:type="spellEnd"/>
-      <w:r>
-        <w:rPr>
-          <w:rFonts w:ascii="Arial" w:eastAsia="Arial" w:hAnsi="Arial" w:cs="Arial"/>
-          <w:b/>
-          <w:sz w:val="24"/>
-          <w:szCs w:val="24"/>
-        </w:rPr>
-        <w:t>:</w:t>
+      <w:r>
+        <w:rPr>
+          <w:rFonts w:ascii="Arial" w:eastAsia="Arial" w:hAnsi="Arial" w:cs="Arial"/>
+          <w:b/>
+          <w:sz w:val="24"/>
+          <w:szCs w:val="24"/>
+        </w:rPr>
+        <w:t>Pre-condiciones:</w:t>
       </w:r>
       <w:r>
         <w:rPr>
@@ -14903,7 +14936,6 @@
           <w:szCs w:val="24"/>
         </w:rPr>
       </w:pPr>
-      <w:proofErr w:type="spellStart"/>
       <w:r>
         <w:rPr>
           <w:rFonts w:ascii="Arial" w:eastAsia="Arial" w:hAnsi="Arial" w:cs="Arial"/>
@@ -14920,322 +14952,7 @@
           <w:sz w:val="24"/>
           <w:szCs w:val="24"/>
         </w:rPr>
-        <w:t>-condiciones</w:t>
-      </w:r>
-      <w:proofErr w:type="spellEnd"/>
-      <w:r>
-        <w:rPr>
-          <w:rFonts w:ascii="Arial" w:eastAsia="Arial" w:hAnsi="Arial" w:cs="Arial"/>
-          <w:b/>
-          <w:sz w:val="24"/>
-          <w:szCs w:val="24"/>
-        </w:rPr>
-        <w:t>:</w:t>
-      </w:r>
-      <w:r>
-        <w:rPr>
-          <w:rFonts w:ascii="Arial" w:eastAsia="Arial" w:hAnsi="Arial" w:cs="Arial"/>
-          <w:sz w:val="24"/>
-          <w:szCs w:val="24"/>
-        </w:rPr>
-        <w:t xml:space="preserve"> </w:t>
-      </w:r>
-      <w:r>
-        <w:rPr>
-          <w:rFonts w:ascii="Arial" w:eastAsia="Arial" w:hAnsi="Arial" w:cs="Arial"/>
-          <w:i/>
-          <w:sz w:val="24"/>
-          <w:szCs w:val="24"/>
-        </w:rPr>
-        <w:t xml:space="preserve">- </w:t>
-      </w:r>
-      <w:r>
-        <w:rPr>
-          <w:rFonts w:ascii="Arial" w:eastAsia="Arial" w:hAnsi="Arial" w:cs="Arial"/>
-          <w:sz w:val="24"/>
-          <w:szCs w:val="24"/>
-        </w:rPr>
-        <w:t xml:space="preserve">Se creó una asociación entre </w:t>
-      </w:r>
-      <w:r>
-        <w:rPr>
-          <w:rFonts w:ascii="Arial" w:eastAsia="Arial" w:hAnsi="Arial" w:cs="Arial"/>
-          <w:sz w:val="24"/>
-          <w:szCs w:val="24"/>
-        </w:rPr>
-        <w:t xml:space="preserve">una </w:t>
-      </w:r>
-      <w:r>
-        <w:rPr>
-          <w:rFonts w:ascii="Arial" w:eastAsia="Arial" w:hAnsi="Arial" w:cs="Arial"/>
-          <w:sz w:val="24"/>
-          <w:szCs w:val="24"/>
-        </w:rPr>
-        <w:t xml:space="preserve">Habitación h y una instancia de </w:t>
-      </w:r>
-      <w:r>
-        <w:rPr>
-          <w:rFonts w:ascii="Arial" w:eastAsia="Arial" w:hAnsi="Arial" w:cs="Arial"/>
-          <w:sz w:val="24"/>
-          <w:szCs w:val="24"/>
-        </w:rPr>
-        <w:t>Hospedaje h</w:t>
-      </w:r>
-      <w:r>
-        <w:rPr>
-          <w:rFonts w:ascii="Arial" w:eastAsia="Arial" w:hAnsi="Arial" w:cs="Arial"/>
-          <w:sz w:val="24"/>
-          <w:szCs w:val="24"/>
-        </w:rPr>
-        <w:t>.</w:t>
-      </w:r>
-    </w:p>
-    <w:p>
-      <w:pPr>
-        <w:rPr>
-          <w:rFonts w:ascii="Arial" w:eastAsia="Arial" w:hAnsi="Arial" w:cs="Arial"/>
-          <w:sz w:val="24"/>
-          <w:szCs w:val="24"/>
-        </w:rPr>
-      </w:pPr>
-    </w:p>
-    <w:p>
-      <w:pPr>
-        <w:rPr>
-          <w:rFonts w:ascii="Arial" w:eastAsia="Arial" w:hAnsi="Arial" w:cs="Arial"/>
-          <w:sz w:val="24"/>
-          <w:szCs w:val="24"/>
-        </w:rPr>
-      </w:pPr>
-      <w:r>
-        <w:rPr>
-          <w:rFonts w:ascii="Arial" w:eastAsia="Arial" w:hAnsi="Arial" w:cs="Arial"/>
-          <w:b/>
-          <w:sz w:val="24"/>
-          <w:szCs w:val="24"/>
-        </w:rPr>
-        <w:t>Contrato N°</w:t>
-      </w:r>
-      <w:r>
-        <w:rPr>
-          <w:rFonts w:ascii="Arial" w:eastAsia="Arial" w:hAnsi="Arial" w:cs="Arial"/>
-          <w:b/>
-          <w:sz w:val="24"/>
-          <w:szCs w:val="24"/>
-        </w:rPr>
-        <w:t>3</w:t>
-      </w:r>
-      <w:r>
-        <w:rPr>
-          <w:rFonts w:ascii="Arial" w:eastAsia="Arial" w:hAnsi="Arial" w:cs="Arial"/>
-          <w:b/>
-          <w:sz w:val="24"/>
-          <w:szCs w:val="24"/>
-        </w:rPr>
-        <w:t>:</w:t>
-      </w:r>
-      <w:r>
-        <w:rPr>
-          <w:rFonts w:ascii="Arial" w:eastAsia="Arial" w:hAnsi="Arial" w:cs="Arial"/>
-          <w:sz w:val="24"/>
-          <w:szCs w:val="24"/>
-        </w:rPr>
-        <w:br/>
-      </w:r>
-      <w:r>
-        <w:rPr>
-          <w:rFonts w:ascii="Arial" w:eastAsia="Arial" w:hAnsi="Arial" w:cs="Arial"/>
-          <w:b/>
-          <w:sz w:val="24"/>
-          <w:szCs w:val="24"/>
-        </w:rPr>
-        <w:t>Operación:</w:t>
-      </w:r>
-      <w:r>
-        <w:rPr>
-          <w:rFonts w:ascii="Arial" w:eastAsia="Arial" w:hAnsi="Arial" w:cs="Arial"/>
-          <w:sz w:val="24"/>
-          <w:szCs w:val="24"/>
-        </w:rPr>
-        <w:t xml:space="preserve"> </w:t>
-      </w:r>
-      <w:proofErr w:type="spellStart"/>
-      <w:r>
-        <w:rPr>
-          <w:rFonts w:ascii="Arial" w:eastAsia="Arial" w:hAnsi="Arial" w:cs="Arial"/>
-          <w:sz w:val="24"/>
-          <w:szCs w:val="24"/>
-        </w:rPr>
-        <w:t>ingresarCliente</w:t>
-      </w:r>
-      <w:proofErr w:type="spellEnd"/>
-      <w:r>
-        <w:rPr>
-          <w:rFonts w:ascii="Arial" w:eastAsia="Arial" w:hAnsi="Arial" w:cs="Arial"/>
-          <w:sz w:val="24"/>
-          <w:szCs w:val="24"/>
-        </w:rPr>
-        <w:t>(</w:t>
-      </w:r>
-      <w:proofErr w:type="spellStart"/>
-      <w:r>
-        <w:rPr>
-          <w:rFonts w:ascii="Arial" w:eastAsia="Arial" w:hAnsi="Arial" w:cs="Arial"/>
-          <w:sz w:val="24"/>
-          <w:szCs w:val="24"/>
-        </w:rPr>
-        <w:t>dni</w:t>
-      </w:r>
-      <w:proofErr w:type="spellEnd"/>
-      <w:r>
-        <w:rPr>
-          <w:rFonts w:ascii="Arial" w:eastAsia="Arial" w:hAnsi="Arial" w:cs="Arial"/>
-          <w:sz w:val="24"/>
-          <w:szCs w:val="24"/>
-        </w:rPr>
-        <w:t>)</w:t>
-      </w:r>
-      <w:r>
-        <w:rPr>
-          <w:rFonts w:ascii="Arial" w:eastAsia="Arial" w:hAnsi="Arial" w:cs="Arial"/>
-          <w:sz w:val="24"/>
-          <w:szCs w:val="24"/>
-        </w:rPr>
-        <w:br/>
-      </w:r>
-      <w:r>
-        <w:rPr>
-          <w:rFonts w:ascii="Arial" w:eastAsia="Arial" w:hAnsi="Arial" w:cs="Arial"/>
-          <w:b/>
-          <w:sz w:val="24"/>
-          <w:szCs w:val="24"/>
-        </w:rPr>
-        <w:t xml:space="preserve">Referencias cruzadas: </w:t>
-      </w:r>
-      <w:r>
-        <w:rPr>
-          <w:rFonts w:ascii="Arial" w:eastAsia="Arial" w:hAnsi="Arial" w:cs="Arial"/>
-          <w:sz w:val="24"/>
-          <w:szCs w:val="24"/>
-        </w:rPr>
-        <w:t>Caso de uso 1: Registrar Hospedaje</w:t>
-      </w:r>
-      <w:r>
-        <w:rPr>
-          <w:rFonts w:ascii="Arial" w:eastAsia="Arial" w:hAnsi="Arial" w:cs="Arial"/>
-          <w:sz w:val="24"/>
-          <w:szCs w:val="24"/>
-        </w:rPr>
-        <w:br/>
-      </w:r>
-      <w:r>
-        <w:rPr>
-          <w:rFonts w:ascii="Arial" w:eastAsia="Arial" w:hAnsi="Arial" w:cs="Arial"/>
-          <w:b/>
-          <w:sz w:val="24"/>
-          <w:szCs w:val="24"/>
-        </w:rPr>
-        <w:t>Responsabilidades:</w:t>
-      </w:r>
-      <w:r>
-        <w:rPr>
-          <w:rFonts w:ascii="Arial" w:eastAsia="Arial" w:hAnsi="Arial" w:cs="Arial"/>
-          <w:sz w:val="24"/>
-          <w:szCs w:val="24"/>
-        </w:rPr>
-        <w:t xml:space="preserve"> Ingresar el </w:t>
-      </w:r>
-      <w:proofErr w:type="spellStart"/>
-      <w:r>
-        <w:rPr>
-          <w:rFonts w:ascii="Arial" w:eastAsia="Arial" w:hAnsi="Arial" w:cs="Arial"/>
-          <w:sz w:val="24"/>
-          <w:szCs w:val="24"/>
-        </w:rPr>
-        <w:t>dni</w:t>
-      </w:r>
-      <w:proofErr w:type="spellEnd"/>
-      <w:r>
-        <w:rPr>
-          <w:rFonts w:ascii="Arial" w:eastAsia="Arial" w:hAnsi="Arial" w:cs="Arial"/>
-          <w:sz w:val="24"/>
-          <w:szCs w:val="24"/>
-        </w:rPr>
-        <w:t xml:space="preserve"> del cliente.</w:t>
-      </w:r>
-      <w:r>
-        <w:rPr>
-          <w:rFonts w:ascii="Arial" w:eastAsia="Arial" w:hAnsi="Arial" w:cs="Arial"/>
-          <w:sz w:val="24"/>
-          <w:szCs w:val="24"/>
-        </w:rPr>
-        <w:br/>
-      </w:r>
-      <w:proofErr w:type="spellStart"/>
-      <w:r>
-        <w:rPr>
-          <w:rFonts w:ascii="Arial" w:eastAsia="Arial" w:hAnsi="Arial" w:cs="Arial"/>
-          <w:b/>
-          <w:sz w:val="24"/>
-          <w:szCs w:val="24"/>
-        </w:rPr>
-        <w:t>Pre-condiciones</w:t>
-      </w:r>
-      <w:proofErr w:type="spellEnd"/>
-      <w:r>
-        <w:rPr>
-          <w:rFonts w:ascii="Arial" w:eastAsia="Arial" w:hAnsi="Arial" w:cs="Arial"/>
-          <w:b/>
-          <w:sz w:val="24"/>
-          <w:szCs w:val="24"/>
-        </w:rPr>
-        <w:t>:</w:t>
-      </w:r>
-      <w:r>
-        <w:rPr>
-          <w:rFonts w:ascii="Arial" w:eastAsia="Arial" w:hAnsi="Arial" w:cs="Arial"/>
-          <w:sz w:val="24"/>
-          <w:szCs w:val="24"/>
-        </w:rPr>
-        <w:t xml:space="preserve"> - Existe un nuevo hospedaje en curso.</w:t>
-      </w:r>
-    </w:p>
-    <w:p>
-      <w:pPr>
-        <w:rPr>
-          <w:rFonts w:ascii="Arial" w:eastAsia="Arial" w:hAnsi="Arial" w:cs="Arial"/>
-          <w:sz w:val="24"/>
-          <w:szCs w:val="24"/>
-        </w:rPr>
-      </w:pPr>
-      <w:proofErr w:type="spellStart"/>
-      <w:r>
-        <w:rPr>
-          <w:rFonts w:ascii="Arial" w:eastAsia="Arial" w:hAnsi="Arial" w:cs="Arial"/>
-          <w:b/>
-          <w:sz w:val="24"/>
-          <w:szCs w:val="24"/>
-        </w:rPr>
-        <w:t>Pos</w:t>
-      </w:r>
-      <w:r>
-        <w:rPr>
-          <w:rFonts w:ascii="Arial" w:eastAsia="Arial" w:hAnsi="Arial" w:cs="Arial"/>
-          <w:b/>
-          <w:sz w:val="24"/>
-          <w:szCs w:val="24"/>
-        </w:rPr>
-        <w:t>-condiciones</w:t>
-      </w:r>
-      <w:proofErr w:type="spellEnd"/>
-      <w:r>
-        <w:rPr>
-          <w:rFonts w:ascii="Arial" w:eastAsia="Arial" w:hAnsi="Arial" w:cs="Arial"/>
-          <w:b/>
-          <w:sz w:val="24"/>
-          <w:szCs w:val="24"/>
-        </w:rPr>
-        <w:t>:</w:t>
+        <w:t>-condiciones:</w:t>
       </w:r>
       <w:r>
         <w:rPr>
@@ -15263,18 +14980,8 @@
           <w:sz w:val="24"/>
           <w:szCs w:val="24"/>
         </w:rPr>
-        <w:t xml:space="preserve">Se modificó el atributo </w:t>
-      </w:r>
-      <w:proofErr w:type="spellStart"/>
-      <w:r>
-        <w:rPr>
-          <w:rFonts w:ascii="Arial" w:eastAsia="Arial" w:hAnsi="Arial" w:cs="Arial"/>
-          <w:sz w:val="24"/>
-          <w:szCs w:val="24"/>
-        </w:rPr>
-        <w:t>c.dni</w:t>
-      </w:r>
-      <w:proofErr w:type="spellEnd"/>
+        <w:t>Se modificó el atributo c.dni</w:t>
+      </w:r>
       <w:r>
         <w:rPr>
           <w:rFonts w:ascii="Arial" w:eastAsia="Arial" w:hAnsi="Arial" w:cs="Arial"/>
@@ -15283,7 +14990,6 @@
         </w:rPr>
         <w:t xml:space="preserve"> por </w:t>
       </w:r>
-      <w:proofErr w:type="spellStart"/>
       <w:r>
         <w:rPr>
           <w:rFonts w:ascii="Arial" w:eastAsia="Arial" w:hAnsi="Arial" w:cs="Arial"/>
@@ -15293,7 +14999,6 @@
         </w:rPr>
         <w:t>dni</w:t>
       </w:r>
-      <w:proofErr w:type="spellEnd"/>
       <w:r>
         <w:rPr>
           <w:rFonts w:ascii="Arial" w:eastAsia="Arial" w:hAnsi="Arial" w:cs="Arial"/>
@@ -15401,7 +15106,6 @@
         </w:rPr>
         <w:t xml:space="preserve">Operación: </w:t>
       </w:r>
-      <w:proofErr w:type="spellStart"/>
       <w:r>
         <w:rPr>
           <w:rFonts w:ascii="Arial" w:eastAsia="Arial" w:hAnsi="Arial" w:cs="Arial"/>
@@ -15409,9 +15113,8 @@
           <w:szCs w:val="24"/>
           <w:highlight w:val="white"/>
         </w:rPr>
-        <w:t>confirmarHospedaje</w:t>
-      </w:r>
-      <w:proofErr w:type="spellEnd"/>
+        <w:t>confirmarHospedaje(cant</w:t>
+      </w:r>
       <w:r>
         <w:rPr>
           <w:rFonts w:ascii="Arial" w:eastAsia="Arial" w:hAnsi="Arial" w:cs="Arial"/>
@@ -15419,10 +15122,8 @@
           <w:szCs w:val="24"/>
           <w:highlight w:val="white"/>
         </w:rPr>
-        <w:t>(</w:t>
-      </w:r>
-      <w:proofErr w:type="spellStart"/>
-      <w:proofErr w:type="gramStart"/>
+        <w:t>Personas,cantNoches,datosCliente</w:t>
+      </w:r>
       <w:r>
         <w:rPr>
           <w:rFonts w:ascii="Arial" w:eastAsia="Arial" w:hAnsi="Arial" w:cs="Arial"/>
@@ -15430,35 +15131,6 @@
           <w:szCs w:val="24"/>
           <w:highlight w:val="white"/>
         </w:rPr>
-        <w:t>cant</w:t>
-      </w:r>
-      <w:r>
-        <w:rPr>
-          <w:rFonts w:ascii="Arial" w:eastAsia="Arial" w:hAnsi="Arial" w:cs="Arial"/>
-          <w:sz w:val="24"/>
-          <w:szCs w:val="24"/>
-          <w:highlight w:val="white"/>
-        </w:rPr>
-        <w:t>Personas,cantNoches</w:t>
-      </w:r>
-      <w:proofErr w:type="gramEnd"/>
-      <w:r>
-        <w:rPr>
-          <w:rFonts w:ascii="Arial" w:eastAsia="Arial" w:hAnsi="Arial" w:cs="Arial"/>
-          <w:sz w:val="24"/>
-          <w:szCs w:val="24"/>
-          <w:highlight w:val="white"/>
-        </w:rPr>
-        <w:t>,datosCliente</w:t>
-      </w:r>
-      <w:proofErr w:type="spellEnd"/>
-      <w:r>
-        <w:rPr>
-          <w:rFonts w:ascii="Arial" w:eastAsia="Arial" w:hAnsi="Arial" w:cs="Arial"/>
-          <w:sz w:val="24"/>
-          <w:szCs w:val="24"/>
-          <w:highlight w:val="white"/>
-        </w:rPr>
         <w:t>)</w:t>
       </w:r>
       <w:r>
@@ -15527,25 +15199,14 @@
         </w:rPr>
         <w:br/>
       </w:r>
-      <w:proofErr w:type="spellStart"/>
-      <w:r>
-        <w:rPr>
-          <w:rFonts w:ascii="Arial" w:eastAsia="Arial" w:hAnsi="Arial" w:cs="Arial"/>
-          <w:b/>
-          <w:sz w:val="24"/>
-          <w:szCs w:val="24"/>
-        </w:rPr>
-        <w:t>Pre-condición</w:t>
-      </w:r>
-      <w:proofErr w:type="spellEnd"/>
-      <w:r>
-        <w:rPr>
-          <w:rFonts w:ascii="Arial" w:eastAsia="Arial" w:hAnsi="Arial" w:cs="Arial"/>
-          <w:b/>
-          <w:sz w:val="24"/>
-          <w:szCs w:val="24"/>
-        </w:rPr>
-        <w:t>:</w:t>
+      <w:r>
+        <w:rPr>
+          <w:rFonts w:ascii="Arial" w:eastAsia="Arial" w:hAnsi="Arial" w:cs="Arial"/>
+          <w:b/>
+          <w:sz w:val="24"/>
+          <w:szCs w:val="24"/>
+        </w:rPr>
+        <w:t>Pre-condición:</w:t>
       </w:r>
       <w:r>
         <w:rPr>
@@ -15563,7 +15224,6 @@
         </w:rPr>
         <w:br/>
       </w:r>
-      <w:proofErr w:type="spellStart"/>
       <w:r>
         <w:rPr>
           <w:rFonts w:ascii="Arial" w:eastAsia="Arial" w:hAnsi="Arial" w:cs="Arial"/>
@@ -15580,17 +15240,7 @@
           <w:sz w:val="24"/>
           <w:szCs w:val="24"/>
         </w:rPr>
-        <w:t>-condiciones</w:t>
-      </w:r>
-      <w:proofErr w:type="spellEnd"/>
-      <w:r>
-        <w:rPr>
-          <w:rFonts w:ascii="Arial" w:eastAsia="Arial" w:hAnsi="Arial" w:cs="Arial"/>
-          <w:b/>
-          <w:sz w:val="24"/>
-          <w:szCs w:val="24"/>
-        </w:rPr>
-        <w:t xml:space="preserve">: </w:t>
+        <w:t xml:space="preserve">-condiciones: </w:t>
       </w:r>
       <w:r>
         <w:rPr>
@@ -15606,43 +15256,7 @@
           <w:sz w:val="24"/>
           <w:szCs w:val="24"/>
         </w:rPr>
-        <w:t xml:space="preserve">- Se modificó el atributo </w:t>
-      </w:r>
-      <w:proofErr w:type="spellStart"/>
-      <w:r>
-        <w:rPr>
-          <w:rFonts w:ascii="Arial" w:eastAsia="Arial" w:hAnsi="Arial" w:cs="Arial"/>
-          <w:sz w:val="24"/>
-          <w:szCs w:val="24"/>
-        </w:rPr>
-        <w:t>h.cantPersonas</w:t>
-      </w:r>
-      <w:proofErr w:type="spellEnd"/>
-      <w:r>
-        <w:rPr>
-          <w:rFonts w:ascii="Arial" w:eastAsia="Arial" w:hAnsi="Arial" w:cs="Arial"/>
-          <w:sz w:val="24"/>
-          <w:szCs w:val="24"/>
-        </w:rPr>
-        <w:t xml:space="preserve"> por </w:t>
-      </w:r>
-      <w:proofErr w:type="spellStart"/>
-      <w:r>
-        <w:rPr>
-          <w:rFonts w:ascii="Arial" w:eastAsia="Arial" w:hAnsi="Arial" w:cs="Arial"/>
-          <w:sz w:val="24"/>
-          <w:szCs w:val="24"/>
-        </w:rPr>
-        <w:t>cantPersonas</w:t>
-      </w:r>
-      <w:proofErr w:type="spellEnd"/>
-      <w:r>
-        <w:rPr>
-          <w:rFonts w:ascii="Arial" w:eastAsia="Arial" w:hAnsi="Arial" w:cs="Arial"/>
-          <w:sz w:val="24"/>
-          <w:szCs w:val="24"/>
-        </w:rPr>
-        <w:t>.</w:t>
+        <w:t>- Se modificó el atributo h.cantPersonas por cantPersonas.</w:t>
       </w:r>
     </w:p>
     <w:p>
@@ -15677,45 +15291,7 @@
           <w:szCs w:val="24"/>
         </w:rPr>
         <w:tab/>
-        <w:t xml:space="preserve">- Se modificó el atributo </w:t>
-      </w:r>
-      <w:proofErr w:type="spellStart"/>
-      <w:proofErr w:type="gramStart"/>
-      <w:r>
-        <w:rPr>
-          <w:rFonts w:ascii="Arial" w:eastAsia="Arial" w:hAnsi="Arial" w:cs="Arial"/>
-          <w:sz w:val="24"/>
-          <w:szCs w:val="24"/>
-        </w:rPr>
-        <w:t>h.cantNoches</w:t>
-      </w:r>
-      <w:proofErr w:type="spellEnd"/>
-      <w:proofErr w:type="gramEnd"/>
-      <w:r>
-        <w:rPr>
-          <w:rFonts w:ascii="Arial" w:eastAsia="Arial" w:hAnsi="Arial" w:cs="Arial"/>
-          <w:sz w:val="24"/>
-          <w:szCs w:val="24"/>
-        </w:rPr>
-        <w:t xml:space="preserve"> por </w:t>
-      </w:r>
-      <w:proofErr w:type="spellStart"/>
-      <w:r>
-        <w:rPr>
-          <w:rFonts w:ascii="Arial" w:eastAsia="Arial" w:hAnsi="Arial" w:cs="Arial"/>
-          <w:sz w:val="24"/>
-          <w:szCs w:val="24"/>
-        </w:rPr>
-        <w:t>cantNoches</w:t>
-      </w:r>
-      <w:proofErr w:type="spellEnd"/>
-      <w:r>
-        <w:rPr>
-          <w:rFonts w:ascii="Arial" w:eastAsia="Arial" w:hAnsi="Arial" w:cs="Arial"/>
-          <w:sz w:val="24"/>
-          <w:szCs w:val="24"/>
-        </w:rPr>
-        <w:t xml:space="preserve">.                         </w:t>
+        <w:t xml:space="preserve">- Se modificó el atributo h.cantNoches por cantNoches.                         </w:t>
       </w:r>
     </w:p>
     <w:p>
@@ -15750,20 +15326,82 @@
           <w:sz w:val="24"/>
           <w:szCs w:val="24"/>
         </w:rPr>
-        <w:t xml:space="preserve">ó el atributo </w:t>
-      </w:r>
-      <w:proofErr w:type="spellStart"/>
-      <w:proofErr w:type="gramStart"/>
-      <w:r>
-        <w:rPr>
-          <w:rFonts w:ascii="Arial" w:eastAsia="Arial" w:hAnsi="Arial" w:cs="Arial"/>
-          <w:sz w:val="24"/>
-          <w:szCs w:val="24"/>
-        </w:rPr>
-        <w:t>c.apeYnom</w:t>
-      </w:r>
-      <w:proofErr w:type="spellEnd"/>
-      <w:proofErr w:type="gramEnd"/>
+        <w:t>ó el atributo c.apeYnom por apeYnom</w:t>
+      </w:r>
+      <w:r>
+        <w:rPr>
+          <w:rFonts w:ascii="Arial" w:eastAsia="Arial" w:hAnsi="Arial" w:cs="Arial"/>
+          <w:sz w:val="24"/>
+          <w:szCs w:val="24"/>
+        </w:rPr>
+        <w:t>.</w:t>
+      </w:r>
+      <w:r>
+        <w:rPr>
+          <w:rFonts w:ascii="Arial" w:eastAsia="Arial" w:hAnsi="Arial" w:cs="Arial"/>
+          <w:sz w:val="24"/>
+          <w:szCs w:val="24"/>
+        </w:rPr>
+        <w:t xml:space="preserve">                    </w:t>
+      </w:r>
+      <w:r>
+        <w:rPr>
+          <w:rFonts w:ascii="Arial" w:eastAsia="Arial" w:hAnsi="Arial" w:cs="Arial"/>
+          <w:sz w:val="24"/>
+          <w:szCs w:val="24"/>
+        </w:rPr>
+        <w:t xml:space="preserve">   </w:t>
+      </w:r>
+      <w:r>
+        <w:rPr>
+          <w:rFonts w:ascii="Arial" w:eastAsia="Arial" w:hAnsi="Arial" w:cs="Arial"/>
+          <w:sz w:val="24"/>
+          <w:szCs w:val="24"/>
+        </w:rPr>
+        <w:t xml:space="preserve">- </w:t>
+      </w:r>
+      <w:r>
+        <w:rPr>
+          <w:rFonts w:ascii="Arial" w:eastAsia="Arial" w:hAnsi="Arial" w:cs="Arial"/>
+          <w:sz w:val="24"/>
+          <w:szCs w:val="24"/>
+        </w:rPr>
+        <w:t>Se modificó el atributo c.tipoDoc por tipoDoc.</w:t>
+      </w:r>
+      <w:r>
+        <w:rPr>
+          <w:rFonts w:ascii="Arial" w:eastAsia="Arial" w:hAnsi="Arial" w:cs="Arial"/>
+          <w:i/>
+          <w:sz w:val="24"/>
+          <w:szCs w:val="24"/>
+        </w:rPr>
+        <w:br/>
+      </w:r>
+      <w:r>
+        <w:rPr>
+          <w:rFonts w:ascii="Arial" w:eastAsia="Arial" w:hAnsi="Arial" w:cs="Arial"/>
+          <w:i/>
+          <w:sz w:val="24"/>
+          <w:szCs w:val="24"/>
+        </w:rPr>
+        <w:t xml:space="preserve"> - </w:t>
+      </w:r>
+      <w:r>
+        <w:rPr>
+          <w:rFonts w:ascii="Arial" w:eastAsia="Arial" w:hAnsi="Arial" w:cs="Arial"/>
+          <w:sz w:val="24"/>
+          <w:szCs w:val="24"/>
+        </w:rPr>
+        <w:t>Se modificó el atributo c.</w:t>
+      </w:r>
+      <w:r>
+        <w:rPr>
+          <w:rFonts w:ascii="Arial" w:eastAsia="Arial" w:hAnsi="Arial" w:cs="Arial"/>
+          <w:sz w:val="24"/>
+          <w:szCs w:val="24"/>
+        </w:rPr>
+        <w:t>telefono</w:t>
+      </w:r>
       <w:r>
         <w:rPr>
           <w:rFonts w:ascii="Arial" w:eastAsia="Arial" w:hAnsi="Arial" w:cs="Arial"/>
@@ -15772,19 +15410,96 @@
         </w:rPr>
         <w:t xml:space="preserve"> por </w:t>
       </w:r>
-      <w:proofErr w:type="spellStart"/>
-      <w:r>
-        <w:rPr>
-          <w:rFonts w:ascii="Arial" w:eastAsia="Arial" w:hAnsi="Arial" w:cs="Arial"/>
-          <w:sz w:val="24"/>
-          <w:szCs w:val="24"/>
-        </w:rPr>
-        <w:t>apeYnom</w:t>
-      </w:r>
-      <w:proofErr w:type="spellEnd"/>
-      <w:r>
-        <w:rPr>
-          <w:rFonts w:ascii="Arial" w:eastAsia="Arial" w:hAnsi="Arial" w:cs="Arial"/>
+      <w:r>
+        <w:rPr>
+          <w:rFonts w:ascii="Arial" w:eastAsia="Arial" w:hAnsi="Arial" w:cs="Arial"/>
+          <w:i/>
+          <w:sz w:val="24"/>
+          <w:szCs w:val="24"/>
+        </w:rPr>
+        <w:t>telefono.</w:t>
+      </w:r>
+      <w:r>
+        <w:rPr>
+          <w:rFonts w:ascii="Arial" w:eastAsia="Arial" w:hAnsi="Arial" w:cs="Arial"/>
+          <w:i/>
+          <w:sz w:val="24"/>
+          <w:szCs w:val="24"/>
+        </w:rPr>
+        <w:br/>
+      </w:r>
+      <w:r>
+        <w:rPr>
+          <w:rFonts w:ascii="Arial" w:eastAsia="Arial" w:hAnsi="Arial" w:cs="Arial"/>
+          <w:i/>
+          <w:sz w:val="24"/>
+          <w:szCs w:val="24"/>
+        </w:rPr>
+        <w:t xml:space="preserve">- </w:t>
+      </w:r>
+      <w:r>
+        <w:rPr>
+          <w:rFonts w:ascii="Arial" w:eastAsia="Arial" w:hAnsi="Arial" w:cs="Arial"/>
+          <w:sz w:val="24"/>
+          <w:szCs w:val="24"/>
+        </w:rPr>
+        <w:t xml:space="preserve">Se modificó el atributo c.fechaNac por </w:t>
+      </w:r>
+      <w:r>
+        <w:rPr>
+          <w:rFonts w:ascii="Arial" w:eastAsia="Arial" w:hAnsi="Arial" w:cs="Arial"/>
+          <w:i/>
+          <w:sz w:val="24"/>
+          <w:szCs w:val="24"/>
+        </w:rPr>
+        <w:t xml:space="preserve">fechaNac.                 </w:t>
+      </w:r>
+      <w:r>
+        <w:rPr>
+          <w:rFonts w:ascii="Arial" w:eastAsia="Arial" w:hAnsi="Arial" w:cs="Arial"/>
+          <w:i/>
+          <w:sz w:val="24"/>
+          <w:szCs w:val="24"/>
+        </w:rPr>
+        <w:t xml:space="preserve">      </w:t>
+      </w:r>
+      <w:r>
+        <w:rPr>
+          <w:rFonts w:ascii="Arial" w:eastAsia="Arial" w:hAnsi="Arial" w:cs="Arial"/>
+          <w:sz w:val="24"/>
+          <w:szCs w:val="24"/>
+        </w:rPr>
+        <w:t>- Se modificó el atributo c.</w:t>
+      </w:r>
+      <w:r>
+        <w:rPr>
+          <w:rFonts w:ascii="Arial" w:eastAsia="Arial" w:hAnsi="Arial" w:cs="Arial"/>
+          <w:sz w:val="24"/>
+          <w:szCs w:val="24"/>
+        </w:rPr>
+        <w:t>email</w:t>
+      </w:r>
+      <w:r>
+        <w:rPr>
+          <w:rFonts w:ascii="Arial" w:eastAsia="Arial" w:hAnsi="Arial" w:cs="Arial"/>
+          <w:sz w:val="24"/>
+          <w:szCs w:val="24"/>
+        </w:rPr>
+        <w:t xml:space="preserve"> por </w:t>
+      </w:r>
+      <w:r>
+        <w:rPr>
+          <w:rFonts w:ascii="Arial" w:eastAsia="Arial" w:hAnsi="Arial" w:cs="Arial"/>
+          <w:i/>
+          <w:sz w:val="24"/>
+          <w:szCs w:val="24"/>
+        </w:rPr>
+        <w:t>email</w:t>
+      </w:r>
+      <w:r>
+        <w:rPr>
+          <w:rFonts w:ascii="Arial" w:eastAsia="Arial" w:hAnsi="Arial" w:cs="Arial"/>
+          <w:i/>
           <w:sz w:val="24"/>
           <w:szCs w:val="24"/>
         </w:rPr>
@@ -15796,65 +15511,45 @@
           <w:sz w:val="24"/>
           <w:szCs w:val="24"/>
         </w:rPr>
-        <w:t xml:space="preserve">                    </w:t>
-      </w:r>
-      <w:r>
-        <w:rPr>
-          <w:rFonts w:ascii="Arial" w:eastAsia="Arial" w:hAnsi="Arial" w:cs="Arial"/>
-          <w:sz w:val="24"/>
-          <w:szCs w:val="24"/>
-        </w:rPr>
-        <w:t xml:space="preserve">   </w:t>
-      </w:r>
-      <w:r>
-        <w:rPr>
-          <w:rFonts w:ascii="Arial" w:eastAsia="Arial" w:hAnsi="Arial" w:cs="Arial"/>
-          <w:sz w:val="24"/>
-          <w:szCs w:val="24"/>
-        </w:rPr>
-        <w:t xml:space="preserve">- </w:t>
-      </w:r>
-      <w:r>
-        <w:rPr>
-          <w:rFonts w:ascii="Arial" w:eastAsia="Arial" w:hAnsi="Arial" w:cs="Arial"/>
-          <w:sz w:val="24"/>
-          <w:szCs w:val="24"/>
-        </w:rPr>
-        <w:t xml:space="preserve">Se modificó el atributo </w:t>
-      </w:r>
-      <w:proofErr w:type="spellStart"/>
-      <w:proofErr w:type="gramStart"/>
-      <w:r>
-        <w:rPr>
-          <w:rFonts w:ascii="Arial" w:eastAsia="Arial" w:hAnsi="Arial" w:cs="Arial"/>
-          <w:sz w:val="24"/>
-          <w:szCs w:val="24"/>
-        </w:rPr>
-        <w:t>c.tipoDoc</w:t>
-      </w:r>
-      <w:proofErr w:type="spellEnd"/>
-      <w:proofErr w:type="gramEnd"/>
-      <w:r>
-        <w:rPr>
-          <w:rFonts w:ascii="Arial" w:eastAsia="Arial" w:hAnsi="Arial" w:cs="Arial"/>
-          <w:sz w:val="24"/>
-          <w:szCs w:val="24"/>
-        </w:rPr>
-        <w:t xml:space="preserve"> por </w:t>
-      </w:r>
-      <w:proofErr w:type="spellStart"/>
-      <w:r>
-        <w:rPr>
-          <w:rFonts w:ascii="Arial" w:eastAsia="Arial" w:hAnsi="Arial" w:cs="Arial"/>
-          <w:sz w:val="24"/>
-          <w:szCs w:val="24"/>
-        </w:rPr>
-        <w:t>tipoDoc</w:t>
-      </w:r>
-      <w:proofErr w:type="spellEnd"/>
-      <w:r>
-        <w:rPr>
-          <w:rFonts w:ascii="Arial" w:eastAsia="Arial" w:hAnsi="Arial" w:cs="Arial"/>
+        <w:t xml:space="preserve">                                      - Se modificó el atributo c.paisOrigen por</w:t>
+      </w:r>
+      <w:r>
+        <w:rPr>
+          <w:rFonts w:ascii="Arial" w:eastAsia="Arial" w:hAnsi="Arial" w:cs="Arial"/>
+          <w:i/>
+          <w:sz w:val="24"/>
+          <w:szCs w:val="24"/>
+        </w:rPr>
+        <w:t xml:space="preserve"> paisOrigen</w:t>
+      </w:r>
+      <w:r>
+        <w:rPr>
+          <w:rFonts w:ascii="Arial" w:eastAsia="Arial" w:hAnsi="Arial" w:cs="Arial"/>
+          <w:sz w:val="24"/>
+          <w:szCs w:val="24"/>
+        </w:rPr>
+        <w:t xml:space="preserve">          </w:t>
+      </w:r>
+      <w:r>
+        <w:rPr>
+          <w:rFonts w:ascii="Arial" w:eastAsia="Arial" w:hAnsi="Arial" w:cs="Arial"/>
+          <w:sz w:val="24"/>
+          <w:szCs w:val="24"/>
+        </w:rPr>
+        <w:t xml:space="preserve">         </w:t>
+      </w:r>
+      <w:r>
+        <w:rPr>
+          <w:rFonts w:ascii="Arial" w:eastAsia="Arial" w:hAnsi="Arial" w:cs="Arial"/>
+          <w:sz w:val="24"/>
+          <w:szCs w:val="24"/>
+        </w:rPr>
+        <w:t xml:space="preserve"> - Se modificó el atributo c.provincia por provincia</w:t>
+      </w:r>
+      <w:r>
+        <w:rPr>
+          <w:rFonts w:ascii="Arial" w:eastAsia="Arial" w:hAnsi="Arial" w:cs="Arial"/>
+          <w:i/>
           <w:sz w:val="24"/>
           <w:szCs w:val="24"/>
         </w:rPr>
@@ -15863,257 +15558,43 @@
       <w:r>
         <w:rPr>
           <w:rFonts w:ascii="Arial" w:eastAsia="Arial" w:hAnsi="Arial" w:cs="Arial"/>
+          <w:sz w:val="24"/>
+          <w:szCs w:val="24"/>
+        </w:rPr>
+        <w:t xml:space="preserve">               </w:t>
+      </w:r>
+      <w:r>
+        <w:rPr>
+          <w:rFonts w:ascii="Arial" w:eastAsia="Arial" w:hAnsi="Arial" w:cs="Arial"/>
+          <w:sz w:val="24"/>
+          <w:szCs w:val="24"/>
+        </w:rPr>
+        <w:t xml:space="preserve">        </w:t>
+      </w:r>
+      <w:r>
+        <w:rPr>
+          <w:rFonts w:ascii="Arial" w:eastAsia="Arial" w:hAnsi="Arial" w:cs="Arial"/>
+          <w:sz w:val="24"/>
+          <w:szCs w:val="24"/>
+        </w:rPr>
+        <w:t xml:space="preserve"> - Se modificó el atributo c.ciudad por </w:t>
+      </w:r>
+      <w:r>
+        <w:rPr>
+          <w:rFonts w:ascii="Arial" w:eastAsia="Arial" w:hAnsi="Arial" w:cs="Arial"/>
           <w:i/>
           <w:sz w:val="24"/>
           <w:szCs w:val="24"/>
         </w:rPr>
-        <w:br/>
-      </w:r>
-      <w:r>
-        <w:rPr>
-          <w:rFonts w:ascii="Arial" w:eastAsia="Arial" w:hAnsi="Arial" w:cs="Arial"/>
-          <w:i/>
-          <w:sz w:val="24"/>
-          <w:szCs w:val="24"/>
-        </w:rPr>
-        <w:t xml:space="preserve"> - </w:t>
-      </w:r>
-      <w:r>
-        <w:rPr>
-          <w:rFonts w:ascii="Arial" w:eastAsia="Arial" w:hAnsi="Arial" w:cs="Arial"/>
-          <w:sz w:val="24"/>
-          <w:szCs w:val="24"/>
-        </w:rPr>
-        <w:t xml:space="preserve">Se modificó el atributo </w:t>
-      </w:r>
-      <w:proofErr w:type="spellStart"/>
-      <w:r>
-        <w:rPr>
-          <w:rFonts w:ascii="Arial" w:eastAsia="Arial" w:hAnsi="Arial" w:cs="Arial"/>
-          <w:sz w:val="24"/>
-          <w:szCs w:val="24"/>
-        </w:rPr>
-        <w:t>c.</w:t>
-      </w:r>
-      <w:r>
-        <w:rPr>
-          <w:rFonts w:ascii="Arial" w:eastAsia="Arial" w:hAnsi="Arial" w:cs="Arial"/>
-          <w:sz w:val="24"/>
-          <w:szCs w:val="24"/>
-        </w:rPr>
-        <w:t>telefono</w:t>
-      </w:r>
-      <w:proofErr w:type="spellEnd"/>
-      <w:r>
-        <w:rPr>
-          <w:rFonts w:ascii="Arial" w:eastAsia="Arial" w:hAnsi="Arial" w:cs="Arial"/>
-          <w:sz w:val="24"/>
-          <w:szCs w:val="24"/>
-        </w:rPr>
-        <w:t xml:space="preserve"> por </w:t>
-      </w:r>
-      <w:proofErr w:type="spellStart"/>
-      <w:r>
-        <w:rPr>
-          <w:rFonts w:ascii="Arial" w:eastAsia="Arial" w:hAnsi="Arial" w:cs="Arial"/>
-          <w:i/>
-          <w:sz w:val="24"/>
-          <w:szCs w:val="24"/>
-        </w:rPr>
-        <w:t>telefono</w:t>
-      </w:r>
-      <w:proofErr w:type="spellEnd"/>
-      <w:r>
-        <w:rPr>
-          <w:rFonts w:ascii="Arial" w:eastAsia="Arial" w:hAnsi="Arial" w:cs="Arial"/>
-          <w:i/>
-          <w:sz w:val="24"/>
-          <w:szCs w:val="24"/>
-        </w:rPr>
-        <w:t>.</w:t>
-      </w:r>
-      <w:r>
-        <w:rPr>
-          <w:rFonts w:ascii="Arial" w:eastAsia="Arial" w:hAnsi="Arial" w:cs="Arial"/>
-          <w:i/>
-          <w:sz w:val="24"/>
-          <w:szCs w:val="24"/>
-        </w:rPr>
-        <w:br/>
-      </w:r>
-      <w:r>
-        <w:rPr>
-          <w:rFonts w:ascii="Arial" w:eastAsia="Arial" w:hAnsi="Arial" w:cs="Arial"/>
-          <w:i/>
-          <w:sz w:val="24"/>
-          <w:szCs w:val="24"/>
-        </w:rPr>
-        <w:t xml:space="preserve">- </w:t>
-      </w:r>
-      <w:r>
-        <w:rPr>
-          <w:rFonts w:ascii="Arial" w:eastAsia="Arial" w:hAnsi="Arial" w:cs="Arial"/>
-          <w:sz w:val="24"/>
-          <w:szCs w:val="24"/>
-        </w:rPr>
-        <w:t xml:space="preserve">Se modificó el atributo </w:t>
-      </w:r>
-      <w:proofErr w:type="spellStart"/>
-      <w:r>
-        <w:rPr>
-          <w:rFonts w:ascii="Arial" w:eastAsia="Arial" w:hAnsi="Arial" w:cs="Arial"/>
-          <w:sz w:val="24"/>
-          <w:szCs w:val="24"/>
-        </w:rPr>
-        <w:t>c.fechaNac</w:t>
-      </w:r>
-      <w:proofErr w:type="spellEnd"/>
-      <w:r>
-        <w:rPr>
-          <w:rFonts w:ascii="Arial" w:eastAsia="Arial" w:hAnsi="Arial" w:cs="Arial"/>
-          <w:sz w:val="24"/>
-          <w:szCs w:val="24"/>
-        </w:rPr>
-        <w:t xml:space="preserve"> por </w:t>
-      </w:r>
-      <w:proofErr w:type="spellStart"/>
-      <w:r>
-        <w:rPr>
-          <w:rFonts w:ascii="Arial" w:eastAsia="Arial" w:hAnsi="Arial" w:cs="Arial"/>
-          <w:i/>
-          <w:sz w:val="24"/>
-          <w:szCs w:val="24"/>
-        </w:rPr>
-        <w:t>fechaNac</w:t>
-      </w:r>
-      <w:proofErr w:type="spellEnd"/>
-      <w:r>
-        <w:rPr>
-          <w:rFonts w:ascii="Arial" w:eastAsia="Arial" w:hAnsi="Arial" w:cs="Arial"/>
-          <w:i/>
-          <w:sz w:val="24"/>
-          <w:szCs w:val="24"/>
-        </w:rPr>
-        <w:t xml:space="preserve">.                 </w:t>
-      </w:r>
-      <w:r>
-        <w:rPr>
-          <w:rFonts w:ascii="Arial" w:eastAsia="Arial" w:hAnsi="Arial" w:cs="Arial"/>
-          <w:i/>
-          <w:sz w:val="24"/>
-          <w:szCs w:val="24"/>
-        </w:rPr>
-        <w:t xml:space="preserve">      </w:t>
-      </w:r>
-      <w:r>
-        <w:rPr>
-          <w:rFonts w:ascii="Arial" w:eastAsia="Arial" w:hAnsi="Arial" w:cs="Arial"/>
-          <w:sz w:val="24"/>
-          <w:szCs w:val="24"/>
-        </w:rPr>
-        <w:t xml:space="preserve">- Se modificó el atributo </w:t>
-      </w:r>
-      <w:proofErr w:type="spellStart"/>
-      <w:proofErr w:type="gramStart"/>
-      <w:r>
-        <w:rPr>
-          <w:rFonts w:ascii="Arial" w:eastAsia="Arial" w:hAnsi="Arial" w:cs="Arial"/>
-          <w:sz w:val="24"/>
-          <w:szCs w:val="24"/>
-        </w:rPr>
-        <w:t>c.</w:t>
-      </w:r>
-      <w:r>
-        <w:rPr>
-          <w:rFonts w:ascii="Arial" w:eastAsia="Arial" w:hAnsi="Arial" w:cs="Arial"/>
-          <w:sz w:val="24"/>
-          <w:szCs w:val="24"/>
-        </w:rPr>
-        <w:t>email</w:t>
-      </w:r>
-      <w:proofErr w:type="spellEnd"/>
-      <w:proofErr w:type="gramEnd"/>
-      <w:r>
-        <w:rPr>
-          <w:rFonts w:ascii="Arial" w:eastAsia="Arial" w:hAnsi="Arial" w:cs="Arial"/>
-          <w:sz w:val="24"/>
-          <w:szCs w:val="24"/>
-        </w:rPr>
-        <w:t xml:space="preserve"> por </w:t>
-      </w:r>
-      <w:r>
-        <w:rPr>
-          <w:rFonts w:ascii="Arial" w:eastAsia="Arial" w:hAnsi="Arial" w:cs="Arial"/>
-          <w:i/>
-          <w:sz w:val="24"/>
-          <w:szCs w:val="24"/>
-        </w:rPr>
-        <w:t>email</w:t>
-      </w:r>
-      <w:r>
-        <w:rPr>
-          <w:rFonts w:ascii="Arial" w:eastAsia="Arial" w:hAnsi="Arial" w:cs="Arial"/>
-          <w:i/>
-          <w:sz w:val="24"/>
-          <w:szCs w:val="24"/>
-        </w:rPr>
-        <w:t>.</w:t>
-      </w:r>
-      <w:r>
-        <w:rPr>
-          <w:rFonts w:ascii="Arial" w:eastAsia="Arial" w:hAnsi="Arial" w:cs="Arial"/>
-          <w:sz w:val="24"/>
-          <w:szCs w:val="24"/>
-        </w:rPr>
-        <w:t xml:space="preserve">                                      - Se modificó el atributo </w:t>
-      </w:r>
-      <w:proofErr w:type="spellStart"/>
-      <w:proofErr w:type="gramStart"/>
-      <w:r>
-        <w:rPr>
-          <w:rFonts w:ascii="Arial" w:eastAsia="Arial" w:hAnsi="Arial" w:cs="Arial"/>
-          <w:sz w:val="24"/>
-          <w:szCs w:val="24"/>
-        </w:rPr>
-        <w:t>c.paisOrigen</w:t>
-      </w:r>
-      <w:proofErr w:type="spellEnd"/>
-      <w:proofErr w:type="gramEnd"/>
-      <w:r>
-        <w:rPr>
-          <w:rFonts w:ascii="Arial" w:eastAsia="Arial" w:hAnsi="Arial" w:cs="Arial"/>
-          <w:sz w:val="24"/>
-          <w:szCs w:val="24"/>
-        </w:rPr>
-        <w:t xml:space="preserve"> por</w:t>
-      </w:r>
-      <w:r>
-        <w:rPr>
-          <w:rFonts w:ascii="Arial" w:eastAsia="Arial" w:hAnsi="Arial" w:cs="Arial"/>
-          <w:i/>
-          <w:sz w:val="24"/>
-          <w:szCs w:val="24"/>
-        </w:rPr>
-        <w:t xml:space="preserve"> </w:t>
-      </w:r>
-      <w:proofErr w:type="spellStart"/>
-      <w:r>
-        <w:rPr>
-          <w:rFonts w:ascii="Arial" w:eastAsia="Arial" w:hAnsi="Arial" w:cs="Arial"/>
-          <w:i/>
-          <w:sz w:val="24"/>
-          <w:szCs w:val="24"/>
-        </w:rPr>
-        <w:t>paisOrigen</w:t>
-      </w:r>
-      <w:proofErr w:type="spellEnd"/>
-      <w:r>
-        <w:rPr>
-          <w:rFonts w:ascii="Arial" w:eastAsia="Arial" w:hAnsi="Arial" w:cs="Arial"/>
-          <w:sz w:val="24"/>
-          <w:szCs w:val="24"/>
-        </w:rPr>
-        <w:t xml:space="preserve">          </w:t>
+        <w:t>ciudad.</w:t>
+      </w:r>
+      <w:r>
+        <w:rPr>
+          <w:rFonts w:ascii="Arial" w:eastAsia="Arial" w:hAnsi="Arial" w:cs="Arial"/>
+          <w:sz w:val="24"/>
+          <w:szCs w:val="24"/>
+        </w:rPr>
+        <w:t xml:space="preserve">                      </w:t>
       </w:r>
       <w:r>
         <w:rPr>
@@ -16129,131 +15610,7 @@
           <w:sz w:val="24"/>
           <w:szCs w:val="24"/>
         </w:rPr>
-        <w:t xml:space="preserve"> - Se modificó el atributo </w:t>
-      </w:r>
-      <w:proofErr w:type="spellStart"/>
-      <w:r>
-        <w:rPr>
-          <w:rFonts w:ascii="Arial" w:eastAsia="Arial" w:hAnsi="Arial" w:cs="Arial"/>
-          <w:sz w:val="24"/>
-          <w:szCs w:val="24"/>
-        </w:rPr>
-        <w:t>c.provincia</w:t>
-      </w:r>
-      <w:proofErr w:type="spellEnd"/>
-      <w:r>
-        <w:rPr>
-          <w:rFonts w:ascii="Arial" w:eastAsia="Arial" w:hAnsi="Arial" w:cs="Arial"/>
-          <w:sz w:val="24"/>
-          <w:szCs w:val="24"/>
-        </w:rPr>
-        <w:t xml:space="preserve"> por provincia</w:t>
-      </w:r>
-      <w:r>
-        <w:rPr>
-          <w:rFonts w:ascii="Arial" w:eastAsia="Arial" w:hAnsi="Arial" w:cs="Arial"/>
-          <w:i/>
-          <w:sz w:val="24"/>
-          <w:szCs w:val="24"/>
-        </w:rPr>
-        <w:t>.</w:t>
-      </w:r>
-      <w:r>
-        <w:rPr>
-          <w:rFonts w:ascii="Arial" w:eastAsia="Arial" w:hAnsi="Arial" w:cs="Arial"/>
-          <w:sz w:val="24"/>
-          <w:szCs w:val="24"/>
-        </w:rPr>
-        <w:t xml:space="preserve">               </w:t>
-      </w:r>
-      <w:r>
-        <w:rPr>
-          <w:rFonts w:ascii="Arial" w:eastAsia="Arial" w:hAnsi="Arial" w:cs="Arial"/>
-          <w:sz w:val="24"/>
-          <w:szCs w:val="24"/>
-        </w:rPr>
-        <w:t xml:space="preserve">        </w:t>
-      </w:r>
-      <w:r>
-        <w:rPr>
-          <w:rFonts w:ascii="Arial" w:eastAsia="Arial" w:hAnsi="Arial" w:cs="Arial"/>
-          <w:sz w:val="24"/>
-          <w:szCs w:val="24"/>
-        </w:rPr>
-        <w:t xml:space="preserve"> - Se modificó el atributo </w:t>
-      </w:r>
-      <w:proofErr w:type="spellStart"/>
-      <w:proofErr w:type="gramStart"/>
-      <w:r>
-        <w:rPr>
-          <w:rFonts w:ascii="Arial" w:eastAsia="Arial" w:hAnsi="Arial" w:cs="Arial"/>
-          <w:sz w:val="24"/>
-          <w:szCs w:val="24"/>
-        </w:rPr>
-        <w:t>c.ciudad</w:t>
-      </w:r>
-      <w:proofErr w:type="spellEnd"/>
-      <w:proofErr w:type="gramEnd"/>
-      <w:r>
-        <w:rPr>
-          <w:rFonts w:ascii="Arial" w:eastAsia="Arial" w:hAnsi="Arial" w:cs="Arial"/>
-          <w:sz w:val="24"/>
-          <w:szCs w:val="24"/>
-        </w:rPr>
-        <w:t xml:space="preserve"> por </w:t>
-      </w:r>
-      <w:r>
-        <w:rPr>
-          <w:rFonts w:ascii="Arial" w:eastAsia="Arial" w:hAnsi="Arial" w:cs="Arial"/>
-          <w:i/>
-          <w:sz w:val="24"/>
-          <w:szCs w:val="24"/>
-        </w:rPr>
-        <w:t>ciudad.</w:t>
-      </w:r>
-      <w:r>
-        <w:rPr>
-          <w:rFonts w:ascii="Arial" w:eastAsia="Arial" w:hAnsi="Arial" w:cs="Arial"/>
-          <w:sz w:val="24"/>
-          <w:szCs w:val="24"/>
-        </w:rPr>
-        <w:t xml:space="preserve">                      </w:t>
-      </w:r>
-      <w:r>
-        <w:rPr>
-          <w:rFonts w:ascii="Arial" w:eastAsia="Arial" w:hAnsi="Arial" w:cs="Arial"/>
-          <w:sz w:val="24"/>
-          <w:szCs w:val="24"/>
-        </w:rPr>
-        <w:t xml:space="preserve">         </w:t>
-      </w:r>
-      <w:r>
-        <w:rPr>
-          <w:rFonts w:ascii="Arial" w:eastAsia="Arial" w:hAnsi="Arial" w:cs="Arial"/>
-          <w:sz w:val="24"/>
-          <w:szCs w:val="24"/>
-        </w:rPr>
-        <w:t xml:space="preserve"> - Se modificó el atributo </w:t>
-      </w:r>
-      <w:proofErr w:type="spellStart"/>
-      <w:proofErr w:type="gramStart"/>
-      <w:r>
-        <w:rPr>
-          <w:rFonts w:ascii="Arial" w:eastAsia="Arial" w:hAnsi="Arial" w:cs="Arial"/>
-          <w:sz w:val="24"/>
-          <w:szCs w:val="24"/>
-        </w:rPr>
-        <w:t>c.domicilio</w:t>
-      </w:r>
-      <w:proofErr w:type="spellEnd"/>
-      <w:proofErr w:type="gramEnd"/>
-      <w:r>
-        <w:rPr>
-          <w:rFonts w:ascii="Arial" w:eastAsia="Arial" w:hAnsi="Arial" w:cs="Arial"/>
-          <w:sz w:val="24"/>
-          <w:szCs w:val="24"/>
-        </w:rPr>
-        <w:t xml:space="preserve"> por</w:t>
+        <w:t xml:space="preserve"> - Se modificó el atributo c.domicilio por</w:t>
       </w:r>
       <w:r>
         <w:rPr>
@@ -16282,8 +15639,6 @@
         <w:br/>
         <w:t xml:space="preserve">- Se modificó el atributo </w:t>
       </w:r>
-      <w:proofErr w:type="spellStart"/>
-      <w:proofErr w:type="gramStart"/>
       <w:r>
         <w:rPr>
           <w:rFonts w:ascii="Arial" w:eastAsia="Arial" w:hAnsi="Arial" w:cs="Arial"/>
@@ -16298,17 +15653,7 @@
           <w:sz w:val="24"/>
           <w:szCs w:val="24"/>
         </w:rPr>
-        <w:t>.Estado</w:t>
-      </w:r>
-      <w:proofErr w:type="spellEnd"/>
-      <w:proofErr w:type="gramEnd"/>
-      <w:r>
-        <w:rPr>
-          <w:rFonts w:ascii="Arial" w:eastAsia="Arial" w:hAnsi="Arial" w:cs="Arial"/>
-          <w:sz w:val="24"/>
-          <w:szCs w:val="24"/>
-        </w:rPr>
-        <w:t xml:space="preserve"> a “Ocupada”.</w:t>
+        <w:t>.Estado a “Ocupada”.</w:t>
       </w:r>
     </w:p>
     <w:p>
@@ -17131,25 +16476,14 @@
           <w:szCs w:val="24"/>
         </w:rPr>
       </w:pPr>
-      <w:proofErr w:type="spellStart"/>
-      <w:r>
-        <w:rPr>
-          <w:rFonts w:ascii="Arial" w:eastAsia="Arial" w:hAnsi="Arial" w:cs="Arial"/>
-          <w:b/>
-          <w:sz w:val="24"/>
-          <w:szCs w:val="24"/>
-        </w:rPr>
-        <w:t>Pre-condiciones</w:t>
-      </w:r>
-      <w:proofErr w:type="spellEnd"/>
-      <w:r>
-        <w:rPr>
-          <w:rFonts w:ascii="Arial" w:eastAsia="Arial" w:hAnsi="Arial" w:cs="Arial"/>
-          <w:b/>
-          <w:sz w:val="24"/>
-          <w:szCs w:val="24"/>
-        </w:rPr>
-        <w:t xml:space="preserve">: </w:t>
+      <w:r>
+        <w:rPr>
+          <w:rFonts w:ascii="Arial" w:eastAsia="Arial" w:hAnsi="Arial" w:cs="Arial"/>
+          <w:b/>
+          <w:sz w:val="24"/>
+          <w:szCs w:val="24"/>
+        </w:rPr>
+        <w:t xml:space="preserve">Pre-condiciones: </w:t>
       </w:r>
       <w:r>
         <w:rPr>
@@ -17176,7 +16510,6 @@
           <w:szCs w:val="24"/>
         </w:rPr>
       </w:pPr>
-      <w:proofErr w:type="spellStart"/>
       <w:r>
         <w:rPr>
           <w:rFonts w:ascii="Arial" w:eastAsia="Arial" w:hAnsi="Arial" w:cs="Arial"/>
@@ -17193,17 +16526,7 @@
           <w:sz w:val="24"/>
           <w:szCs w:val="24"/>
         </w:rPr>
-        <w:t>-condiciones</w:t>
-      </w:r>
-      <w:proofErr w:type="spellEnd"/>
-      <w:r>
-        <w:rPr>
-          <w:rFonts w:ascii="Arial" w:eastAsia="Arial" w:hAnsi="Arial" w:cs="Arial"/>
-          <w:b/>
-          <w:sz w:val="24"/>
-          <w:szCs w:val="24"/>
-        </w:rPr>
-        <w:t>:</w:t>
+        <w:t>-condiciones:</w:t>
       </w:r>
       <w:r>
         <w:rPr>
@@ -17944,7 +17267,6 @@
         </w:rPr>
         <w:t xml:space="preserve">ingresa el </w:t>
       </w:r>
-      <w:proofErr w:type="spellStart"/>
       <w:r>
         <w:rPr>
           <w:rFonts w:ascii="Arial" w:eastAsia="Arial" w:hAnsi="Arial" w:cs="Arial"/>
@@ -17954,7 +17276,6 @@
         </w:rPr>
         <w:t>dni</w:t>
       </w:r>
-      <w:proofErr w:type="spellEnd"/>
       <w:r>
         <w:rPr>
           <w:rFonts w:ascii="Arial" w:eastAsia="Arial" w:hAnsi="Arial" w:cs="Arial"/>
@@ -18302,7 +17623,6 @@
         </w:rPr>
         <w:t xml:space="preserve">gresó un </w:t>
       </w:r>
-      <w:proofErr w:type="spellStart"/>
       <w:r>
         <w:rPr>
           <w:rFonts w:ascii="Arial" w:eastAsia="Arial" w:hAnsi="Arial" w:cs="Arial"/>
@@ -18311,7 +17631,6 @@
         </w:rPr>
         <w:t>dni</w:t>
       </w:r>
-      <w:proofErr w:type="spellEnd"/>
       <w:r>
         <w:rPr>
           <w:rFonts w:ascii="Arial" w:eastAsia="Arial" w:hAnsi="Arial" w:cs="Arial"/>
@@ -18347,7 +17666,6 @@
         </w:rPr>
         <w:t xml:space="preserve">advertencia indicando que el </w:t>
       </w:r>
-      <w:proofErr w:type="spellStart"/>
       <w:r>
         <w:rPr>
           <w:rFonts w:ascii="Arial" w:eastAsia="Arial" w:hAnsi="Arial" w:cs="Arial"/>
@@ -18356,7 +17674,6 @@
         </w:rPr>
         <w:t>dni</w:t>
       </w:r>
-      <w:proofErr w:type="spellEnd"/>
       <w:r>
         <w:rPr>
           <w:rFonts w:ascii="Arial" w:eastAsia="Arial" w:hAnsi="Arial" w:cs="Arial"/>
@@ -18424,7 +17741,6 @@
         </w:rPr>
         <w:t xml:space="preserve">El </w:t>
       </w:r>
-      <w:proofErr w:type="spellStart"/>
       <w:r>
         <w:rPr>
           <w:rFonts w:ascii="Arial" w:eastAsia="Arial" w:hAnsi="Arial" w:cs="Arial"/>
@@ -18433,7 +17749,6 @@
         </w:rPr>
         <w:t>dni</w:t>
       </w:r>
-      <w:proofErr w:type="spellEnd"/>
       <w:r>
         <w:rPr>
           <w:rFonts w:ascii="Arial" w:eastAsia="Arial" w:hAnsi="Arial" w:cs="Arial"/>
@@ -19040,25 +18355,7 @@
           <w:sz w:val="24"/>
           <w:szCs w:val="24"/>
         </w:rPr>
-        <w:t xml:space="preserve"> </w:t>
-      </w:r>
-      <w:proofErr w:type="spellStart"/>
-      <w:r>
-        <w:rPr>
-          <w:rFonts w:ascii="Arial" w:eastAsia="Arial" w:hAnsi="Arial" w:cs="Arial"/>
-          <w:sz w:val="24"/>
-          <w:szCs w:val="24"/>
-        </w:rPr>
-        <w:t>iniciarReserva</w:t>
-      </w:r>
-      <w:proofErr w:type="spellEnd"/>
-      <w:r>
-        <w:rPr>
-          <w:rFonts w:ascii="Arial" w:eastAsia="Arial" w:hAnsi="Arial" w:cs="Arial"/>
-          <w:sz w:val="24"/>
-          <w:szCs w:val="24"/>
-        </w:rPr>
-        <w:t xml:space="preserve"> (</w:t>
+        <w:t xml:space="preserve"> iniciarReserva (</w:t>
       </w:r>
       <w:r>
         <w:rPr>
@@ -19134,25 +18431,14 @@
         </w:rPr>
         <w:br/>
       </w:r>
-      <w:proofErr w:type="spellStart"/>
-      <w:r>
-        <w:rPr>
-          <w:rFonts w:ascii="Arial" w:eastAsia="Arial" w:hAnsi="Arial" w:cs="Arial"/>
-          <w:b/>
-          <w:sz w:val="24"/>
-          <w:szCs w:val="24"/>
-        </w:rPr>
-        <w:t>Pre-condiciones</w:t>
-      </w:r>
-      <w:proofErr w:type="spellEnd"/>
-      <w:r>
-        <w:rPr>
-          <w:rFonts w:ascii="Arial" w:eastAsia="Arial" w:hAnsi="Arial" w:cs="Arial"/>
-          <w:b/>
-          <w:sz w:val="24"/>
-          <w:szCs w:val="24"/>
-        </w:rPr>
-        <w:t>:</w:t>
+      <w:r>
+        <w:rPr>
+          <w:rFonts w:ascii="Arial" w:eastAsia="Arial" w:hAnsi="Arial" w:cs="Arial"/>
+          <w:b/>
+          <w:sz w:val="24"/>
+          <w:szCs w:val="24"/>
+        </w:rPr>
+        <w:t>Pre-condiciones:</w:t>
       </w:r>
       <w:r>
         <w:rPr>
@@ -19178,7 +18464,6 @@
         </w:rPr>
         <w:br/>
       </w:r>
-      <w:proofErr w:type="spellStart"/>
       <w:r>
         <w:rPr>
           <w:rFonts w:ascii="Arial" w:eastAsia="Arial" w:hAnsi="Arial" w:cs="Arial"/>
@@ -19195,17 +18480,7 @@
           <w:sz w:val="24"/>
           <w:szCs w:val="24"/>
         </w:rPr>
-        <w:t>-condiciones</w:t>
-      </w:r>
-      <w:proofErr w:type="spellEnd"/>
-      <w:r>
-        <w:rPr>
-          <w:rFonts w:ascii="Arial" w:eastAsia="Arial" w:hAnsi="Arial" w:cs="Arial"/>
-          <w:b/>
-          <w:sz w:val="24"/>
-          <w:szCs w:val="24"/>
-        </w:rPr>
-        <w:t>:</w:t>
+        <w:t>-condiciones:</w:t>
       </w:r>
       <w:r>
         <w:rPr>
@@ -19312,36 +18587,219 @@
           <w:sz w:val="24"/>
           <w:szCs w:val="24"/>
         </w:rPr>
-        <w:t xml:space="preserve"> </w:t>
-      </w:r>
-      <w:proofErr w:type="spellStart"/>
-      <w:r>
-        <w:rPr>
-          <w:rFonts w:ascii="Arial" w:eastAsia="Arial" w:hAnsi="Arial" w:cs="Arial"/>
-          <w:sz w:val="24"/>
-          <w:szCs w:val="24"/>
-        </w:rPr>
-        <w:t>agregarHabitacion</w:t>
-      </w:r>
-      <w:proofErr w:type="spellEnd"/>
-      <w:r>
-        <w:rPr>
-          <w:rFonts w:ascii="Arial" w:eastAsia="Arial" w:hAnsi="Arial" w:cs="Arial"/>
-          <w:sz w:val="24"/>
-          <w:szCs w:val="24"/>
-        </w:rPr>
-        <w:t>(</w:t>
-      </w:r>
-      <w:proofErr w:type="spellStart"/>
-      <w:r>
-        <w:rPr>
-          <w:rFonts w:ascii="Arial" w:eastAsia="Arial" w:hAnsi="Arial" w:cs="Arial"/>
-          <w:sz w:val="24"/>
-          <w:szCs w:val="24"/>
-        </w:rPr>
-        <w:t>nroHab</w:t>
-      </w:r>
-      <w:proofErr w:type="spellEnd"/>
+        <w:t xml:space="preserve"> agregarHabitacion(nroHab)</w:t>
+      </w:r>
+      <w:r>
+        <w:rPr>
+          <w:rFonts w:ascii="Arial" w:eastAsia="Arial" w:hAnsi="Arial" w:cs="Arial"/>
+          <w:sz w:val="24"/>
+          <w:szCs w:val="24"/>
+        </w:rPr>
+        <w:br/>
+      </w:r>
+      <w:r>
+        <w:rPr>
+          <w:rFonts w:ascii="Arial" w:eastAsia="Arial" w:hAnsi="Arial" w:cs="Arial"/>
+          <w:b/>
+          <w:sz w:val="24"/>
+          <w:szCs w:val="24"/>
+        </w:rPr>
+        <w:t xml:space="preserve">Referencias cruzadas: </w:t>
+      </w:r>
+      <w:r>
+        <w:rPr>
+          <w:rFonts w:ascii="Arial" w:eastAsia="Arial" w:hAnsi="Arial" w:cs="Arial"/>
+          <w:sz w:val="24"/>
+          <w:szCs w:val="24"/>
+        </w:rPr>
+        <w:t>Caso de uso 2: Registrar Reserva</w:t>
+      </w:r>
+      <w:r>
+        <w:rPr>
+          <w:rFonts w:ascii="Arial" w:eastAsia="Arial" w:hAnsi="Arial" w:cs="Arial"/>
+          <w:sz w:val="24"/>
+          <w:szCs w:val="24"/>
+        </w:rPr>
+        <w:br/>
+      </w:r>
+      <w:r>
+        <w:rPr>
+          <w:rFonts w:ascii="Arial" w:eastAsia="Arial" w:hAnsi="Arial" w:cs="Arial"/>
+          <w:b/>
+          <w:sz w:val="24"/>
+          <w:szCs w:val="24"/>
+        </w:rPr>
+        <w:t>Responsabilidades:</w:t>
+      </w:r>
+      <w:r>
+        <w:rPr>
+          <w:rFonts w:ascii="Arial" w:eastAsia="Arial" w:hAnsi="Arial" w:cs="Arial"/>
+          <w:sz w:val="24"/>
+          <w:szCs w:val="24"/>
+        </w:rPr>
+        <w:t xml:space="preserve"> Agregar una habitación a la Reserva.</w:t>
+      </w:r>
+      <w:r>
+        <w:rPr>
+          <w:rFonts w:ascii="Arial" w:eastAsia="Arial" w:hAnsi="Arial" w:cs="Arial"/>
+          <w:sz w:val="24"/>
+          <w:szCs w:val="24"/>
+        </w:rPr>
+        <w:br/>
+      </w:r>
+      <w:r>
+        <w:rPr>
+          <w:rFonts w:ascii="Arial" w:eastAsia="Arial" w:hAnsi="Arial" w:cs="Arial"/>
+          <w:b/>
+          <w:sz w:val="24"/>
+          <w:szCs w:val="24"/>
+        </w:rPr>
+        <w:t>Pre-condiciones:</w:t>
+      </w:r>
+      <w:r>
+        <w:rPr>
+          <w:rFonts w:ascii="Arial" w:eastAsia="Arial" w:hAnsi="Arial" w:cs="Arial"/>
+          <w:sz w:val="24"/>
+          <w:szCs w:val="24"/>
+        </w:rPr>
+        <w:t xml:space="preserve"> - Existe una reserva en curso.</w:t>
+      </w:r>
+    </w:p>
+    <w:p>
+      <w:pPr>
+        <w:rPr>
+          <w:rFonts w:ascii="Arial" w:eastAsia="Arial" w:hAnsi="Arial" w:cs="Arial"/>
+          <w:sz w:val="24"/>
+          <w:szCs w:val="24"/>
+        </w:rPr>
+      </w:pPr>
+      <w:r>
+        <w:rPr>
+          <w:rFonts w:ascii="Arial" w:eastAsia="Arial" w:hAnsi="Arial" w:cs="Arial"/>
+          <w:b/>
+          <w:sz w:val="24"/>
+          <w:szCs w:val="24"/>
+        </w:rPr>
+        <w:t>Pos</w:t>
+      </w:r>
+      <w:r>
+        <w:rPr>
+          <w:rFonts w:ascii="Arial" w:eastAsia="Arial" w:hAnsi="Arial" w:cs="Arial"/>
+          <w:b/>
+          <w:sz w:val="24"/>
+          <w:szCs w:val="24"/>
+        </w:rPr>
+        <w:t>-condiciones:</w:t>
+      </w:r>
+      <w:r>
+        <w:rPr>
+          <w:rFonts w:ascii="Arial" w:eastAsia="Arial" w:hAnsi="Arial" w:cs="Arial"/>
+          <w:sz w:val="24"/>
+          <w:szCs w:val="24"/>
+        </w:rPr>
+        <w:t xml:space="preserve">  </w:t>
+      </w:r>
+      <w:r>
+        <w:rPr>
+          <w:rFonts w:ascii="Arial" w:eastAsia="Arial" w:hAnsi="Arial" w:cs="Arial"/>
+          <w:i/>
+          <w:sz w:val="24"/>
+          <w:szCs w:val="24"/>
+        </w:rPr>
+        <w:t xml:space="preserve">- </w:t>
+      </w:r>
+      <w:r>
+        <w:rPr>
+          <w:rFonts w:ascii="Arial" w:eastAsia="Arial" w:hAnsi="Arial" w:cs="Arial"/>
+          <w:sz w:val="24"/>
+          <w:szCs w:val="24"/>
+        </w:rPr>
+        <w:t xml:space="preserve">Se creó una asociación entre </w:t>
+      </w:r>
+      <w:r>
+        <w:rPr>
+          <w:rFonts w:ascii="Arial" w:eastAsia="Arial" w:hAnsi="Arial" w:cs="Arial"/>
+          <w:sz w:val="24"/>
+          <w:szCs w:val="24"/>
+        </w:rPr>
+        <w:t>una</w:t>
+      </w:r>
+      <w:r>
+        <w:rPr>
+          <w:rFonts w:ascii="Arial" w:eastAsia="Arial" w:hAnsi="Arial" w:cs="Arial"/>
+          <w:sz w:val="24"/>
+          <w:szCs w:val="24"/>
+        </w:rPr>
+        <w:t xml:space="preserve"> Habitación h</w:t>
+      </w:r>
+      <w:r>
+        <w:rPr>
+          <w:rFonts w:ascii="Arial" w:eastAsia="Arial" w:hAnsi="Arial" w:cs="Arial"/>
+          <w:sz w:val="24"/>
+          <w:szCs w:val="24"/>
+        </w:rPr>
+        <w:t xml:space="preserve"> y una instancia de Reserva r.</w:t>
+      </w:r>
+    </w:p>
+    <w:p>
+      <w:pPr>
+        <w:rPr>
+          <w:rFonts w:ascii="Arial" w:eastAsia="Arial" w:hAnsi="Arial" w:cs="Arial"/>
+          <w:sz w:val="24"/>
+          <w:szCs w:val="24"/>
+        </w:rPr>
+      </w:pPr>
+    </w:p>
+    <w:p>
+      <w:pPr>
+        <w:rPr>
+          <w:rFonts w:ascii="Arial" w:eastAsia="Arial" w:hAnsi="Arial" w:cs="Arial"/>
+          <w:sz w:val="24"/>
+          <w:szCs w:val="24"/>
+        </w:rPr>
+      </w:pPr>
+      <w:r>
+        <w:rPr>
+          <w:rFonts w:ascii="Arial" w:eastAsia="Arial" w:hAnsi="Arial" w:cs="Arial"/>
+          <w:b/>
+          <w:sz w:val="24"/>
+          <w:szCs w:val="24"/>
+        </w:rPr>
+        <w:t>Contrato N°3:</w:t>
+      </w:r>
+      <w:r>
+        <w:rPr>
+          <w:rFonts w:ascii="Arial" w:eastAsia="Arial" w:hAnsi="Arial" w:cs="Arial"/>
+          <w:sz w:val="24"/>
+          <w:szCs w:val="24"/>
+        </w:rPr>
+        <w:br/>
+      </w:r>
+      <w:r>
+        <w:rPr>
+          <w:rFonts w:ascii="Arial" w:eastAsia="Arial" w:hAnsi="Arial" w:cs="Arial"/>
+          <w:b/>
+          <w:sz w:val="24"/>
+          <w:szCs w:val="24"/>
+        </w:rPr>
+        <w:t>Operación:</w:t>
+      </w:r>
+      <w:r>
+        <w:rPr>
+          <w:rFonts w:ascii="Arial" w:eastAsia="Arial" w:hAnsi="Arial" w:cs="Arial"/>
+          <w:sz w:val="24"/>
+          <w:szCs w:val="24"/>
+        </w:rPr>
+        <w:t xml:space="preserve"> ingresarCliente</w:t>
+      </w:r>
+      <w:r>
+        <w:rPr>
+          <w:rFonts w:ascii="Arial" w:eastAsia="Arial" w:hAnsi="Arial" w:cs="Arial"/>
+          <w:sz w:val="24"/>
+          <w:szCs w:val="24"/>
+        </w:rPr>
+        <w:t>(dni</w:t>
+      </w:r>
       <w:r>
         <w:rPr>
           <w:rFonts w:ascii="Arial" w:eastAsia="Arial" w:hAnsi="Arial" w:cs="Arial"/>
@@ -19398,7 +18856,23 @@
           <w:sz w:val="24"/>
           <w:szCs w:val="24"/>
         </w:rPr>
-        <w:t xml:space="preserve"> Agregar una habitación a la Reserva.</w:t>
+        <w:t xml:space="preserve"> Ingresar el </w:t>
+      </w:r>
+      <w:r>
+        <w:rPr>
+          <w:rFonts w:ascii="Arial" w:eastAsia="Arial" w:hAnsi="Arial" w:cs="Arial"/>
+          <w:sz w:val="24"/>
+          <w:szCs w:val="24"/>
+        </w:rPr>
+        <w:t>dni</w:t>
+      </w:r>
+      <w:r>
+        <w:rPr>
+          <w:rFonts w:ascii="Arial" w:eastAsia="Arial" w:hAnsi="Arial" w:cs="Arial"/>
+          <w:sz w:val="24"/>
+          <w:szCs w:val="24"/>
+        </w:rPr>
+        <w:t xml:space="preserve"> del cliente.</w:t>
       </w:r>
       <w:r>
         <w:rPr>
@@ -19408,25 +18882,14 @@
         </w:rPr>
         <w:br/>
       </w:r>
-      <w:proofErr w:type="spellStart"/>
-      <w:r>
-        <w:rPr>
-          <w:rFonts w:ascii="Arial" w:eastAsia="Arial" w:hAnsi="Arial" w:cs="Arial"/>
-          <w:b/>
-          <w:sz w:val="24"/>
-          <w:szCs w:val="24"/>
-        </w:rPr>
-        <w:t>Pre-condiciones</w:t>
-      </w:r>
-      <w:proofErr w:type="spellEnd"/>
-      <w:r>
-        <w:rPr>
-          <w:rFonts w:ascii="Arial" w:eastAsia="Arial" w:hAnsi="Arial" w:cs="Arial"/>
-          <w:b/>
-          <w:sz w:val="24"/>
-          <w:szCs w:val="24"/>
-        </w:rPr>
-        <w:t>:</w:t>
+      <w:r>
+        <w:rPr>
+          <w:rFonts w:ascii="Arial" w:eastAsia="Arial" w:hAnsi="Arial" w:cs="Arial"/>
+          <w:b/>
+          <w:sz w:val="24"/>
+          <w:szCs w:val="24"/>
+        </w:rPr>
+        <w:t>Pre-condiciones:</w:t>
       </w:r>
       <w:r>
         <w:rPr>
@@ -19445,7 +18908,6 @@
           <w:szCs w:val="24"/>
         </w:rPr>
       </w:pPr>
-      <w:proofErr w:type="spellStart"/>
       <w:r>
         <w:rPr>
           <w:rFonts w:ascii="Arial" w:eastAsia="Arial" w:hAnsi="Arial" w:cs="Arial"/>
@@ -19462,296 +18924,7 @@
           <w:sz w:val="24"/>
           <w:szCs w:val="24"/>
         </w:rPr>
-        <w:t>-condiciones</w:t>
-      </w:r>
-      <w:proofErr w:type="spellEnd"/>
-      <w:r>
-        <w:rPr>
-          <w:rFonts w:ascii="Arial" w:eastAsia="Arial" w:hAnsi="Arial" w:cs="Arial"/>
-          <w:b/>
-          <w:sz w:val="24"/>
-          <w:szCs w:val="24"/>
-        </w:rPr>
-        <w:t>:</w:t>
-      </w:r>
-      <w:r>
-        <w:rPr>
-          <w:rFonts w:ascii="Arial" w:eastAsia="Arial" w:hAnsi="Arial" w:cs="Arial"/>
-          <w:sz w:val="24"/>
-          <w:szCs w:val="24"/>
-        </w:rPr>
-        <w:t xml:space="preserve">  </w:t>
-      </w:r>
-      <w:r>
-        <w:rPr>
-          <w:rFonts w:ascii="Arial" w:eastAsia="Arial" w:hAnsi="Arial" w:cs="Arial"/>
-          <w:i/>
-          <w:sz w:val="24"/>
-          <w:szCs w:val="24"/>
-        </w:rPr>
-        <w:t xml:space="preserve">- </w:t>
-      </w:r>
-      <w:r>
-        <w:rPr>
-          <w:rFonts w:ascii="Arial" w:eastAsia="Arial" w:hAnsi="Arial" w:cs="Arial"/>
-          <w:sz w:val="24"/>
-          <w:szCs w:val="24"/>
-        </w:rPr>
-        <w:t xml:space="preserve">Se creó una asociación entre </w:t>
-      </w:r>
-      <w:r>
-        <w:rPr>
-          <w:rFonts w:ascii="Arial" w:eastAsia="Arial" w:hAnsi="Arial" w:cs="Arial"/>
-          <w:sz w:val="24"/>
-          <w:szCs w:val="24"/>
-        </w:rPr>
-        <w:t>una</w:t>
-      </w:r>
-      <w:r>
-        <w:rPr>
-          <w:rFonts w:ascii="Arial" w:eastAsia="Arial" w:hAnsi="Arial" w:cs="Arial"/>
-          <w:sz w:val="24"/>
-          <w:szCs w:val="24"/>
-        </w:rPr>
-        <w:t xml:space="preserve"> Habitación h</w:t>
-      </w:r>
-      <w:r>
-        <w:rPr>
-          <w:rFonts w:ascii="Arial" w:eastAsia="Arial" w:hAnsi="Arial" w:cs="Arial"/>
-          <w:sz w:val="24"/>
-          <w:szCs w:val="24"/>
-        </w:rPr>
-        <w:t xml:space="preserve"> y una instancia de Reserva r.</w:t>
-      </w:r>
-    </w:p>
-    <w:p>
-      <w:pPr>
-        <w:rPr>
-          <w:rFonts w:ascii="Arial" w:eastAsia="Arial" w:hAnsi="Arial" w:cs="Arial"/>
-          <w:sz w:val="24"/>
-          <w:szCs w:val="24"/>
-        </w:rPr>
-      </w:pPr>
-    </w:p>
-    <w:p>
-      <w:pPr>
-        <w:rPr>
-          <w:rFonts w:ascii="Arial" w:eastAsia="Arial" w:hAnsi="Arial" w:cs="Arial"/>
-          <w:sz w:val="24"/>
-          <w:szCs w:val="24"/>
-        </w:rPr>
-      </w:pPr>
-      <w:r>
-        <w:rPr>
-          <w:rFonts w:ascii="Arial" w:eastAsia="Arial" w:hAnsi="Arial" w:cs="Arial"/>
-          <w:b/>
-          <w:sz w:val="24"/>
-          <w:szCs w:val="24"/>
-        </w:rPr>
-        <w:t>Contrato N°3:</w:t>
-      </w:r>
-      <w:r>
-        <w:rPr>
-          <w:rFonts w:ascii="Arial" w:eastAsia="Arial" w:hAnsi="Arial" w:cs="Arial"/>
-          <w:sz w:val="24"/>
-          <w:szCs w:val="24"/>
-        </w:rPr>
-        <w:br/>
-      </w:r>
-      <w:r>
-        <w:rPr>
-          <w:rFonts w:ascii="Arial" w:eastAsia="Arial" w:hAnsi="Arial" w:cs="Arial"/>
-          <w:b/>
-          <w:sz w:val="24"/>
-          <w:szCs w:val="24"/>
-        </w:rPr>
-        <w:t>Operación:</w:t>
-      </w:r>
-      <w:r>
-        <w:rPr>
-          <w:rFonts w:ascii="Arial" w:eastAsia="Arial" w:hAnsi="Arial" w:cs="Arial"/>
-          <w:sz w:val="24"/>
-          <w:szCs w:val="24"/>
-        </w:rPr>
-        <w:t xml:space="preserve"> </w:t>
-      </w:r>
-      <w:proofErr w:type="spellStart"/>
-      <w:r>
-        <w:rPr>
-          <w:rFonts w:ascii="Arial" w:eastAsia="Arial" w:hAnsi="Arial" w:cs="Arial"/>
-          <w:sz w:val="24"/>
-          <w:szCs w:val="24"/>
-        </w:rPr>
-        <w:t>ingresarCliente</w:t>
-      </w:r>
-      <w:proofErr w:type="spellEnd"/>
-      <w:r>
-        <w:rPr>
-          <w:rFonts w:ascii="Arial" w:eastAsia="Arial" w:hAnsi="Arial" w:cs="Arial"/>
-          <w:sz w:val="24"/>
-          <w:szCs w:val="24"/>
-        </w:rPr>
-        <w:t>(</w:t>
-      </w:r>
-      <w:proofErr w:type="spellStart"/>
-      <w:r>
-        <w:rPr>
-          <w:rFonts w:ascii="Arial" w:eastAsia="Arial" w:hAnsi="Arial" w:cs="Arial"/>
-          <w:sz w:val="24"/>
-          <w:szCs w:val="24"/>
-        </w:rPr>
-        <w:t>dni</w:t>
-      </w:r>
-      <w:proofErr w:type="spellEnd"/>
-      <w:r>
-        <w:rPr>
-          <w:rFonts w:ascii="Arial" w:eastAsia="Arial" w:hAnsi="Arial" w:cs="Arial"/>
-          <w:sz w:val="24"/>
-          <w:szCs w:val="24"/>
-        </w:rPr>
-        <w:t>)</w:t>
-      </w:r>
-      <w:r>
-        <w:rPr>
-          <w:rFonts w:ascii="Arial" w:eastAsia="Arial" w:hAnsi="Arial" w:cs="Arial"/>
-          <w:sz w:val="24"/>
-          <w:szCs w:val="24"/>
-        </w:rPr>
-        <w:br/>
-      </w:r>
-      <w:r>
-        <w:rPr>
-          <w:rFonts w:ascii="Arial" w:eastAsia="Arial" w:hAnsi="Arial" w:cs="Arial"/>
-          <w:b/>
-          <w:sz w:val="24"/>
-          <w:szCs w:val="24"/>
-        </w:rPr>
-        <w:t xml:space="preserve">Referencias cruzadas: </w:t>
-      </w:r>
-      <w:r>
-        <w:rPr>
-          <w:rFonts w:ascii="Arial" w:eastAsia="Arial" w:hAnsi="Arial" w:cs="Arial"/>
-          <w:sz w:val="24"/>
-          <w:szCs w:val="24"/>
-        </w:rPr>
-        <w:t>Caso de uso 2: Registrar Reserva</w:t>
-      </w:r>
-      <w:r>
-        <w:rPr>
-          <w:rFonts w:ascii="Arial" w:eastAsia="Arial" w:hAnsi="Arial" w:cs="Arial"/>
-          <w:sz w:val="24"/>
-          <w:szCs w:val="24"/>
-        </w:rPr>
-        <w:br/>
-      </w:r>
-      <w:r>
-        <w:rPr>
-          <w:rFonts w:ascii="Arial" w:eastAsia="Arial" w:hAnsi="Arial" w:cs="Arial"/>
-          <w:b/>
-          <w:sz w:val="24"/>
-          <w:szCs w:val="24"/>
-        </w:rPr>
-        <w:t>Responsabilidades:</w:t>
-      </w:r>
-      <w:r>
-        <w:rPr>
-          <w:rFonts w:ascii="Arial" w:eastAsia="Arial" w:hAnsi="Arial" w:cs="Arial"/>
-          <w:sz w:val="24"/>
-          <w:szCs w:val="24"/>
-        </w:rPr>
-        <w:t xml:space="preserve"> Ingresar el </w:t>
-      </w:r>
-      <w:proofErr w:type="spellStart"/>
-      <w:r>
-        <w:rPr>
-          <w:rFonts w:ascii="Arial" w:eastAsia="Arial" w:hAnsi="Arial" w:cs="Arial"/>
-          <w:sz w:val="24"/>
-          <w:szCs w:val="24"/>
-        </w:rPr>
-        <w:t>dni</w:t>
-      </w:r>
-      <w:proofErr w:type="spellEnd"/>
-      <w:r>
-        <w:rPr>
-          <w:rFonts w:ascii="Arial" w:eastAsia="Arial" w:hAnsi="Arial" w:cs="Arial"/>
-          <w:sz w:val="24"/>
-          <w:szCs w:val="24"/>
-        </w:rPr>
-        <w:t xml:space="preserve"> del cliente.</w:t>
-      </w:r>
-      <w:r>
-        <w:rPr>
-          <w:rFonts w:ascii="Arial" w:eastAsia="Arial" w:hAnsi="Arial" w:cs="Arial"/>
-          <w:sz w:val="24"/>
-          <w:szCs w:val="24"/>
-        </w:rPr>
-        <w:br/>
-      </w:r>
-      <w:proofErr w:type="spellStart"/>
-      <w:r>
-        <w:rPr>
-          <w:rFonts w:ascii="Arial" w:eastAsia="Arial" w:hAnsi="Arial" w:cs="Arial"/>
-          <w:b/>
-          <w:sz w:val="24"/>
-          <w:szCs w:val="24"/>
-        </w:rPr>
-        <w:t>Pre-condiciones</w:t>
-      </w:r>
-      <w:proofErr w:type="spellEnd"/>
-      <w:r>
-        <w:rPr>
-          <w:rFonts w:ascii="Arial" w:eastAsia="Arial" w:hAnsi="Arial" w:cs="Arial"/>
-          <w:b/>
-          <w:sz w:val="24"/>
-          <w:szCs w:val="24"/>
-        </w:rPr>
-        <w:t>:</w:t>
-      </w:r>
-      <w:r>
-        <w:rPr>
-          <w:rFonts w:ascii="Arial" w:eastAsia="Arial" w:hAnsi="Arial" w:cs="Arial"/>
-          <w:sz w:val="24"/>
-          <w:szCs w:val="24"/>
-        </w:rPr>
-        <w:t xml:space="preserve"> - Existe una reserva en curso.</w:t>
-      </w:r>
-    </w:p>
-    <w:p>
-      <w:pPr>
-        <w:rPr>
-          <w:rFonts w:ascii="Arial" w:eastAsia="Arial" w:hAnsi="Arial" w:cs="Arial"/>
-          <w:sz w:val="24"/>
-          <w:szCs w:val="24"/>
-        </w:rPr>
-      </w:pPr>
-      <w:proofErr w:type="spellStart"/>
-      <w:r>
-        <w:rPr>
-          <w:rFonts w:ascii="Arial" w:eastAsia="Arial" w:hAnsi="Arial" w:cs="Arial"/>
-          <w:b/>
-          <w:sz w:val="24"/>
-          <w:szCs w:val="24"/>
-        </w:rPr>
-        <w:t>Pos</w:t>
-      </w:r>
-      <w:r>
-        <w:rPr>
-          <w:rFonts w:ascii="Arial" w:eastAsia="Arial" w:hAnsi="Arial" w:cs="Arial"/>
-          <w:b/>
-          <w:sz w:val="24"/>
-          <w:szCs w:val="24"/>
-        </w:rPr>
-        <w:t>-condiciones</w:t>
-      </w:r>
-      <w:proofErr w:type="spellEnd"/>
-      <w:r>
-        <w:rPr>
-          <w:rFonts w:ascii="Arial" w:eastAsia="Arial" w:hAnsi="Arial" w:cs="Arial"/>
-          <w:b/>
-          <w:sz w:val="24"/>
-          <w:szCs w:val="24"/>
-        </w:rPr>
-        <w:t>:</w:t>
+        <w:t>-condiciones:</w:t>
       </w:r>
       <w:r>
         <w:rPr>
@@ -19779,18 +18952,8 @@
           <w:sz w:val="24"/>
           <w:szCs w:val="24"/>
         </w:rPr>
-        <w:t xml:space="preserve">Se modificó el atributo </w:t>
-      </w:r>
-      <w:proofErr w:type="spellStart"/>
-      <w:r>
-        <w:rPr>
-          <w:rFonts w:ascii="Arial" w:eastAsia="Arial" w:hAnsi="Arial" w:cs="Arial"/>
-          <w:sz w:val="24"/>
-          <w:szCs w:val="24"/>
-        </w:rPr>
-        <w:t>c.dni</w:t>
-      </w:r>
-      <w:proofErr w:type="spellEnd"/>
+        <w:t>Se modificó el atributo c.dni</w:t>
+      </w:r>
       <w:r>
         <w:rPr>
           <w:rFonts w:ascii="Arial" w:eastAsia="Arial" w:hAnsi="Arial" w:cs="Arial"/>
@@ -19799,7 +18962,6 @@
         </w:rPr>
         <w:t xml:space="preserve"> por </w:t>
       </w:r>
-      <w:proofErr w:type="spellStart"/>
       <w:r>
         <w:rPr>
           <w:rFonts w:ascii="Arial" w:eastAsia="Arial" w:hAnsi="Arial" w:cs="Arial"/>
@@ -19809,7 +18971,6 @@
         </w:rPr>
         <w:t>dni</w:t>
       </w:r>
-      <w:proofErr w:type="spellEnd"/>
       <w:r>
         <w:rPr>
           <w:rFonts w:ascii="Arial" w:eastAsia="Arial" w:hAnsi="Arial" w:cs="Arial"/>
@@ -19908,8 +19069,6 @@
         </w:rPr>
         <w:t xml:space="preserve"> Operación: </w:t>
       </w:r>
-      <w:proofErr w:type="spellStart"/>
-      <w:proofErr w:type="gramStart"/>
       <w:r>
         <w:rPr>
           <w:rFonts w:ascii="Arial" w:eastAsia="Arial" w:hAnsi="Arial" w:cs="Arial"/>
@@ -19917,98 +19076,7 @@
           <w:szCs w:val="24"/>
           <w:highlight w:val="white"/>
         </w:rPr>
-        <w:t>confirmarReserva</w:t>
-      </w:r>
-      <w:proofErr w:type="spellEnd"/>
-      <w:r>
-        <w:rPr>
-          <w:rFonts w:ascii="Arial" w:eastAsia="Arial" w:hAnsi="Arial" w:cs="Arial"/>
-          <w:sz w:val="24"/>
-          <w:szCs w:val="24"/>
-          <w:highlight w:val="white"/>
-        </w:rPr>
-        <w:t>(</w:t>
-      </w:r>
-      <w:proofErr w:type="spellStart"/>
-      <w:proofErr w:type="gramEnd"/>
-      <w:r>
-        <w:rPr>
-          <w:rFonts w:ascii="Arial" w:eastAsia="Arial" w:hAnsi="Arial" w:cs="Arial"/>
-          <w:sz w:val="24"/>
-          <w:szCs w:val="24"/>
-          <w:highlight w:val="white"/>
-        </w:rPr>
-        <w:t>fechaIngreso</w:t>
-      </w:r>
-      <w:proofErr w:type="spellEnd"/>
-      <w:r>
-        <w:rPr>
-          <w:rFonts w:ascii="Arial" w:eastAsia="Arial" w:hAnsi="Arial" w:cs="Arial"/>
-          <w:sz w:val="24"/>
-          <w:szCs w:val="24"/>
-          <w:highlight w:val="white"/>
-        </w:rPr>
-        <w:t xml:space="preserve">, </w:t>
-      </w:r>
-      <w:proofErr w:type="spellStart"/>
-      <w:r>
-        <w:rPr>
-          <w:rFonts w:ascii="Arial" w:eastAsia="Arial" w:hAnsi="Arial" w:cs="Arial"/>
-          <w:sz w:val="24"/>
-          <w:szCs w:val="24"/>
-          <w:highlight w:val="white"/>
-        </w:rPr>
-        <w:t>cantPersonas</w:t>
-      </w:r>
-      <w:proofErr w:type="spellEnd"/>
-      <w:r>
-        <w:rPr>
-          <w:rFonts w:ascii="Arial" w:eastAsia="Arial" w:hAnsi="Arial" w:cs="Arial"/>
-          <w:sz w:val="24"/>
-          <w:szCs w:val="24"/>
-          <w:highlight w:val="white"/>
-        </w:rPr>
-        <w:t xml:space="preserve">, </w:t>
-      </w:r>
-      <w:proofErr w:type="spellStart"/>
-      <w:r>
-        <w:rPr>
-          <w:rFonts w:ascii="Arial" w:eastAsia="Arial" w:hAnsi="Arial" w:cs="Arial"/>
-          <w:sz w:val="24"/>
-          <w:szCs w:val="24"/>
-          <w:highlight w:val="white"/>
-        </w:rPr>
-        <w:t>cantNoches</w:t>
-      </w:r>
-      <w:proofErr w:type="spellEnd"/>
-      <w:r>
-        <w:rPr>
-          <w:rFonts w:ascii="Arial" w:eastAsia="Arial" w:hAnsi="Arial" w:cs="Arial"/>
-          <w:sz w:val="24"/>
-          <w:szCs w:val="24"/>
-          <w:highlight w:val="white"/>
-        </w:rPr>
-        <w:t xml:space="preserve">, </w:t>
-      </w:r>
-      <w:proofErr w:type="spellStart"/>
-      <w:r>
-        <w:rPr>
-          <w:rFonts w:ascii="Arial" w:eastAsia="Arial" w:hAnsi="Arial" w:cs="Arial"/>
-          <w:sz w:val="24"/>
-          <w:szCs w:val="24"/>
-          <w:highlight w:val="white"/>
-        </w:rPr>
-        <w:t>datosCliente</w:t>
-      </w:r>
-      <w:proofErr w:type="spellEnd"/>
-      <w:r>
-        <w:rPr>
-          <w:rFonts w:ascii="Arial" w:eastAsia="Arial" w:hAnsi="Arial" w:cs="Arial"/>
-          <w:sz w:val="24"/>
-          <w:szCs w:val="24"/>
-          <w:highlight w:val="white"/>
-        </w:rPr>
-        <w:t>)</w:t>
+        <w:t>confirmarReserva(fechaIngreso, cantPersonas, cantNoches, datosCliente)</w:t>
       </w:r>
       <w:r>
         <w:rPr>
@@ -20076,25 +19144,14 @@
         </w:rPr>
         <w:br/>
       </w:r>
-      <w:proofErr w:type="spellStart"/>
-      <w:r>
-        <w:rPr>
-          <w:rFonts w:ascii="Arial" w:eastAsia="Arial" w:hAnsi="Arial" w:cs="Arial"/>
-          <w:b/>
-          <w:sz w:val="24"/>
-          <w:szCs w:val="24"/>
-        </w:rPr>
-        <w:t>Pre-condición</w:t>
-      </w:r>
-      <w:proofErr w:type="spellEnd"/>
-      <w:r>
-        <w:rPr>
-          <w:rFonts w:ascii="Arial" w:eastAsia="Arial" w:hAnsi="Arial" w:cs="Arial"/>
-          <w:b/>
-          <w:sz w:val="24"/>
-          <w:szCs w:val="24"/>
-        </w:rPr>
-        <w:t>:</w:t>
+      <w:r>
+        <w:rPr>
+          <w:rFonts w:ascii="Arial" w:eastAsia="Arial" w:hAnsi="Arial" w:cs="Arial"/>
+          <w:b/>
+          <w:sz w:val="24"/>
+          <w:szCs w:val="24"/>
+        </w:rPr>
+        <w:t>Pre-condición:</w:t>
       </w:r>
       <w:r>
         <w:rPr>
@@ -20112,7 +19169,6 @@
         </w:rPr>
         <w:br/>
       </w:r>
-      <w:proofErr w:type="spellStart"/>
       <w:r>
         <w:rPr>
           <w:rFonts w:ascii="Arial" w:eastAsia="Arial" w:hAnsi="Arial" w:cs="Arial"/>
@@ -20129,62 +19185,24 @@
           <w:sz w:val="24"/>
           <w:szCs w:val="24"/>
         </w:rPr>
-        <w:t>-condiciones</w:t>
-      </w:r>
-      <w:proofErr w:type="spellEnd"/>
-      <w:r>
-        <w:rPr>
-          <w:rFonts w:ascii="Arial" w:eastAsia="Arial" w:hAnsi="Arial" w:cs="Arial"/>
-          <w:b/>
-          <w:sz w:val="24"/>
-          <w:szCs w:val="24"/>
-        </w:rPr>
-        <w:t xml:space="preserve">: </w:t>
-      </w:r>
-      <w:r>
-        <w:rPr>
-          <w:rFonts w:ascii="Arial" w:eastAsia="Arial" w:hAnsi="Arial" w:cs="Arial"/>
-          <w:sz w:val="24"/>
-          <w:szCs w:val="24"/>
-        </w:rPr>
-        <w:t xml:space="preserve">- Se modificó el atributo </w:t>
-      </w:r>
-      <w:proofErr w:type="spellStart"/>
-      <w:r>
-        <w:rPr>
-          <w:rFonts w:ascii="Arial" w:eastAsia="Arial" w:hAnsi="Arial" w:cs="Arial"/>
-          <w:sz w:val="24"/>
-          <w:szCs w:val="24"/>
-        </w:rPr>
-        <w:t>r</w:t>
-      </w:r>
-      <w:r>
-        <w:rPr>
-          <w:rFonts w:ascii="Arial" w:eastAsia="Arial" w:hAnsi="Arial" w:cs="Arial"/>
-          <w:sz w:val="24"/>
-          <w:szCs w:val="24"/>
-        </w:rPr>
-        <w:t>.fechaIngreso</w:t>
-      </w:r>
-      <w:proofErr w:type="spellEnd"/>
-      <w:r>
-        <w:rPr>
-          <w:rFonts w:ascii="Arial" w:eastAsia="Arial" w:hAnsi="Arial" w:cs="Arial"/>
-          <w:sz w:val="24"/>
-          <w:szCs w:val="24"/>
-        </w:rPr>
-        <w:t xml:space="preserve"> por </w:t>
-      </w:r>
-      <w:proofErr w:type="spellStart"/>
-      <w:r>
-        <w:rPr>
-          <w:rFonts w:ascii="Arial" w:eastAsia="Arial" w:hAnsi="Arial" w:cs="Arial"/>
-          <w:sz w:val="24"/>
-          <w:szCs w:val="24"/>
-        </w:rPr>
-        <w:t>fechaIngreso</w:t>
-      </w:r>
-      <w:proofErr w:type="spellEnd"/>
+        <w:t xml:space="preserve">-condiciones: </w:t>
+      </w:r>
+      <w:r>
+        <w:rPr>
+          <w:rFonts w:ascii="Arial" w:eastAsia="Arial" w:hAnsi="Arial" w:cs="Arial"/>
+          <w:sz w:val="24"/>
+          <w:szCs w:val="24"/>
+        </w:rPr>
+        <w:t>- Se modificó el atributo r</w:t>
+      </w:r>
+      <w:r>
+        <w:rPr>
+          <w:rFonts w:ascii="Arial" w:eastAsia="Arial" w:hAnsi="Arial" w:cs="Arial"/>
+          <w:sz w:val="24"/>
+          <w:szCs w:val="24"/>
+        </w:rPr>
+        <w:t>.fechaIngreso por fechaIngreso</w:t>
+      </w:r>
       <w:r>
         <w:rPr>
           <w:rFonts w:ascii="Arial" w:eastAsia="Arial" w:hAnsi="Arial" w:cs="Arial"/>
@@ -20210,100 +19228,32 @@
           <w:sz w:val="24"/>
           <w:szCs w:val="24"/>
         </w:rPr>
-        <w:t xml:space="preserve">- Se modificó el atributo </w:t>
-      </w:r>
-      <w:proofErr w:type="spellStart"/>
-      <w:proofErr w:type="gramStart"/>
-      <w:r>
-        <w:rPr>
-          <w:rFonts w:ascii="Arial" w:eastAsia="Arial" w:hAnsi="Arial" w:cs="Arial"/>
-          <w:sz w:val="24"/>
-          <w:szCs w:val="24"/>
-        </w:rPr>
-        <w:t>r</w:t>
-      </w:r>
-      <w:r>
-        <w:rPr>
-          <w:rFonts w:ascii="Arial" w:eastAsia="Arial" w:hAnsi="Arial" w:cs="Arial"/>
-          <w:sz w:val="24"/>
-          <w:szCs w:val="24"/>
-        </w:rPr>
-        <w:t>.cantPersonas</w:t>
-      </w:r>
-      <w:proofErr w:type="spellEnd"/>
-      <w:proofErr w:type="gramEnd"/>
-      <w:r>
-        <w:rPr>
-          <w:rFonts w:ascii="Arial" w:eastAsia="Arial" w:hAnsi="Arial" w:cs="Arial"/>
-          <w:sz w:val="24"/>
-          <w:szCs w:val="24"/>
-        </w:rPr>
-        <w:t xml:space="preserve"> por </w:t>
-      </w:r>
-      <w:proofErr w:type="spellStart"/>
-      <w:r>
-        <w:rPr>
-          <w:rFonts w:ascii="Arial" w:eastAsia="Arial" w:hAnsi="Arial" w:cs="Arial"/>
-          <w:sz w:val="24"/>
-          <w:szCs w:val="24"/>
-        </w:rPr>
-        <w:t>cantPersona</w:t>
-      </w:r>
-      <w:r>
-        <w:rPr>
-          <w:rFonts w:ascii="Arial" w:eastAsia="Arial" w:hAnsi="Arial" w:cs="Arial"/>
-          <w:sz w:val="24"/>
-          <w:szCs w:val="24"/>
-        </w:rPr>
-        <w:t>s</w:t>
-      </w:r>
-      <w:proofErr w:type="spellEnd"/>
-      <w:r>
-        <w:rPr>
-          <w:rFonts w:ascii="Arial" w:eastAsia="Arial" w:hAnsi="Arial" w:cs="Arial"/>
-          <w:sz w:val="24"/>
-          <w:szCs w:val="24"/>
-        </w:rPr>
-        <w:t xml:space="preserve">.           - Se modificó el atributo </w:t>
-      </w:r>
-      <w:proofErr w:type="spellStart"/>
-      <w:proofErr w:type="gramStart"/>
-      <w:r>
-        <w:rPr>
-          <w:rFonts w:ascii="Arial" w:eastAsia="Arial" w:hAnsi="Arial" w:cs="Arial"/>
-          <w:sz w:val="24"/>
-          <w:szCs w:val="24"/>
-        </w:rPr>
-        <w:t>r</w:t>
-      </w:r>
-      <w:r>
-        <w:rPr>
-          <w:rFonts w:ascii="Arial" w:eastAsia="Arial" w:hAnsi="Arial" w:cs="Arial"/>
-          <w:sz w:val="24"/>
-          <w:szCs w:val="24"/>
-        </w:rPr>
-        <w:t>.cantNoches</w:t>
-      </w:r>
-      <w:proofErr w:type="spellEnd"/>
-      <w:proofErr w:type="gramEnd"/>
-      <w:r>
-        <w:rPr>
-          <w:rFonts w:ascii="Arial" w:eastAsia="Arial" w:hAnsi="Arial" w:cs="Arial"/>
-          <w:sz w:val="24"/>
-          <w:szCs w:val="24"/>
-        </w:rPr>
-        <w:t xml:space="preserve"> por </w:t>
-      </w:r>
-      <w:proofErr w:type="spellStart"/>
-      <w:r>
-        <w:rPr>
-          <w:rFonts w:ascii="Arial" w:eastAsia="Arial" w:hAnsi="Arial" w:cs="Arial"/>
-          <w:sz w:val="24"/>
-          <w:szCs w:val="24"/>
-        </w:rPr>
-        <w:t>cantNoches</w:t>
-      </w:r>
-      <w:proofErr w:type="spellEnd"/>
+        <w:t>- Se modificó el atributo r</w:t>
+      </w:r>
+      <w:r>
+        <w:rPr>
+          <w:rFonts w:ascii="Arial" w:eastAsia="Arial" w:hAnsi="Arial" w:cs="Arial"/>
+          <w:sz w:val="24"/>
+          <w:szCs w:val="24"/>
+        </w:rPr>
+        <w:t>.cantPersonas por cantPersona</w:t>
+      </w:r>
+      <w:r>
+        <w:rPr>
+          <w:rFonts w:ascii="Arial" w:eastAsia="Arial" w:hAnsi="Arial" w:cs="Arial"/>
+          <w:sz w:val="24"/>
+          <w:szCs w:val="24"/>
+        </w:rPr>
+        <w:t>s.           - Se modificó el atributo r</w:t>
+      </w:r>
+      <w:r>
+        <w:rPr>
+          <w:rFonts w:ascii="Arial" w:eastAsia="Arial" w:hAnsi="Arial" w:cs="Arial"/>
+          <w:sz w:val="24"/>
+          <w:szCs w:val="24"/>
+        </w:rPr>
+        <w:t>.cantNoches por cantNoches</w:t>
+      </w:r>
       <w:r>
         <w:rPr>
           <w:rFonts w:ascii="Arial" w:eastAsia="Arial" w:hAnsi="Arial" w:cs="Arial"/>
@@ -20326,38 +19276,8 @@
           <w:sz w:val="24"/>
           <w:szCs w:val="24"/>
         </w:rPr>
-        <w:t xml:space="preserve">ó el atributo </w:t>
-      </w:r>
-      <w:proofErr w:type="spellStart"/>
-      <w:proofErr w:type="gramStart"/>
-      <w:r>
-        <w:rPr>
-          <w:rFonts w:ascii="Arial" w:eastAsia="Arial" w:hAnsi="Arial" w:cs="Arial"/>
-          <w:sz w:val="24"/>
-          <w:szCs w:val="24"/>
-        </w:rPr>
-        <w:t>c.apeYnom</w:t>
-      </w:r>
-      <w:proofErr w:type="spellEnd"/>
-      <w:proofErr w:type="gramEnd"/>
-      <w:r>
-        <w:rPr>
-          <w:rFonts w:ascii="Arial" w:eastAsia="Arial" w:hAnsi="Arial" w:cs="Arial"/>
-          <w:sz w:val="24"/>
-          <w:szCs w:val="24"/>
-        </w:rPr>
-        <w:t xml:space="preserve"> por </w:t>
-      </w:r>
-      <w:proofErr w:type="spellStart"/>
-      <w:r>
-        <w:rPr>
-          <w:rFonts w:ascii="Arial" w:eastAsia="Arial" w:hAnsi="Arial" w:cs="Arial"/>
-          <w:sz w:val="24"/>
-          <w:szCs w:val="24"/>
-        </w:rPr>
-        <w:t>apeYnom</w:t>
-      </w:r>
-      <w:proofErr w:type="spellEnd"/>
+        <w:t>ó el atributo c.apeYnom por apeYnom</w:t>
+      </w:r>
       <w:r>
         <w:rPr>
           <w:rFonts w:ascii="Arial" w:eastAsia="Arial" w:hAnsi="Arial" w:cs="Arial"/>
@@ -20390,29 +19310,8 @@
           <w:sz w:val="24"/>
           <w:szCs w:val="24"/>
         </w:rPr>
-        <w:t xml:space="preserve">Se modificó el atributo </w:t>
-      </w:r>
-      <w:proofErr w:type="spellStart"/>
-      <w:proofErr w:type="gramStart"/>
-      <w:r>
-        <w:rPr>
-          <w:rFonts w:ascii="Arial" w:eastAsia="Arial" w:hAnsi="Arial" w:cs="Arial"/>
-          <w:sz w:val="24"/>
-          <w:szCs w:val="24"/>
-        </w:rPr>
-        <w:t>c.telefono</w:t>
-      </w:r>
-      <w:proofErr w:type="spellEnd"/>
-      <w:proofErr w:type="gramEnd"/>
-      <w:r>
-        <w:rPr>
-          <w:rFonts w:ascii="Arial" w:eastAsia="Arial" w:hAnsi="Arial" w:cs="Arial"/>
-          <w:sz w:val="24"/>
-          <w:szCs w:val="24"/>
-        </w:rPr>
-        <w:t xml:space="preserve"> por </w:t>
-      </w:r>
-      <w:proofErr w:type="spellStart"/>
+        <w:t xml:space="preserve">Se modificó el atributo c.telefono por </w:t>
+      </w:r>
       <w:r>
         <w:rPr>
           <w:rFonts w:ascii="Arial" w:eastAsia="Arial" w:hAnsi="Arial" w:cs="Arial"/>
@@ -20422,7 +19321,6 @@
         </w:rPr>
         <w:t>telefono</w:t>
       </w:r>
-      <w:proofErr w:type="spellEnd"/>
       <w:r>
         <w:rPr>
           <w:rFonts w:ascii="Arial" w:eastAsia="Arial" w:hAnsi="Arial" w:cs="Arial"/>
@@ -20447,35 +19345,15 @@
           <w:szCs w:val="24"/>
         </w:rPr>
         <w:br/>
-        <w:t xml:space="preserve">- Se modificó el atributo </w:t>
-      </w:r>
-      <w:proofErr w:type="spellStart"/>
-      <w:proofErr w:type="gramStart"/>
-      <w:r>
-        <w:rPr>
-          <w:rFonts w:ascii="Arial" w:eastAsia="Arial" w:hAnsi="Arial" w:cs="Arial"/>
-          <w:sz w:val="24"/>
-          <w:szCs w:val="24"/>
-        </w:rPr>
-        <w:t>r</w:t>
-      </w:r>
-      <w:r>
-        <w:rPr>
-          <w:rFonts w:ascii="Arial" w:eastAsia="Arial" w:hAnsi="Arial" w:cs="Arial"/>
-          <w:sz w:val="24"/>
-          <w:szCs w:val="24"/>
-        </w:rPr>
-        <w:t>.Estado</w:t>
-      </w:r>
-      <w:proofErr w:type="spellEnd"/>
-      <w:proofErr w:type="gramEnd"/>
-      <w:r>
-        <w:rPr>
-          <w:rFonts w:ascii="Arial" w:eastAsia="Arial" w:hAnsi="Arial" w:cs="Arial"/>
-          <w:sz w:val="24"/>
-          <w:szCs w:val="24"/>
-        </w:rPr>
-        <w:t xml:space="preserve"> a “Pendiente”.</w:t>
+        <w:t>- Se modificó el atributo r</w:t>
+      </w:r>
+      <w:r>
+        <w:rPr>
+          <w:rFonts w:ascii="Arial" w:eastAsia="Arial" w:hAnsi="Arial" w:cs="Arial"/>
+          <w:sz w:val="24"/>
+          <w:szCs w:val="24"/>
+        </w:rPr>
+        <w:t>.Estado a “Pendiente”.</w:t>
       </w:r>
       <w:r>
         <w:rPr>
@@ -20500,35 +19378,15 @@
           <w:sz w:val="24"/>
           <w:szCs w:val="24"/>
         </w:rPr>
-        <w:t xml:space="preserve"> Se modificó el atributo </w:t>
-      </w:r>
-      <w:proofErr w:type="spellStart"/>
-      <w:proofErr w:type="gramStart"/>
-      <w:r>
-        <w:rPr>
-          <w:rFonts w:ascii="Arial" w:eastAsia="Arial" w:hAnsi="Arial" w:cs="Arial"/>
-          <w:sz w:val="24"/>
-          <w:szCs w:val="24"/>
-        </w:rPr>
-        <w:t>h</w:t>
-      </w:r>
-      <w:r>
-        <w:rPr>
-          <w:rFonts w:ascii="Arial" w:eastAsia="Arial" w:hAnsi="Arial" w:cs="Arial"/>
-          <w:sz w:val="24"/>
-          <w:szCs w:val="24"/>
-        </w:rPr>
-        <w:t>.Estado</w:t>
-      </w:r>
-      <w:proofErr w:type="spellEnd"/>
-      <w:proofErr w:type="gramEnd"/>
-      <w:r>
-        <w:rPr>
-          <w:rFonts w:ascii="Arial" w:eastAsia="Arial" w:hAnsi="Arial" w:cs="Arial"/>
-          <w:sz w:val="24"/>
-          <w:szCs w:val="24"/>
-        </w:rPr>
-        <w:t xml:space="preserve"> a “Reservada”.</w:t>
+        <w:t xml:space="preserve"> Se modificó el atributo h</w:t>
+      </w:r>
+      <w:r>
+        <w:rPr>
+          <w:rFonts w:ascii="Arial" w:eastAsia="Arial" w:hAnsi="Arial" w:cs="Arial"/>
+          <w:sz w:val="24"/>
+          <w:szCs w:val="24"/>
+        </w:rPr>
+        <w:t>.Estado a “Reservada”.</w:t>
       </w:r>
     </w:p>
     <w:p>
@@ -21352,25 +20210,14 @@
           <w:szCs w:val="24"/>
         </w:rPr>
       </w:pPr>
-      <w:proofErr w:type="spellStart"/>
-      <w:r>
-        <w:rPr>
-          <w:rFonts w:ascii="Arial" w:eastAsia="Arial" w:hAnsi="Arial" w:cs="Arial"/>
-          <w:b/>
-          <w:sz w:val="24"/>
-          <w:szCs w:val="24"/>
-        </w:rPr>
-        <w:t>Pre-condiciones</w:t>
-      </w:r>
-      <w:proofErr w:type="spellEnd"/>
-      <w:r>
-        <w:rPr>
-          <w:rFonts w:ascii="Arial" w:eastAsia="Arial" w:hAnsi="Arial" w:cs="Arial"/>
-          <w:b/>
-          <w:sz w:val="24"/>
-          <w:szCs w:val="24"/>
-        </w:rPr>
-        <w:t xml:space="preserve">: </w:t>
+      <w:r>
+        <w:rPr>
+          <w:rFonts w:ascii="Arial" w:eastAsia="Arial" w:hAnsi="Arial" w:cs="Arial"/>
+          <w:b/>
+          <w:sz w:val="24"/>
+          <w:szCs w:val="24"/>
+        </w:rPr>
+        <w:t xml:space="preserve">Pre-condiciones: </w:t>
       </w:r>
       <w:r>
         <w:rPr>
@@ -21389,7 +20236,6 @@
           <w:szCs w:val="24"/>
         </w:rPr>
       </w:pPr>
-      <w:proofErr w:type="spellStart"/>
       <w:r>
         <w:rPr>
           <w:rFonts w:ascii="Arial" w:eastAsia="Arial" w:hAnsi="Arial" w:cs="Arial"/>
@@ -21406,17 +20252,7 @@
           <w:sz w:val="24"/>
           <w:szCs w:val="24"/>
         </w:rPr>
-        <w:t>-condiciones</w:t>
-      </w:r>
-      <w:proofErr w:type="spellEnd"/>
-      <w:r>
-        <w:rPr>
-          <w:rFonts w:ascii="Arial" w:eastAsia="Arial" w:hAnsi="Arial" w:cs="Arial"/>
-          <w:b/>
-          <w:sz w:val="24"/>
-          <w:szCs w:val="24"/>
-        </w:rPr>
-        <w:t xml:space="preserve">: </w:t>
+        <w:t xml:space="preserve">-condiciones: </w:t>
       </w:r>
       <w:r>
         <w:rPr>
@@ -22657,25 +21493,14 @@
           <w:szCs w:val="24"/>
         </w:rPr>
       </w:pPr>
-      <w:proofErr w:type="spellStart"/>
-      <w:r>
-        <w:rPr>
-          <w:rFonts w:ascii="Arial" w:eastAsia="Arial" w:hAnsi="Arial" w:cs="Arial"/>
-          <w:b/>
-          <w:sz w:val="24"/>
-          <w:szCs w:val="24"/>
-        </w:rPr>
-        <w:t>Pre-condiciones</w:t>
-      </w:r>
-      <w:proofErr w:type="spellEnd"/>
-      <w:r>
-        <w:rPr>
-          <w:rFonts w:ascii="Arial" w:eastAsia="Arial" w:hAnsi="Arial" w:cs="Arial"/>
-          <w:b/>
-          <w:sz w:val="24"/>
-          <w:szCs w:val="24"/>
-        </w:rPr>
-        <w:t xml:space="preserve">: </w:t>
+      <w:r>
+        <w:rPr>
+          <w:rFonts w:ascii="Arial" w:eastAsia="Arial" w:hAnsi="Arial" w:cs="Arial"/>
+          <w:b/>
+          <w:sz w:val="24"/>
+          <w:szCs w:val="24"/>
+        </w:rPr>
+        <w:t xml:space="preserve">Pre-condiciones: </w:t>
       </w:r>
       <w:r>
         <w:rPr>
@@ -22694,7 +21519,6 @@
           <w:szCs w:val="24"/>
         </w:rPr>
       </w:pPr>
-      <w:proofErr w:type="spellStart"/>
       <w:r>
         <w:rPr>
           <w:rFonts w:ascii="Arial" w:eastAsia="Arial" w:hAnsi="Arial" w:cs="Arial"/>
@@ -22711,17 +21535,7 @@
           <w:sz w:val="24"/>
           <w:szCs w:val="24"/>
         </w:rPr>
-        <w:t>-condiciones</w:t>
-      </w:r>
-      <w:proofErr w:type="spellEnd"/>
-      <w:r>
-        <w:rPr>
-          <w:rFonts w:ascii="Arial" w:eastAsia="Arial" w:hAnsi="Arial" w:cs="Arial"/>
-          <w:b/>
-          <w:sz w:val="24"/>
-          <w:szCs w:val="24"/>
-        </w:rPr>
-        <w:t xml:space="preserve">: </w:t>
+        <w:t xml:space="preserve">-condiciones: </w:t>
       </w:r>
       <w:r>
         <w:rPr>
@@ -22891,19 +21705,8 @@
           <w:sz w:val="24"/>
           <w:szCs w:val="24"/>
         </w:rPr>
-        <w:t xml:space="preserve">El recepcionista ingresa el </w:t>
-      </w:r>
-      <w:proofErr w:type="spellStart"/>
-      <w:r>
-        <w:rPr>
-          <w:rFonts w:ascii="Arial" w:eastAsia="Arial" w:hAnsi="Arial" w:cs="Arial"/>
-          <w:color w:val="000000"/>
-          <w:sz w:val="24"/>
-          <w:szCs w:val="24"/>
-        </w:rPr>
-        <w:t>dni</w:t>
-      </w:r>
-      <w:proofErr w:type="spellEnd"/>
+        <w:t>El recepcionista ingresa el dni</w:t>
+      </w:r>
       <w:r>
         <w:rPr>
           <w:rFonts w:ascii="Arial" w:eastAsia="Arial" w:hAnsi="Arial" w:cs="Arial"/>
@@ -23217,27 +22020,7 @@
           <w:sz w:val="24"/>
           <w:szCs w:val="24"/>
         </w:rPr>
-        <w:t xml:space="preserve">tipo de documento, fecha de nacimiento, email, </w:t>
-      </w:r>
-      <w:proofErr w:type="spellStart"/>
-      <w:r>
-        <w:rPr>
-          <w:rFonts w:ascii="Arial" w:eastAsia="Arial" w:hAnsi="Arial" w:cs="Arial"/>
-          <w:color w:val="000000"/>
-          <w:sz w:val="24"/>
-          <w:szCs w:val="24"/>
-        </w:rPr>
-        <w:t>pais</w:t>
-      </w:r>
-      <w:proofErr w:type="spellEnd"/>
-      <w:r>
-        <w:rPr>
-          <w:rFonts w:ascii="Arial" w:eastAsia="Arial" w:hAnsi="Arial" w:cs="Arial"/>
-          <w:color w:val="000000"/>
-          <w:sz w:val="24"/>
-          <w:szCs w:val="24"/>
-        </w:rPr>
-        <w:t xml:space="preserve"> de origen, provincia, ciudad, domicilio</w:t>
+        <w:t>tipo de documento, fecha de nacimiento, email, pais de origen, provincia, ciudad, domicilio</w:t>
       </w:r>
       <w:r>
         <w:rPr>
@@ -23496,7 +22279,6 @@
         </w:rPr>
         <w:t xml:space="preserve"> El recepcionista ingresó un </w:t>
       </w:r>
-      <w:proofErr w:type="spellStart"/>
       <w:r>
         <w:rPr>
           <w:rFonts w:ascii="Arial" w:eastAsia="Arial" w:hAnsi="Arial" w:cs="Arial"/>
@@ -23505,7 +22287,6 @@
         </w:rPr>
         <w:t>dni</w:t>
       </w:r>
-      <w:proofErr w:type="spellEnd"/>
       <w:r>
         <w:rPr>
           <w:rFonts w:ascii="Arial" w:eastAsia="Arial" w:hAnsi="Arial" w:cs="Arial"/>
@@ -23541,7 +22322,6 @@
         </w:rPr>
         <w:t xml:space="preserve">dvertencia indicando que el </w:t>
       </w:r>
-      <w:proofErr w:type="spellStart"/>
       <w:r>
         <w:rPr>
           <w:rFonts w:ascii="Arial" w:eastAsia="Arial" w:hAnsi="Arial" w:cs="Arial"/>
@@ -23550,7 +22330,6 @@
         </w:rPr>
         <w:t>dni</w:t>
       </w:r>
-      <w:proofErr w:type="spellEnd"/>
       <w:r>
         <w:rPr>
           <w:rFonts w:ascii="Arial" w:eastAsia="Arial" w:hAnsi="Arial" w:cs="Arial"/>
@@ -23883,7 +22662,6 @@
         </w:rPr>
         <w:t xml:space="preserve">Operación: </w:t>
       </w:r>
-      <w:proofErr w:type="spellStart"/>
       <w:r>
         <w:rPr>
           <w:rFonts w:ascii="Arial" w:eastAsia="Arial" w:hAnsi="Arial" w:cs="Arial"/>
@@ -23891,37 +22669,7 @@
           <w:szCs w:val="24"/>
           <w:highlight w:val="white"/>
         </w:rPr>
-        <w:t>completarReserva</w:t>
-      </w:r>
-      <w:proofErr w:type="spellEnd"/>
-      <w:r>
-        <w:rPr>
-          <w:rFonts w:ascii="Arial" w:eastAsia="Arial" w:hAnsi="Arial" w:cs="Arial"/>
-          <w:sz w:val="24"/>
-          <w:szCs w:val="24"/>
-          <w:highlight w:val="white"/>
-        </w:rPr>
-        <w:t>(</w:t>
-      </w:r>
-      <w:proofErr w:type="spellStart"/>
-      <w:r>
-        <w:rPr>
-          <w:rFonts w:ascii="Arial" w:eastAsia="Arial" w:hAnsi="Arial" w:cs="Arial"/>
-          <w:sz w:val="24"/>
-          <w:szCs w:val="24"/>
-          <w:highlight w:val="white"/>
-        </w:rPr>
-        <w:t>datosCliente</w:t>
-      </w:r>
-      <w:proofErr w:type="spellEnd"/>
-      <w:r>
-        <w:rPr>
-          <w:rFonts w:ascii="Arial" w:eastAsia="Arial" w:hAnsi="Arial" w:cs="Arial"/>
-          <w:sz w:val="24"/>
-          <w:szCs w:val="24"/>
-          <w:highlight w:val="white"/>
-        </w:rPr>
-        <w:t>)</w:t>
+        <w:t>completarReserva(datosCliente)</w:t>
       </w:r>
       <w:r>
         <w:rPr>
@@ -23997,25 +22745,14 @@
         </w:rPr>
         <w:br/>
       </w:r>
-      <w:proofErr w:type="spellStart"/>
-      <w:r>
-        <w:rPr>
-          <w:rFonts w:ascii="Arial" w:eastAsia="Arial" w:hAnsi="Arial" w:cs="Arial"/>
-          <w:b/>
-          <w:sz w:val="24"/>
-          <w:szCs w:val="24"/>
-        </w:rPr>
-        <w:t>Pre-condición</w:t>
-      </w:r>
-      <w:proofErr w:type="spellEnd"/>
-      <w:r>
-        <w:rPr>
-          <w:rFonts w:ascii="Arial" w:eastAsia="Arial" w:hAnsi="Arial" w:cs="Arial"/>
-          <w:b/>
-          <w:sz w:val="24"/>
-          <w:szCs w:val="24"/>
-        </w:rPr>
-        <w:t>:</w:t>
+      <w:r>
+        <w:rPr>
+          <w:rFonts w:ascii="Arial" w:eastAsia="Arial" w:hAnsi="Arial" w:cs="Arial"/>
+          <w:b/>
+          <w:sz w:val="24"/>
+          <w:szCs w:val="24"/>
+        </w:rPr>
+        <w:t>Pre-condición:</w:t>
       </w:r>
       <w:r>
         <w:rPr>
@@ -24033,7 +22770,6 @@
         </w:rPr>
         <w:br/>
       </w:r>
-      <w:proofErr w:type="spellStart"/>
       <w:r>
         <w:rPr>
           <w:rFonts w:ascii="Arial" w:eastAsia="Arial" w:hAnsi="Arial" w:cs="Arial"/>
@@ -24050,17 +22786,7 @@
           <w:sz w:val="24"/>
           <w:szCs w:val="24"/>
         </w:rPr>
-        <w:t>-condiciones</w:t>
-      </w:r>
-      <w:proofErr w:type="spellEnd"/>
-      <w:r>
-        <w:rPr>
-          <w:rFonts w:ascii="Arial" w:eastAsia="Arial" w:hAnsi="Arial" w:cs="Arial"/>
-          <w:b/>
-          <w:sz w:val="24"/>
-          <w:szCs w:val="24"/>
-        </w:rPr>
-        <w:t>:</w:t>
+        <w:t>-condiciones:</w:t>
       </w:r>
       <w:r>
         <w:rPr>
@@ -24079,8 +22805,6 @@
         </w:rPr>
         <w:t xml:space="preserve">- Se modificó el atributo </w:t>
       </w:r>
-      <w:proofErr w:type="spellStart"/>
-      <w:proofErr w:type="gramStart"/>
       <w:r>
         <w:rPr>
           <w:rFonts w:ascii="Arial" w:eastAsia="Arial" w:hAnsi="Arial" w:cs="Arial"/>
@@ -24089,8 +22813,6 @@
         </w:rPr>
         <w:t>c.tipoDoc</w:t>
       </w:r>
-      <w:proofErr w:type="spellEnd"/>
-      <w:proofErr w:type="gramEnd"/>
       <w:r>
         <w:rPr>
           <w:rFonts w:ascii="Arial" w:eastAsia="Arial" w:hAnsi="Arial" w:cs="Arial"/>
@@ -24105,18 +22827,8 @@
           <w:sz w:val="24"/>
           <w:szCs w:val="24"/>
         </w:rPr>
-        <w:t xml:space="preserve">por </w:t>
-      </w:r>
-      <w:proofErr w:type="spellStart"/>
-      <w:r>
-        <w:rPr>
-          <w:rFonts w:ascii="Arial" w:eastAsia="Arial" w:hAnsi="Arial" w:cs="Arial"/>
-          <w:sz w:val="24"/>
-          <w:szCs w:val="24"/>
-        </w:rPr>
-        <w:t>tipoDoc</w:t>
-      </w:r>
-      <w:proofErr w:type="spellEnd"/>
+        <w:t>por tipoDoc</w:t>
+      </w:r>
       <w:r>
         <w:rPr>
           <w:rFonts w:ascii="Arial" w:eastAsia="Arial" w:hAnsi="Arial" w:cs="Arial"/>
@@ -24144,25 +22856,13 @@
         </w:rPr>
         <w:t xml:space="preserve">- Se modificó el atributo </w:t>
       </w:r>
-      <w:proofErr w:type="spellStart"/>
-      <w:proofErr w:type="gramStart"/>
-      <w:r>
-        <w:rPr>
-          <w:rFonts w:ascii="Arial" w:eastAsia="Arial" w:hAnsi="Arial" w:cs="Arial"/>
-          <w:sz w:val="24"/>
-          <w:szCs w:val="24"/>
-        </w:rPr>
-        <w:t>c.fechaNac</w:t>
-      </w:r>
-      <w:proofErr w:type="spellEnd"/>
-      <w:proofErr w:type="gramEnd"/>
-      <w:r>
-        <w:rPr>
-          <w:rFonts w:ascii="Arial" w:eastAsia="Arial" w:hAnsi="Arial" w:cs="Arial"/>
-          <w:sz w:val="24"/>
-          <w:szCs w:val="24"/>
-        </w:rPr>
-        <w:t xml:space="preserve"> </w:t>
+      <w:r>
+        <w:rPr>
+          <w:rFonts w:ascii="Arial" w:eastAsia="Arial" w:hAnsi="Arial" w:cs="Arial"/>
+          <w:sz w:val="24"/>
+          <w:szCs w:val="24"/>
+        </w:rPr>
+        <w:t xml:space="preserve">c.fechaNac </w:t>
       </w:r>
       <w:r>
         <w:rPr>
@@ -24172,7 +22872,6 @@
         </w:rPr>
         <w:t xml:space="preserve">por </w:t>
       </w:r>
-      <w:proofErr w:type="spellStart"/>
       <w:r>
         <w:rPr>
           <w:rFonts w:ascii="Arial" w:eastAsia="Arial" w:hAnsi="Arial" w:cs="Arial"/>
@@ -24181,7 +22880,6 @@
         </w:rPr>
         <w:t>fechaNac</w:t>
       </w:r>
-      <w:proofErr w:type="spellEnd"/>
       <w:r>
         <w:rPr>
           <w:rFonts w:ascii="Arial" w:eastAsia="Arial" w:hAnsi="Arial" w:cs="Arial"/>
@@ -24220,17 +22918,7 @@
           <w:sz w:val="24"/>
           <w:szCs w:val="24"/>
         </w:rPr>
-        <w:t xml:space="preserve">ó el atributo </w:t>
-      </w:r>
-      <w:proofErr w:type="spellStart"/>
-      <w:proofErr w:type="gramStart"/>
-      <w:r>
-        <w:rPr>
-          <w:rFonts w:ascii="Arial" w:eastAsia="Arial" w:hAnsi="Arial" w:cs="Arial"/>
-          <w:sz w:val="24"/>
-          <w:szCs w:val="24"/>
-        </w:rPr>
-        <w:t>c.</w:t>
+        <w:t>ó el atributo c.</w:t>
       </w:r>
       <w:r>
         <w:rPr>
@@ -24240,8 +22928,6 @@
         </w:rPr>
         <w:t>email</w:t>
       </w:r>
-      <w:proofErr w:type="spellEnd"/>
-      <w:proofErr w:type="gramEnd"/>
       <w:r>
         <w:rPr>
           <w:rFonts w:ascii="Arial" w:eastAsia="Arial" w:hAnsi="Arial" w:cs="Arial"/>
@@ -24290,17 +22976,7 @@
           <w:sz w:val="24"/>
           <w:szCs w:val="24"/>
         </w:rPr>
-        <w:t xml:space="preserve">Se modificó el atributo </w:t>
-      </w:r>
-      <w:proofErr w:type="spellStart"/>
-      <w:proofErr w:type="gramStart"/>
-      <w:r>
-        <w:rPr>
-          <w:rFonts w:ascii="Arial" w:eastAsia="Arial" w:hAnsi="Arial" w:cs="Arial"/>
-          <w:sz w:val="24"/>
-          <w:szCs w:val="24"/>
-        </w:rPr>
-        <w:t>c.</w:t>
+        <w:t>Se modificó el atributo c.</w:t>
       </w:r>
       <w:r>
         <w:rPr>
@@ -24310,8 +22986,6 @@
         </w:rPr>
         <w:t>paisOrigen</w:t>
       </w:r>
-      <w:proofErr w:type="spellEnd"/>
-      <w:proofErr w:type="gramEnd"/>
       <w:r>
         <w:rPr>
           <w:rFonts w:ascii="Arial" w:eastAsia="Arial" w:hAnsi="Arial" w:cs="Arial"/>
@@ -24320,7 +22994,6 @@
         </w:rPr>
         <w:t xml:space="preserve"> por </w:t>
       </w:r>
-      <w:proofErr w:type="spellStart"/>
       <w:r>
         <w:rPr>
           <w:rFonts w:ascii="Arial" w:eastAsia="Arial" w:hAnsi="Arial" w:cs="Arial"/>
@@ -24330,7 +23003,6 @@
         </w:rPr>
         <w:t>paisOrigen</w:t>
       </w:r>
-      <w:proofErr w:type="spellEnd"/>
       <w:r>
         <w:rPr>
           <w:rFonts w:ascii="Arial" w:eastAsia="Arial" w:hAnsi="Arial" w:cs="Arial"/>
@@ -24373,27 +23045,7 @@
           <w:sz w:val="24"/>
           <w:szCs w:val="24"/>
         </w:rPr>
-        <w:t xml:space="preserve">Se modificó el atributo </w:t>
-      </w:r>
-      <w:proofErr w:type="spellStart"/>
-      <w:proofErr w:type="gramStart"/>
-      <w:r>
-        <w:rPr>
-          <w:rFonts w:ascii="Arial" w:eastAsia="Arial" w:hAnsi="Arial" w:cs="Arial"/>
-          <w:sz w:val="24"/>
-          <w:szCs w:val="24"/>
-        </w:rPr>
-        <w:t>c.provincia</w:t>
-      </w:r>
-      <w:proofErr w:type="spellEnd"/>
-      <w:proofErr w:type="gramEnd"/>
-      <w:r>
-        <w:rPr>
-          <w:rFonts w:ascii="Arial" w:eastAsia="Arial" w:hAnsi="Arial" w:cs="Arial"/>
-          <w:sz w:val="24"/>
-          <w:szCs w:val="24"/>
-        </w:rPr>
-        <w:t xml:space="preserve"> por </w:t>
+        <w:t xml:space="preserve">Se modificó el atributo c.provincia por </w:t>
       </w:r>
       <w:r>
         <w:rPr>
@@ -24445,27 +23097,7 @@
           <w:sz w:val="24"/>
           <w:szCs w:val="24"/>
         </w:rPr>
-        <w:t xml:space="preserve">Se modificó el atributo </w:t>
-      </w:r>
-      <w:proofErr w:type="spellStart"/>
-      <w:proofErr w:type="gramStart"/>
-      <w:r>
-        <w:rPr>
-          <w:rFonts w:ascii="Arial" w:eastAsia="Arial" w:hAnsi="Arial" w:cs="Arial"/>
-          <w:sz w:val="24"/>
-          <w:szCs w:val="24"/>
-        </w:rPr>
-        <w:t>c.ciudad</w:t>
-      </w:r>
-      <w:proofErr w:type="spellEnd"/>
-      <w:proofErr w:type="gramEnd"/>
-      <w:r>
-        <w:rPr>
-          <w:rFonts w:ascii="Arial" w:eastAsia="Arial" w:hAnsi="Arial" w:cs="Arial"/>
-          <w:sz w:val="24"/>
-          <w:szCs w:val="24"/>
-        </w:rPr>
-        <w:t xml:space="preserve"> por </w:t>
+        <w:t xml:space="preserve">Se modificó el atributo c.ciudad por </w:t>
       </w:r>
       <w:r>
         <w:rPr>
@@ -24517,27 +23149,7 @@
           <w:sz w:val="24"/>
           <w:szCs w:val="24"/>
         </w:rPr>
-        <w:t xml:space="preserve">Se modificó el atributo </w:t>
-      </w:r>
-      <w:proofErr w:type="spellStart"/>
-      <w:proofErr w:type="gramStart"/>
-      <w:r>
-        <w:rPr>
-          <w:rFonts w:ascii="Arial" w:eastAsia="Arial" w:hAnsi="Arial" w:cs="Arial"/>
-          <w:sz w:val="24"/>
-          <w:szCs w:val="24"/>
-        </w:rPr>
-        <w:t>c.domicilio</w:t>
-      </w:r>
-      <w:proofErr w:type="spellEnd"/>
-      <w:proofErr w:type="gramEnd"/>
-      <w:r>
-        <w:rPr>
-          <w:rFonts w:ascii="Arial" w:eastAsia="Arial" w:hAnsi="Arial" w:cs="Arial"/>
-          <w:sz w:val="24"/>
-          <w:szCs w:val="24"/>
-        </w:rPr>
-        <w:t xml:space="preserve"> por </w:t>
+        <w:t xml:space="preserve">Se modificó el atributo c.domicilio por </w:t>
       </w:r>
       <w:r>
         <w:rPr>
@@ -24563,6 +23175,47 @@
           <w:szCs w:val="24"/>
         </w:rPr>
         <w:t xml:space="preserve">                                                                    </w:t>
+      </w:r>
+      <w:r>
+        <w:rPr>
+          <w:rFonts w:ascii="Arial" w:eastAsia="Arial" w:hAnsi="Arial" w:cs="Arial"/>
+          <w:sz w:val="24"/>
+          <w:szCs w:val="24"/>
+        </w:rPr>
+        <w:br/>
+        <w:t>- Se modificó el atributo r</w:t>
+      </w:r>
+      <w:r>
+        <w:rPr>
+          <w:rFonts w:ascii="Arial" w:eastAsia="Arial" w:hAnsi="Arial" w:cs="Arial"/>
+          <w:sz w:val="24"/>
+          <w:szCs w:val="24"/>
+        </w:rPr>
+        <w:t>.Estado a “</w:t>
+      </w:r>
+      <w:r>
+        <w:rPr>
+          <w:rFonts w:ascii="Arial" w:eastAsia="Arial" w:hAnsi="Arial" w:cs="Arial"/>
+          <w:sz w:val="24"/>
+          <w:szCs w:val="24"/>
+        </w:rPr>
+        <w:t>Confirmada</w:t>
+      </w:r>
+      <w:r>
+        <w:rPr>
+          <w:rFonts w:ascii="Arial" w:eastAsia="Arial" w:hAnsi="Arial" w:cs="Arial"/>
+          <w:sz w:val="24"/>
+          <w:szCs w:val="24"/>
+        </w:rPr>
+        <w:t>”.</w:t>
+      </w:r>
+      <w:r>
+        <w:rPr>
+          <w:rFonts w:ascii="Arial" w:eastAsia="Arial" w:hAnsi="Arial" w:cs="Arial"/>
+          <w:sz w:val="24"/>
+          <w:szCs w:val="24"/>
+        </w:rPr>
+        <w:t xml:space="preserve">               </w:t>
       </w:r>
       <w:r>
         <w:rPr>
@@ -24573,86 +23226,13 @@
         <w:br/>
         <w:t xml:space="preserve">- Se modificó el atributo </w:t>
       </w:r>
-      <w:proofErr w:type="spellStart"/>
-      <w:proofErr w:type="gramStart"/>
-      <w:r>
-        <w:rPr>
-          <w:rFonts w:ascii="Arial" w:eastAsia="Arial" w:hAnsi="Arial" w:cs="Arial"/>
-          <w:sz w:val="24"/>
-          <w:szCs w:val="24"/>
-        </w:rPr>
-        <w:t>r</w:t>
-      </w:r>
-      <w:r>
-        <w:rPr>
-          <w:rFonts w:ascii="Arial" w:eastAsia="Arial" w:hAnsi="Arial" w:cs="Arial"/>
-          <w:sz w:val="24"/>
-          <w:szCs w:val="24"/>
-        </w:rPr>
-        <w:t>.Estado</w:t>
-      </w:r>
-      <w:proofErr w:type="spellEnd"/>
-      <w:proofErr w:type="gramEnd"/>
-      <w:r>
-        <w:rPr>
-          <w:rFonts w:ascii="Arial" w:eastAsia="Arial" w:hAnsi="Arial" w:cs="Arial"/>
-          <w:sz w:val="24"/>
-          <w:szCs w:val="24"/>
-        </w:rPr>
-        <w:t xml:space="preserve"> a “</w:t>
-      </w:r>
-      <w:r>
-        <w:rPr>
-          <w:rFonts w:ascii="Arial" w:eastAsia="Arial" w:hAnsi="Arial" w:cs="Arial"/>
-          <w:sz w:val="24"/>
-          <w:szCs w:val="24"/>
-        </w:rPr>
-        <w:t>Confirmada</w:t>
-      </w:r>
-      <w:r>
-        <w:rPr>
-          <w:rFonts w:ascii="Arial" w:eastAsia="Arial" w:hAnsi="Arial" w:cs="Arial"/>
-          <w:sz w:val="24"/>
-          <w:szCs w:val="24"/>
-        </w:rPr>
-        <w:t>”.</w:t>
-      </w:r>
-      <w:r>
-        <w:rPr>
-          <w:rFonts w:ascii="Arial" w:eastAsia="Arial" w:hAnsi="Arial" w:cs="Arial"/>
-          <w:sz w:val="24"/>
-          <w:szCs w:val="24"/>
-        </w:rPr>
-        <w:t xml:space="preserve">               </w:t>
-      </w:r>
-      <w:r>
-        <w:rPr>
-          <w:rFonts w:ascii="Arial" w:eastAsia="Arial" w:hAnsi="Arial" w:cs="Arial"/>
-          <w:sz w:val="24"/>
-          <w:szCs w:val="24"/>
-        </w:rPr>
-        <w:br/>
-        <w:t xml:space="preserve">- Se modificó el atributo </w:t>
-      </w:r>
-      <w:proofErr w:type="spellStart"/>
-      <w:proofErr w:type="gramStart"/>
-      <w:r>
-        <w:rPr>
-          <w:rFonts w:ascii="Arial" w:eastAsia="Arial" w:hAnsi="Arial" w:cs="Arial"/>
-          <w:sz w:val="24"/>
-          <w:szCs w:val="24"/>
-        </w:rPr>
-        <w:t>h.Estado</w:t>
-      </w:r>
-      <w:proofErr w:type="spellEnd"/>
-      <w:proofErr w:type="gramEnd"/>
-      <w:r>
-        <w:rPr>
-          <w:rFonts w:ascii="Arial" w:eastAsia="Arial" w:hAnsi="Arial" w:cs="Arial"/>
-          <w:sz w:val="24"/>
-          <w:szCs w:val="24"/>
-        </w:rPr>
-        <w:t xml:space="preserve"> a “Ocupada”.</w:t>
+      <w:r>
+        <w:rPr>
+          <w:rFonts w:ascii="Arial" w:eastAsia="Arial" w:hAnsi="Arial" w:cs="Arial"/>
+          <w:sz w:val="24"/>
+          <w:szCs w:val="24"/>
+        </w:rPr>
+        <w:t>h.Estado a “Ocupada”.</w:t>
       </w:r>
     </w:p>
     <w:p>
@@ -25284,25 +23864,14 @@
           <w:szCs w:val="24"/>
         </w:rPr>
       </w:pPr>
-      <w:proofErr w:type="spellStart"/>
-      <w:r>
-        <w:rPr>
-          <w:rFonts w:ascii="Arial" w:eastAsia="Arial" w:hAnsi="Arial" w:cs="Arial"/>
-          <w:b/>
-          <w:sz w:val="24"/>
-          <w:szCs w:val="24"/>
-        </w:rPr>
-        <w:t>Pre-condiciones</w:t>
-      </w:r>
-      <w:proofErr w:type="spellEnd"/>
-      <w:r>
-        <w:rPr>
-          <w:rFonts w:ascii="Arial" w:eastAsia="Arial" w:hAnsi="Arial" w:cs="Arial"/>
-          <w:b/>
-          <w:sz w:val="24"/>
-          <w:szCs w:val="24"/>
-        </w:rPr>
-        <w:t xml:space="preserve">: </w:t>
+      <w:r>
+        <w:rPr>
+          <w:rFonts w:ascii="Arial" w:eastAsia="Arial" w:hAnsi="Arial" w:cs="Arial"/>
+          <w:b/>
+          <w:sz w:val="24"/>
+          <w:szCs w:val="24"/>
+        </w:rPr>
+        <w:t xml:space="preserve">Pre-condiciones: </w:t>
       </w:r>
       <w:r>
         <w:rPr>
@@ -25329,25 +23898,14 @@
           <w:szCs w:val="24"/>
         </w:rPr>
       </w:pPr>
-      <w:proofErr w:type="spellStart"/>
-      <w:r>
-        <w:rPr>
-          <w:rFonts w:ascii="Arial" w:eastAsia="Arial" w:hAnsi="Arial" w:cs="Arial"/>
-          <w:b/>
-          <w:sz w:val="24"/>
-          <w:szCs w:val="24"/>
-        </w:rPr>
-        <w:t>Post-condiciones</w:t>
-      </w:r>
-      <w:proofErr w:type="spellEnd"/>
-      <w:r>
-        <w:rPr>
-          <w:rFonts w:ascii="Arial" w:eastAsia="Arial" w:hAnsi="Arial" w:cs="Arial"/>
-          <w:b/>
-          <w:sz w:val="24"/>
-          <w:szCs w:val="24"/>
-        </w:rPr>
-        <w:t>:</w:t>
+      <w:r>
+        <w:rPr>
+          <w:rFonts w:ascii="Arial" w:eastAsia="Arial" w:hAnsi="Arial" w:cs="Arial"/>
+          <w:b/>
+          <w:sz w:val="24"/>
+          <w:szCs w:val="24"/>
+        </w:rPr>
+        <w:t>Post-condiciones:</w:t>
       </w:r>
       <w:r>
         <w:rPr>
@@ -25492,7 +24050,6 @@
         </w:rPr>
         <w:t>El recepcionista ingresa datos de la reserva [</w:t>
       </w:r>
-      <w:proofErr w:type="spellStart"/>
       <w:r>
         <w:rPr>
           <w:rFonts w:ascii="Arial" w:eastAsia="Arial" w:hAnsi="Arial" w:cs="Arial"/>
@@ -25502,7 +24059,6 @@
         </w:rPr>
         <w:t>dni</w:t>
       </w:r>
-      <w:proofErr w:type="spellEnd"/>
       <w:r>
         <w:rPr>
           <w:rFonts w:ascii="Arial" w:eastAsia="Arial" w:hAnsi="Arial" w:cs="Arial"/>
@@ -25795,7 +24351,6 @@
         </w:rPr>
         <w:t xml:space="preserve">2 a. El recepcionista ingresó un </w:t>
       </w:r>
-      <w:proofErr w:type="spellStart"/>
       <w:r>
         <w:rPr>
           <w:rFonts w:ascii="Arial" w:eastAsia="Arial" w:hAnsi="Arial" w:cs="Arial"/>
@@ -25804,7 +24359,6 @@
         </w:rPr>
         <w:t>dni</w:t>
       </w:r>
-      <w:proofErr w:type="spellEnd"/>
       <w:r>
         <w:rPr>
           <w:rFonts w:ascii="Arial" w:eastAsia="Arial" w:hAnsi="Arial" w:cs="Arial"/>
@@ -25832,7 +24386,6 @@
         </w:rPr>
         <w:t xml:space="preserve">1. El sistema muestra un mensaje de advertencia indicando que el </w:t>
       </w:r>
-      <w:proofErr w:type="spellStart"/>
       <w:r>
         <w:rPr>
           <w:rFonts w:ascii="Arial" w:eastAsia="Arial" w:hAnsi="Arial" w:cs="Arial"/>
@@ -25841,7 +24394,6 @@
         </w:rPr>
         <w:t>dni</w:t>
       </w:r>
-      <w:proofErr w:type="spellEnd"/>
       <w:r>
         <w:rPr>
           <w:rFonts w:ascii="Arial" w:eastAsia="Arial" w:hAnsi="Arial" w:cs="Arial"/>
@@ -26484,25 +25036,14 @@
           <w:szCs w:val="24"/>
         </w:rPr>
       </w:pPr>
-      <w:proofErr w:type="spellStart"/>
-      <w:r>
-        <w:rPr>
-          <w:rFonts w:ascii="Arial" w:eastAsia="Arial" w:hAnsi="Arial" w:cs="Arial"/>
-          <w:b/>
-          <w:sz w:val="24"/>
-          <w:szCs w:val="24"/>
-        </w:rPr>
-        <w:t>Pre-condiciones</w:t>
-      </w:r>
-      <w:proofErr w:type="spellEnd"/>
-      <w:r>
-        <w:rPr>
-          <w:rFonts w:ascii="Arial" w:eastAsia="Arial" w:hAnsi="Arial" w:cs="Arial"/>
-          <w:b/>
-          <w:sz w:val="24"/>
-          <w:szCs w:val="24"/>
-        </w:rPr>
-        <w:t xml:space="preserve">: </w:t>
+      <w:r>
+        <w:rPr>
+          <w:rFonts w:ascii="Arial" w:eastAsia="Arial" w:hAnsi="Arial" w:cs="Arial"/>
+          <w:b/>
+          <w:sz w:val="24"/>
+          <w:szCs w:val="24"/>
+        </w:rPr>
+        <w:t xml:space="preserve">Pre-condiciones: </w:t>
       </w:r>
       <w:r>
         <w:rPr>
@@ -26537,25 +25078,14 @@
           <w:szCs w:val="24"/>
         </w:rPr>
       </w:pPr>
-      <w:proofErr w:type="spellStart"/>
-      <w:r>
-        <w:rPr>
-          <w:rFonts w:ascii="Arial" w:eastAsia="Arial" w:hAnsi="Arial" w:cs="Arial"/>
-          <w:b/>
-          <w:sz w:val="24"/>
-          <w:szCs w:val="24"/>
-        </w:rPr>
-        <w:t>Post-condiciones</w:t>
-      </w:r>
-      <w:proofErr w:type="spellEnd"/>
-      <w:r>
-        <w:rPr>
-          <w:rFonts w:ascii="Arial" w:eastAsia="Arial" w:hAnsi="Arial" w:cs="Arial"/>
-          <w:b/>
-          <w:sz w:val="24"/>
-          <w:szCs w:val="24"/>
-        </w:rPr>
-        <w:t>:</w:t>
+      <w:r>
+        <w:rPr>
+          <w:rFonts w:ascii="Arial" w:eastAsia="Arial" w:hAnsi="Arial" w:cs="Arial"/>
+          <w:b/>
+          <w:sz w:val="24"/>
+          <w:szCs w:val="24"/>
+        </w:rPr>
+        <w:t>Post-condiciones:</w:t>
       </w:r>
       <w:r>
         <w:rPr>
@@ -26661,27 +25191,7 @@
           <w:sz w:val="24"/>
           <w:szCs w:val="24"/>
         </w:rPr>
-        <w:t>2.  El recepcionista accede al detalle de la reserva [</w:t>
-      </w:r>
-      <w:proofErr w:type="spellStart"/>
-      <w:r>
-        <w:rPr>
-          <w:rFonts w:ascii="Arial" w:eastAsia="Arial" w:hAnsi="Arial" w:cs="Arial"/>
-          <w:color w:val="000000"/>
-          <w:sz w:val="24"/>
-          <w:szCs w:val="24"/>
-        </w:rPr>
-        <w:t>nroReserva</w:t>
-      </w:r>
-      <w:proofErr w:type="spellEnd"/>
-      <w:r>
-        <w:rPr>
-          <w:rFonts w:ascii="Arial" w:eastAsia="Arial" w:hAnsi="Arial" w:cs="Arial"/>
-          <w:color w:val="000000"/>
-          <w:sz w:val="24"/>
-          <w:szCs w:val="24"/>
-        </w:rPr>
-        <w:t xml:space="preserve">].                              </w:t>
+        <w:t xml:space="preserve">2.  El recepcionista accede al detalle de la reserva [nroReserva].                              </w:t>
       </w:r>
     </w:p>
     <w:p>
@@ -26733,25 +25243,14 @@
         </w:rPr>
         <w:t>, tipo, descripción, precio, número de piso, estado] y los datos de la persona [</w:t>
       </w:r>
-      <w:proofErr w:type="spellStart"/>
-      <w:r>
-        <w:rPr>
-          <w:rFonts w:ascii="Arial" w:eastAsia="Arial" w:hAnsi="Arial" w:cs="Arial"/>
-          <w:color w:val="000000"/>
-          <w:sz w:val="24"/>
-          <w:szCs w:val="24"/>
-        </w:rPr>
-        <w:t>dni</w:t>
-      </w:r>
-      <w:proofErr w:type="spellEnd"/>
-      <w:r>
-        <w:rPr>
-          <w:rFonts w:ascii="Arial" w:eastAsia="Arial" w:hAnsi="Arial" w:cs="Arial"/>
-          <w:color w:val="000000"/>
-          <w:sz w:val="24"/>
-          <w:szCs w:val="24"/>
-        </w:rPr>
-        <w:t xml:space="preserve">, </w:t>
+      <w:r>
+        <w:rPr>
+          <w:rFonts w:ascii="Arial" w:eastAsia="Arial" w:hAnsi="Arial" w:cs="Arial"/>
+          <w:color w:val="000000"/>
+          <w:sz w:val="24"/>
+          <w:szCs w:val="24"/>
+        </w:rPr>
+        <w:t xml:space="preserve">dni, </w:t>
       </w:r>
       <w:r>
         <w:rPr>
@@ -27285,25 +25784,14 @@
           <w:szCs w:val="24"/>
         </w:rPr>
       </w:pPr>
-      <w:proofErr w:type="spellStart"/>
-      <w:r>
-        <w:rPr>
-          <w:rFonts w:ascii="Arial" w:eastAsia="Arial" w:hAnsi="Arial" w:cs="Arial"/>
-          <w:b/>
-          <w:sz w:val="24"/>
-          <w:szCs w:val="24"/>
-        </w:rPr>
-        <w:t>Pre-condiciones</w:t>
-      </w:r>
-      <w:proofErr w:type="spellEnd"/>
-      <w:r>
-        <w:rPr>
-          <w:rFonts w:ascii="Arial" w:eastAsia="Arial" w:hAnsi="Arial" w:cs="Arial"/>
-          <w:b/>
-          <w:sz w:val="24"/>
-          <w:szCs w:val="24"/>
-        </w:rPr>
-        <w:t xml:space="preserve">: </w:t>
+      <w:r>
+        <w:rPr>
+          <w:rFonts w:ascii="Arial" w:eastAsia="Arial" w:hAnsi="Arial" w:cs="Arial"/>
+          <w:b/>
+          <w:sz w:val="24"/>
+          <w:szCs w:val="24"/>
+        </w:rPr>
+        <w:t xml:space="preserve">Pre-condiciones: </w:t>
       </w:r>
       <w:r>
         <w:rPr>
@@ -27330,25 +25818,14 @@
           <w:szCs w:val="24"/>
         </w:rPr>
       </w:pPr>
-      <w:proofErr w:type="spellStart"/>
-      <w:r>
-        <w:rPr>
-          <w:rFonts w:ascii="Arial" w:eastAsia="Arial" w:hAnsi="Arial" w:cs="Arial"/>
-          <w:b/>
-          <w:sz w:val="24"/>
-          <w:szCs w:val="24"/>
-        </w:rPr>
-        <w:t>Post-condiciones</w:t>
-      </w:r>
-      <w:proofErr w:type="spellEnd"/>
-      <w:r>
-        <w:rPr>
-          <w:rFonts w:ascii="Arial" w:eastAsia="Arial" w:hAnsi="Arial" w:cs="Arial"/>
-          <w:b/>
-          <w:sz w:val="24"/>
-          <w:szCs w:val="24"/>
-        </w:rPr>
-        <w:t xml:space="preserve">: - </w:t>
+      <w:r>
+        <w:rPr>
+          <w:rFonts w:ascii="Arial" w:eastAsia="Arial" w:hAnsi="Arial" w:cs="Arial"/>
+          <w:b/>
+          <w:sz w:val="24"/>
+          <w:szCs w:val="24"/>
+        </w:rPr>
+        <w:t xml:space="preserve">Post-condiciones: - </w:t>
       </w:r>
       <w:r>
         <w:rPr>
@@ -27464,27 +25941,7 @@
           <w:sz w:val="24"/>
           <w:szCs w:val="24"/>
         </w:rPr>
-        <w:t>2.  El recepcionista accede al detalle de la reserva [</w:t>
-      </w:r>
-      <w:proofErr w:type="spellStart"/>
-      <w:r>
-        <w:rPr>
-          <w:rFonts w:ascii="Arial" w:eastAsia="Arial" w:hAnsi="Arial" w:cs="Arial"/>
-          <w:color w:val="000000"/>
-          <w:sz w:val="24"/>
-          <w:szCs w:val="24"/>
-        </w:rPr>
-        <w:t>nroReserva</w:t>
-      </w:r>
-      <w:proofErr w:type="spellEnd"/>
-      <w:r>
-        <w:rPr>
-          <w:rFonts w:ascii="Arial" w:eastAsia="Arial" w:hAnsi="Arial" w:cs="Arial"/>
-          <w:color w:val="000000"/>
-          <w:sz w:val="24"/>
-          <w:szCs w:val="24"/>
-        </w:rPr>
-        <w:t>]</w:t>
+        <w:t>2.  El recepcionista accede al detalle de la reserva [nroReserva]</w:t>
       </w:r>
       <w:r>
         <w:rPr>
@@ -27533,25 +25990,14 @@
         </w:rPr>
         <w:t>El sistema presenta los datos de la reserva [fecha de reserva, cantidad de personas, fecha de ingreso, cantidad de noches, fecha de salida, estado, total], una lista con las habitaciones reservadas [número, tipo, descripción, precio, número de piso, estado] y los datos de la persona [</w:t>
       </w:r>
-      <w:proofErr w:type="spellStart"/>
-      <w:r>
-        <w:rPr>
-          <w:rFonts w:ascii="Arial" w:eastAsia="Arial" w:hAnsi="Arial" w:cs="Arial"/>
-          <w:color w:val="000000"/>
-          <w:sz w:val="24"/>
-          <w:szCs w:val="24"/>
-        </w:rPr>
-        <w:t>dni</w:t>
-      </w:r>
-      <w:proofErr w:type="spellEnd"/>
-      <w:r>
-        <w:rPr>
-          <w:rFonts w:ascii="Arial" w:eastAsia="Arial" w:hAnsi="Arial" w:cs="Arial"/>
-          <w:color w:val="000000"/>
-          <w:sz w:val="24"/>
-          <w:szCs w:val="24"/>
-        </w:rPr>
-        <w:t xml:space="preserve">, </w:t>
+      <w:r>
+        <w:rPr>
+          <w:rFonts w:ascii="Arial" w:eastAsia="Arial" w:hAnsi="Arial" w:cs="Arial"/>
+          <w:color w:val="000000"/>
+          <w:sz w:val="24"/>
+          <w:szCs w:val="24"/>
+        </w:rPr>
+        <w:t xml:space="preserve">dni, </w:t>
       </w:r>
       <w:r>
         <w:rPr>
@@ -27985,8 +26431,6 @@
         </w:rPr>
         <w:t xml:space="preserve">Operación: </w:t>
       </w:r>
-      <w:proofErr w:type="spellStart"/>
-      <w:proofErr w:type="gramStart"/>
       <w:r>
         <w:rPr>
           <w:rFonts w:ascii="Arial" w:eastAsia="Arial" w:hAnsi="Arial" w:cs="Arial"/>
@@ -27994,19 +26438,8 @@
           <w:szCs w:val="24"/>
           <w:highlight w:val="white"/>
         </w:rPr>
-        <w:t>confirmarCancelación</w:t>
-      </w:r>
-      <w:proofErr w:type="spellEnd"/>
-      <w:r>
-        <w:rPr>
-          <w:rFonts w:ascii="Arial" w:eastAsia="Arial" w:hAnsi="Arial" w:cs="Arial"/>
-          <w:sz w:val="24"/>
-          <w:szCs w:val="24"/>
-          <w:highlight w:val="white"/>
-        </w:rPr>
-        <w:t>(</w:t>
-      </w:r>
-      <w:proofErr w:type="gramEnd"/>
+        <w:t>confirmarCancelación(</w:t>
+      </w:r>
       <w:r>
         <w:rPr>
           <w:rFonts w:ascii="Arial" w:eastAsia="Arial" w:hAnsi="Arial" w:cs="Arial"/>
@@ -28097,7 +26530,6 @@
         </w:rPr>
         <w:br/>
       </w:r>
-      <w:proofErr w:type="spellStart"/>
       <w:r>
         <w:rPr>
           <w:rFonts w:ascii="Arial" w:eastAsia="Arial" w:hAnsi="Arial" w:cs="Arial"/>
@@ -28106,17 +26538,7 @@
           <w:szCs w:val="24"/>
         </w:rPr>
         <w:lastRenderedPageBreak/>
-        <w:t>Pre-condición</w:t>
-      </w:r>
-      <w:proofErr w:type="spellEnd"/>
-      <w:r>
-        <w:rPr>
-          <w:rFonts w:ascii="Arial" w:eastAsia="Arial" w:hAnsi="Arial" w:cs="Arial"/>
-          <w:b/>
-          <w:sz w:val="24"/>
-          <w:szCs w:val="24"/>
-        </w:rPr>
-        <w:t>:</w:t>
+        <w:t>Pre-condición:</w:t>
       </w:r>
       <w:r>
         <w:rPr>
@@ -28134,59 +26556,30 @@
         </w:rPr>
         <w:br/>
       </w:r>
-      <w:proofErr w:type="spellStart"/>
-      <w:r>
-        <w:rPr>
-          <w:rFonts w:ascii="Arial" w:eastAsia="Arial" w:hAnsi="Arial" w:cs="Arial"/>
-          <w:b/>
-          <w:sz w:val="24"/>
-          <w:szCs w:val="24"/>
-        </w:rPr>
-        <w:t>Post-condiciones</w:t>
-      </w:r>
-      <w:proofErr w:type="spellEnd"/>
-      <w:r>
-        <w:rPr>
-          <w:rFonts w:ascii="Arial" w:eastAsia="Arial" w:hAnsi="Arial" w:cs="Arial"/>
-          <w:b/>
-          <w:sz w:val="24"/>
-          <w:szCs w:val="24"/>
-        </w:rPr>
-        <w:t>:</w:t>
-      </w:r>
-      <w:r>
-        <w:rPr>
-          <w:rFonts w:ascii="Arial" w:eastAsia="Arial" w:hAnsi="Arial" w:cs="Arial"/>
-          <w:sz w:val="24"/>
-          <w:szCs w:val="24"/>
-        </w:rPr>
-        <w:t xml:space="preserve"> - Se modificó el atributo </w:t>
-      </w:r>
-      <w:proofErr w:type="spellStart"/>
-      <w:r>
-        <w:rPr>
-          <w:rFonts w:ascii="Arial" w:eastAsia="Arial" w:hAnsi="Arial" w:cs="Arial"/>
-          <w:sz w:val="24"/>
-          <w:szCs w:val="24"/>
-        </w:rPr>
-        <w:t>r</w:t>
-      </w:r>
-      <w:r>
-        <w:rPr>
-          <w:rFonts w:ascii="Arial" w:eastAsia="Arial" w:hAnsi="Arial" w:cs="Arial"/>
-          <w:sz w:val="24"/>
-          <w:szCs w:val="24"/>
-        </w:rPr>
-        <w:t>.Estado</w:t>
-      </w:r>
-      <w:proofErr w:type="spellEnd"/>
-      <w:r>
-        <w:rPr>
-          <w:rFonts w:ascii="Arial" w:eastAsia="Arial" w:hAnsi="Arial" w:cs="Arial"/>
-          <w:sz w:val="24"/>
-          <w:szCs w:val="24"/>
-        </w:rPr>
-        <w:t xml:space="preserve"> a “Cancelada”.</w:t>
+      <w:r>
+        <w:rPr>
+          <w:rFonts w:ascii="Arial" w:eastAsia="Arial" w:hAnsi="Arial" w:cs="Arial"/>
+          <w:b/>
+          <w:sz w:val="24"/>
+          <w:szCs w:val="24"/>
+        </w:rPr>
+        <w:t>Post-condiciones:</w:t>
+      </w:r>
+      <w:r>
+        <w:rPr>
+          <w:rFonts w:ascii="Arial" w:eastAsia="Arial" w:hAnsi="Arial" w:cs="Arial"/>
+          <w:sz w:val="24"/>
+          <w:szCs w:val="24"/>
+        </w:rPr>
+        <w:t xml:space="preserve"> - Se modificó el atributo r</w:t>
+      </w:r>
+      <w:r>
+        <w:rPr>
+          <w:rFonts w:ascii="Arial" w:eastAsia="Arial" w:hAnsi="Arial" w:cs="Arial"/>
+          <w:sz w:val="24"/>
+          <w:szCs w:val="24"/>
+        </w:rPr>
+        <w:t>.Estado a “Cancelada”.</w:t>
       </w:r>
       <w:r>
         <w:rPr>
@@ -28223,8 +26616,6 @@
         </w:rPr>
         <w:t xml:space="preserve">- Se modificó el atributo </w:t>
       </w:r>
-      <w:proofErr w:type="spellStart"/>
-      <w:proofErr w:type="gramStart"/>
       <w:r>
         <w:rPr>
           <w:rFonts w:ascii="Arial" w:eastAsia="Arial" w:hAnsi="Arial" w:cs="Arial"/>
@@ -28239,17 +26630,7 @@
           <w:sz w:val="24"/>
           <w:szCs w:val="24"/>
         </w:rPr>
-        <w:t>.Estado</w:t>
-      </w:r>
-      <w:proofErr w:type="spellEnd"/>
-      <w:proofErr w:type="gramEnd"/>
-      <w:r>
-        <w:rPr>
-          <w:rFonts w:ascii="Arial" w:eastAsia="Arial" w:hAnsi="Arial" w:cs="Arial"/>
-          <w:sz w:val="24"/>
-          <w:szCs w:val="24"/>
-        </w:rPr>
-        <w:t xml:space="preserve"> a “Disponible”.</w:t>
+        <w:t>.Estado a “Disponible”.</w:t>
       </w:r>
     </w:p>
     <w:p>
@@ -28789,25 +27170,14 @@
           <w:szCs w:val="24"/>
         </w:rPr>
       </w:pPr>
-      <w:proofErr w:type="spellStart"/>
-      <w:r>
-        <w:rPr>
-          <w:rFonts w:ascii="Arial" w:eastAsia="Arial" w:hAnsi="Arial" w:cs="Arial"/>
-          <w:b/>
-          <w:sz w:val="24"/>
-          <w:szCs w:val="24"/>
-        </w:rPr>
-        <w:t>Pre-condiciones</w:t>
-      </w:r>
-      <w:proofErr w:type="spellEnd"/>
-      <w:r>
-        <w:rPr>
-          <w:rFonts w:ascii="Arial" w:eastAsia="Arial" w:hAnsi="Arial" w:cs="Arial"/>
-          <w:b/>
-          <w:sz w:val="24"/>
-          <w:szCs w:val="24"/>
-        </w:rPr>
-        <w:t xml:space="preserve">: </w:t>
+      <w:r>
+        <w:rPr>
+          <w:rFonts w:ascii="Arial" w:eastAsia="Arial" w:hAnsi="Arial" w:cs="Arial"/>
+          <w:b/>
+          <w:sz w:val="24"/>
+          <w:szCs w:val="24"/>
+        </w:rPr>
+        <w:t xml:space="preserve">Pre-condiciones: </w:t>
       </w:r>
       <w:r>
         <w:rPr>
@@ -28842,25 +27212,14 @@
           <w:szCs w:val="24"/>
         </w:rPr>
       </w:pPr>
-      <w:proofErr w:type="spellStart"/>
-      <w:r>
-        <w:rPr>
-          <w:rFonts w:ascii="Arial" w:eastAsia="Arial" w:hAnsi="Arial" w:cs="Arial"/>
-          <w:b/>
-          <w:sz w:val="24"/>
-          <w:szCs w:val="24"/>
-        </w:rPr>
-        <w:t>Post-condiciones</w:t>
-      </w:r>
-      <w:proofErr w:type="spellEnd"/>
-      <w:r>
-        <w:rPr>
-          <w:rFonts w:ascii="Arial" w:eastAsia="Arial" w:hAnsi="Arial" w:cs="Arial"/>
-          <w:b/>
-          <w:sz w:val="24"/>
-          <w:szCs w:val="24"/>
-        </w:rPr>
-        <w:t>:</w:t>
+      <w:r>
+        <w:rPr>
+          <w:rFonts w:ascii="Arial" w:eastAsia="Arial" w:hAnsi="Arial" w:cs="Arial"/>
+          <w:b/>
+          <w:sz w:val="24"/>
+          <w:szCs w:val="24"/>
+        </w:rPr>
+        <w:t>Post-condiciones:</w:t>
       </w:r>
       <w:r>
         <w:rPr>
@@ -29934,25 +28293,14 @@
           <w:szCs w:val="24"/>
         </w:rPr>
       </w:pPr>
-      <w:proofErr w:type="spellStart"/>
-      <w:r>
-        <w:rPr>
-          <w:rFonts w:ascii="Arial" w:eastAsia="Arial" w:hAnsi="Arial" w:cs="Arial"/>
-          <w:b/>
-          <w:sz w:val="24"/>
-          <w:szCs w:val="24"/>
-        </w:rPr>
-        <w:t>Pre-condiciones</w:t>
-      </w:r>
-      <w:proofErr w:type="spellEnd"/>
-      <w:r>
-        <w:rPr>
-          <w:rFonts w:ascii="Arial" w:eastAsia="Arial" w:hAnsi="Arial" w:cs="Arial"/>
-          <w:b/>
-          <w:sz w:val="24"/>
-          <w:szCs w:val="24"/>
-        </w:rPr>
-        <w:t xml:space="preserve">: </w:t>
+      <w:r>
+        <w:rPr>
+          <w:rFonts w:ascii="Arial" w:eastAsia="Arial" w:hAnsi="Arial" w:cs="Arial"/>
+          <w:b/>
+          <w:sz w:val="24"/>
+          <w:szCs w:val="24"/>
+        </w:rPr>
+        <w:t xml:space="preserve">Pre-condiciones: </w:t>
       </w:r>
       <w:r>
         <w:rPr>
@@ -30062,25 +28410,14 @@
           <w:szCs w:val="24"/>
         </w:rPr>
       </w:pPr>
-      <w:proofErr w:type="spellStart"/>
-      <w:r>
-        <w:rPr>
-          <w:rFonts w:ascii="Arial" w:eastAsia="Arial" w:hAnsi="Arial" w:cs="Arial"/>
-          <w:b/>
-          <w:sz w:val="24"/>
-          <w:szCs w:val="24"/>
-        </w:rPr>
-        <w:t>Post-condiciones</w:t>
-      </w:r>
-      <w:proofErr w:type="spellEnd"/>
-      <w:r>
-        <w:rPr>
-          <w:rFonts w:ascii="Arial" w:eastAsia="Arial" w:hAnsi="Arial" w:cs="Arial"/>
-          <w:b/>
-          <w:sz w:val="24"/>
-          <w:szCs w:val="24"/>
-        </w:rPr>
-        <w:t>:</w:t>
+      <w:r>
+        <w:rPr>
+          <w:rFonts w:ascii="Arial" w:eastAsia="Arial" w:hAnsi="Arial" w:cs="Arial"/>
+          <w:b/>
+          <w:sz w:val="24"/>
+          <w:szCs w:val="24"/>
+        </w:rPr>
+        <w:t>Post-condiciones:</w:t>
       </w:r>
       <w:r>
         <w:rPr>
@@ -30112,18 +28449,8 @@
           <w:sz w:val="24"/>
           <w:szCs w:val="24"/>
         </w:rPr>
-        <w:t xml:space="preserve">a </w:t>
-      </w:r>
-      <w:proofErr w:type="gramStart"/>
-      <w:r>
-        <w:rPr>
-          <w:rFonts w:ascii="Arial" w:eastAsia="Arial" w:hAnsi="Arial" w:cs="Arial"/>
-          <w:sz w:val="24"/>
-          <w:szCs w:val="24"/>
-        </w:rPr>
-        <w:t>habitación .</w:t>
-      </w:r>
-      <w:proofErr w:type="gramEnd"/>
+        <w:t>a habitación .</w:t>
+      </w:r>
     </w:p>
     <w:p>
       <w:pPr>
@@ -31111,25 +29438,14 @@
           <w:szCs w:val="24"/>
         </w:rPr>
       </w:pPr>
-      <w:proofErr w:type="spellStart"/>
-      <w:r>
-        <w:rPr>
-          <w:rFonts w:ascii="Arial" w:eastAsia="Arial" w:hAnsi="Arial" w:cs="Arial"/>
-          <w:b/>
-          <w:sz w:val="24"/>
-          <w:szCs w:val="24"/>
-        </w:rPr>
-        <w:t>Pre-condiciones</w:t>
-      </w:r>
-      <w:proofErr w:type="spellEnd"/>
-      <w:r>
-        <w:rPr>
-          <w:rFonts w:ascii="Arial" w:eastAsia="Arial" w:hAnsi="Arial" w:cs="Arial"/>
-          <w:b/>
-          <w:sz w:val="24"/>
-          <w:szCs w:val="24"/>
-        </w:rPr>
-        <w:t xml:space="preserve">: </w:t>
+      <w:r>
+        <w:rPr>
+          <w:rFonts w:ascii="Arial" w:eastAsia="Arial" w:hAnsi="Arial" w:cs="Arial"/>
+          <w:b/>
+          <w:sz w:val="24"/>
+          <w:szCs w:val="24"/>
+        </w:rPr>
+        <w:t xml:space="preserve">Pre-condiciones: </w:t>
       </w:r>
       <w:r>
         <w:rPr>
@@ -31148,25 +29464,14 @@
           <w:szCs w:val="24"/>
         </w:rPr>
       </w:pPr>
-      <w:proofErr w:type="spellStart"/>
-      <w:r>
-        <w:rPr>
-          <w:rFonts w:ascii="Arial" w:eastAsia="Arial" w:hAnsi="Arial" w:cs="Arial"/>
-          <w:b/>
-          <w:sz w:val="24"/>
-          <w:szCs w:val="24"/>
-        </w:rPr>
-        <w:t>Post-condiciones</w:t>
-      </w:r>
-      <w:proofErr w:type="spellEnd"/>
-      <w:r>
-        <w:rPr>
-          <w:rFonts w:ascii="Arial" w:eastAsia="Arial" w:hAnsi="Arial" w:cs="Arial"/>
-          <w:b/>
-          <w:sz w:val="24"/>
-          <w:szCs w:val="24"/>
-        </w:rPr>
-        <w:t xml:space="preserve">: </w:t>
+      <w:r>
+        <w:rPr>
+          <w:rFonts w:ascii="Arial" w:eastAsia="Arial" w:hAnsi="Arial" w:cs="Arial"/>
+          <w:b/>
+          <w:sz w:val="24"/>
+          <w:szCs w:val="24"/>
+        </w:rPr>
+        <w:t xml:space="preserve">Post-condiciones: </w:t>
       </w:r>
     </w:p>
     <w:p>
@@ -32771,33 +31076,13 @@
         </w:rPr>
         <w:t xml:space="preserve">Operación: </w:t>
       </w:r>
-      <w:proofErr w:type="spellStart"/>
-      <w:proofErr w:type="gramStart"/>
-      <w:r>
-        <w:rPr>
-          <w:rFonts w:ascii="Arial" w:eastAsia="Arial" w:hAnsi="Arial" w:cs="Arial"/>
-          <w:sz w:val="24"/>
-          <w:szCs w:val="24"/>
-        </w:rPr>
-        <w:t>crearHabitacion</w:t>
-      </w:r>
-      <w:proofErr w:type="spellEnd"/>
-      <w:r>
-        <w:rPr>
-          <w:rFonts w:ascii="Arial" w:eastAsia="Arial" w:hAnsi="Arial" w:cs="Arial"/>
-          <w:sz w:val="24"/>
-          <w:szCs w:val="24"/>
-        </w:rPr>
-        <w:t>(</w:t>
-      </w:r>
-      <w:proofErr w:type="gramEnd"/>
-      <w:r>
-        <w:rPr>
-          <w:rFonts w:ascii="Arial" w:eastAsia="Arial" w:hAnsi="Arial" w:cs="Arial"/>
-          <w:sz w:val="24"/>
-          <w:szCs w:val="24"/>
-        </w:rPr>
-        <w:t>)</w:t>
+      <w:r>
+        <w:rPr>
+          <w:rFonts w:ascii="Arial" w:eastAsia="Arial" w:hAnsi="Arial" w:cs="Arial"/>
+          <w:sz w:val="24"/>
+          <w:szCs w:val="24"/>
+        </w:rPr>
+        <w:t>crearHabitacion()</w:t>
       </w:r>
       <w:r>
         <w:rPr>
@@ -32857,25 +31142,14 @@
         </w:rPr>
         <w:br/>
       </w:r>
-      <w:proofErr w:type="spellStart"/>
-      <w:r>
-        <w:rPr>
-          <w:rFonts w:ascii="Arial" w:eastAsia="Arial" w:hAnsi="Arial" w:cs="Arial"/>
-          <w:b/>
-          <w:sz w:val="24"/>
-          <w:szCs w:val="24"/>
-        </w:rPr>
-        <w:t>Pre-condiciones</w:t>
-      </w:r>
-      <w:proofErr w:type="spellEnd"/>
-      <w:r>
-        <w:rPr>
-          <w:rFonts w:ascii="Arial" w:eastAsia="Arial" w:hAnsi="Arial" w:cs="Arial"/>
-          <w:b/>
-          <w:sz w:val="24"/>
-          <w:szCs w:val="24"/>
-        </w:rPr>
-        <w:t xml:space="preserve">: </w:t>
+      <w:r>
+        <w:rPr>
+          <w:rFonts w:ascii="Arial" w:eastAsia="Arial" w:hAnsi="Arial" w:cs="Arial"/>
+          <w:b/>
+          <w:sz w:val="24"/>
+          <w:szCs w:val="24"/>
+        </w:rPr>
+        <w:t xml:space="preserve">Pre-condiciones: </w:t>
       </w:r>
       <w:r>
         <w:rPr>
@@ -32893,25 +31167,14 @@
         </w:rPr>
         <w:br/>
       </w:r>
-      <w:proofErr w:type="spellStart"/>
-      <w:r>
-        <w:rPr>
-          <w:rFonts w:ascii="Arial" w:eastAsia="Arial" w:hAnsi="Arial" w:cs="Arial"/>
-          <w:b/>
-          <w:sz w:val="24"/>
-          <w:szCs w:val="24"/>
-        </w:rPr>
-        <w:t>Post-condiciones</w:t>
-      </w:r>
-      <w:proofErr w:type="spellEnd"/>
-      <w:r>
-        <w:rPr>
-          <w:rFonts w:ascii="Arial" w:eastAsia="Arial" w:hAnsi="Arial" w:cs="Arial"/>
-          <w:b/>
-          <w:sz w:val="24"/>
-          <w:szCs w:val="24"/>
-        </w:rPr>
-        <w:t xml:space="preserve">: </w:t>
+      <w:r>
+        <w:rPr>
+          <w:rFonts w:ascii="Arial" w:eastAsia="Arial" w:hAnsi="Arial" w:cs="Arial"/>
+          <w:b/>
+          <w:sz w:val="24"/>
+          <w:szCs w:val="24"/>
+        </w:rPr>
+        <w:t xml:space="preserve">Post-condiciones: </w:t>
       </w:r>
       <w:r>
         <w:rPr>
@@ -32966,51 +31229,13 @@
         </w:rPr>
         <w:t xml:space="preserve">Operación: </w:t>
       </w:r>
-      <w:proofErr w:type="spellStart"/>
-      <w:r>
-        <w:rPr>
-          <w:rFonts w:ascii="Arial" w:eastAsia="Arial" w:hAnsi="Arial" w:cs="Arial"/>
-          <w:sz w:val="24"/>
-          <w:szCs w:val="24"/>
-        </w:rPr>
-        <w:t>confirmarHabitacion</w:t>
-      </w:r>
-      <w:proofErr w:type="spellEnd"/>
-      <w:r>
-        <w:rPr>
-          <w:rFonts w:ascii="Arial" w:eastAsia="Arial" w:hAnsi="Arial" w:cs="Arial"/>
-          <w:sz w:val="24"/>
-          <w:szCs w:val="24"/>
-        </w:rPr>
-        <w:t>(</w:t>
-      </w:r>
-      <w:proofErr w:type="spellStart"/>
-      <w:proofErr w:type="gramStart"/>
-      <w:r>
-        <w:rPr>
-          <w:rFonts w:ascii="Arial" w:eastAsia="Arial" w:hAnsi="Arial" w:cs="Arial"/>
-          <w:sz w:val="24"/>
-          <w:szCs w:val="24"/>
-        </w:rPr>
-        <w:t>numero,tipo</w:t>
-      </w:r>
-      <w:proofErr w:type="gramEnd"/>
-      <w:r>
-        <w:rPr>
-          <w:rFonts w:ascii="Arial" w:eastAsia="Arial" w:hAnsi="Arial" w:cs="Arial"/>
-          <w:sz w:val="24"/>
-          <w:szCs w:val="24"/>
-        </w:rPr>
-        <w:t>,descripcion,piso,estado</w:t>
-      </w:r>
-      <w:proofErr w:type="spellEnd"/>
-      <w:r>
-        <w:rPr>
-          <w:rFonts w:ascii="Arial" w:eastAsia="Arial" w:hAnsi="Arial" w:cs="Arial"/>
-          <w:sz w:val="24"/>
-          <w:szCs w:val="24"/>
-        </w:rPr>
-        <w:t>)</w:t>
+      <w:r>
+        <w:rPr>
+          <w:rFonts w:ascii="Arial" w:eastAsia="Arial" w:hAnsi="Arial" w:cs="Arial"/>
+          <w:sz w:val="24"/>
+          <w:szCs w:val="24"/>
+        </w:rPr>
+        <w:t>confirmarHabitacion(numero,tipo,descripcion,piso,estado)</w:t>
       </w:r>
       <w:r>
         <w:rPr>
@@ -33070,25 +31295,14 @@
         </w:rPr>
         <w:br/>
       </w:r>
-      <w:proofErr w:type="spellStart"/>
-      <w:r>
-        <w:rPr>
-          <w:rFonts w:ascii="Arial" w:eastAsia="Arial" w:hAnsi="Arial" w:cs="Arial"/>
-          <w:b/>
-          <w:sz w:val="24"/>
-          <w:szCs w:val="24"/>
-        </w:rPr>
-        <w:t>Pre-condiciones</w:t>
-      </w:r>
-      <w:proofErr w:type="spellEnd"/>
-      <w:r>
-        <w:rPr>
-          <w:rFonts w:ascii="Arial" w:eastAsia="Arial" w:hAnsi="Arial" w:cs="Arial"/>
-          <w:b/>
-          <w:sz w:val="24"/>
-          <w:szCs w:val="24"/>
-        </w:rPr>
-        <w:t xml:space="preserve">: </w:t>
+      <w:r>
+        <w:rPr>
+          <w:rFonts w:ascii="Arial" w:eastAsia="Arial" w:hAnsi="Arial" w:cs="Arial"/>
+          <w:b/>
+          <w:sz w:val="24"/>
+          <w:szCs w:val="24"/>
+        </w:rPr>
+        <w:t xml:space="preserve">Pre-condiciones: </w:t>
       </w:r>
       <w:r>
         <w:rPr>
@@ -33106,51 +31320,22 @@
         </w:rPr>
         <w:br/>
       </w:r>
-      <w:proofErr w:type="spellStart"/>
-      <w:r>
-        <w:rPr>
-          <w:rFonts w:ascii="Arial" w:eastAsia="Arial" w:hAnsi="Arial" w:cs="Arial"/>
-          <w:b/>
-          <w:sz w:val="24"/>
-          <w:szCs w:val="24"/>
-        </w:rPr>
-        <w:t>Post-condiciones</w:t>
-      </w:r>
-      <w:proofErr w:type="spellEnd"/>
-      <w:r>
-        <w:rPr>
-          <w:rFonts w:ascii="Arial" w:eastAsia="Arial" w:hAnsi="Arial" w:cs="Arial"/>
-          <w:b/>
-          <w:sz w:val="24"/>
-          <w:szCs w:val="24"/>
-        </w:rPr>
-        <w:t xml:space="preserve">: </w:t>
-      </w:r>
-      <w:r>
-        <w:rPr>
-          <w:rFonts w:ascii="Arial" w:eastAsia="Arial" w:hAnsi="Arial" w:cs="Arial"/>
-          <w:sz w:val="24"/>
-          <w:szCs w:val="24"/>
-        </w:rPr>
-        <w:t xml:space="preserve"> - Se modificó el atributo </w:t>
-      </w:r>
-      <w:proofErr w:type="spellStart"/>
-      <w:r>
-        <w:rPr>
-          <w:rFonts w:ascii="Arial" w:eastAsia="Arial" w:hAnsi="Arial" w:cs="Arial"/>
-          <w:sz w:val="24"/>
-          <w:szCs w:val="24"/>
-        </w:rPr>
-        <w:t>h.número</w:t>
-      </w:r>
-      <w:proofErr w:type="spellEnd"/>
-      <w:r>
-        <w:rPr>
-          <w:rFonts w:ascii="Arial" w:eastAsia="Arial" w:hAnsi="Arial" w:cs="Arial"/>
-          <w:sz w:val="24"/>
-          <w:szCs w:val="24"/>
-        </w:rPr>
-        <w:t xml:space="preserve"> por número.</w:t>
+      <w:r>
+        <w:rPr>
+          <w:rFonts w:ascii="Arial" w:eastAsia="Arial" w:hAnsi="Arial" w:cs="Arial"/>
+          <w:b/>
+          <w:sz w:val="24"/>
+          <w:szCs w:val="24"/>
+        </w:rPr>
+        <w:t xml:space="preserve">Post-condiciones: </w:t>
+      </w:r>
+      <w:r>
+        <w:rPr>
+          <w:rFonts w:ascii="Arial" w:eastAsia="Arial" w:hAnsi="Arial" w:cs="Arial"/>
+          <w:sz w:val="24"/>
+          <w:szCs w:val="24"/>
+        </w:rPr>
+        <w:t xml:space="preserve"> - Se modificó el atributo h.número por número.</w:t>
       </w:r>
     </w:p>
     <w:p>
@@ -33169,27 +31354,7 @@
           <w:sz w:val="24"/>
           <w:szCs w:val="24"/>
         </w:rPr>
-        <w:t xml:space="preserve">- Se modificó el atributo </w:t>
-      </w:r>
-      <w:proofErr w:type="spellStart"/>
-      <w:proofErr w:type="gramStart"/>
-      <w:r>
-        <w:rPr>
-          <w:rFonts w:ascii="Arial" w:eastAsia="Arial" w:hAnsi="Arial" w:cs="Arial"/>
-          <w:sz w:val="24"/>
-          <w:szCs w:val="24"/>
-        </w:rPr>
-        <w:t>h.tipo</w:t>
-      </w:r>
-      <w:proofErr w:type="spellEnd"/>
-      <w:proofErr w:type="gramEnd"/>
-      <w:r>
-        <w:rPr>
-          <w:rFonts w:ascii="Arial" w:eastAsia="Arial" w:hAnsi="Arial" w:cs="Arial"/>
-          <w:sz w:val="24"/>
-          <w:szCs w:val="24"/>
-        </w:rPr>
-        <w:t xml:space="preserve"> por tipo.                                             </w:t>
+        <w:t xml:space="preserve">- Se modificó el atributo h.tipo por tipo.                                             </w:t>
       </w:r>
       <w:r>
         <w:rPr>
@@ -33205,27 +31370,7 @@
           <w:sz w:val="24"/>
           <w:szCs w:val="24"/>
         </w:rPr>
-        <w:t xml:space="preserve">- Se modificó el atributo </w:t>
-      </w:r>
-      <w:proofErr w:type="spellStart"/>
-      <w:proofErr w:type="gramStart"/>
-      <w:r>
-        <w:rPr>
-          <w:rFonts w:ascii="Arial" w:eastAsia="Arial" w:hAnsi="Arial" w:cs="Arial"/>
-          <w:sz w:val="24"/>
-          <w:szCs w:val="24"/>
-        </w:rPr>
-        <w:t>h.descripción</w:t>
-      </w:r>
-      <w:proofErr w:type="spellEnd"/>
-      <w:proofErr w:type="gramEnd"/>
-      <w:r>
-        <w:rPr>
-          <w:rFonts w:ascii="Arial" w:eastAsia="Arial" w:hAnsi="Arial" w:cs="Arial"/>
-          <w:sz w:val="24"/>
-          <w:szCs w:val="24"/>
-        </w:rPr>
-        <w:t xml:space="preserve"> por descripción.                  </w:t>
+        <w:t xml:space="preserve">- Se modificó el atributo h.descripción por descripción.                  </w:t>
       </w:r>
       <w:r>
         <w:rPr>
@@ -33241,27 +31386,7 @@
           <w:sz w:val="24"/>
           <w:szCs w:val="24"/>
         </w:rPr>
-        <w:t xml:space="preserve"> - Se modificó el atributo </w:t>
-      </w:r>
-      <w:proofErr w:type="spellStart"/>
-      <w:proofErr w:type="gramStart"/>
-      <w:r>
-        <w:rPr>
-          <w:rFonts w:ascii="Arial" w:eastAsia="Arial" w:hAnsi="Arial" w:cs="Arial"/>
-          <w:sz w:val="24"/>
-          <w:szCs w:val="24"/>
-        </w:rPr>
-        <w:t>h.piso</w:t>
-      </w:r>
-      <w:proofErr w:type="spellEnd"/>
-      <w:proofErr w:type="gramEnd"/>
-      <w:r>
-        <w:rPr>
-          <w:rFonts w:ascii="Arial" w:eastAsia="Arial" w:hAnsi="Arial" w:cs="Arial"/>
-          <w:sz w:val="24"/>
-          <w:szCs w:val="24"/>
-        </w:rPr>
-        <w:t xml:space="preserve"> por piso.                                          </w:t>
+        <w:t xml:space="preserve"> - Se modificó el atributo h.piso por piso.                                          </w:t>
       </w:r>
       <w:r>
         <w:rPr>
@@ -33277,27 +31402,7 @@
           <w:sz w:val="24"/>
           <w:szCs w:val="24"/>
         </w:rPr>
-        <w:t xml:space="preserve"> - Se modificó el atributo </w:t>
-      </w:r>
-      <w:proofErr w:type="spellStart"/>
-      <w:proofErr w:type="gramStart"/>
-      <w:r>
-        <w:rPr>
-          <w:rFonts w:ascii="Arial" w:eastAsia="Arial" w:hAnsi="Arial" w:cs="Arial"/>
-          <w:sz w:val="24"/>
-          <w:szCs w:val="24"/>
-        </w:rPr>
-        <w:t>h.estado</w:t>
-      </w:r>
-      <w:proofErr w:type="spellEnd"/>
-      <w:proofErr w:type="gramEnd"/>
-      <w:r>
-        <w:rPr>
-          <w:rFonts w:ascii="Arial" w:eastAsia="Arial" w:hAnsi="Arial" w:cs="Arial"/>
-          <w:sz w:val="24"/>
-          <w:szCs w:val="24"/>
-        </w:rPr>
-        <w:t xml:space="preserve"> por estado.</w:t>
+        <w:t xml:space="preserve"> - Se modificó el atributo h.estado por estado.</w:t>
       </w:r>
     </w:p>
     <w:p>
@@ -33747,23 +31852,13 @@
         </w:rPr>
         <w:t xml:space="preserve">Operación: </w:t>
       </w:r>
-      <w:proofErr w:type="spellStart"/>
-      <w:r>
-        <w:rPr>
-          <w:rFonts w:ascii="Arial" w:eastAsia="Arial" w:hAnsi="Arial" w:cs="Arial"/>
-          <w:sz w:val="24"/>
-          <w:szCs w:val="24"/>
-        </w:rPr>
-        <w:t>confirmarEliminacion</w:t>
-      </w:r>
-      <w:proofErr w:type="spellEnd"/>
-      <w:r>
-        <w:rPr>
-          <w:rFonts w:ascii="Arial" w:eastAsia="Arial" w:hAnsi="Arial" w:cs="Arial"/>
-          <w:sz w:val="24"/>
-          <w:szCs w:val="24"/>
-        </w:rPr>
-        <w:t xml:space="preserve"> ()</w:t>
+      <w:r>
+        <w:rPr>
+          <w:rFonts w:ascii="Arial" w:eastAsia="Arial" w:hAnsi="Arial" w:cs="Arial"/>
+          <w:sz w:val="24"/>
+          <w:szCs w:val="24"/>
+        </w:rPr>
+        <w:t>confirmarEliminacion ()</w:t>
       </w:r>
       <w:r>
         <w:rPr>
@@ -33823,25 +31918,14 @@
         </w:rPr>
         <w:br/>
       </w:r>
-      <w:proofErr w:type="spellStart"/>
-      <w:r>
-        <w:rPr>
-          <w:rFonts w:ascii="Arial" w:eastAsia="Arial" w:hAnsi="Arial" w:cs="Arial"/>
-          <w:b/>
-          <w:sz w:val="24"/>
-          <w:szCs w:val="24"/>
-        </w:rPr>
-        <w:t>Pre-condiciones</w:t>
-      </w:r>
-      <w:proofErr w:type="spellEnd"/>
-      <w:r>
-        <w:rPr>
-          <w:rFonts w:ascii="Arial" w:eastAsia="Arial" w:hAnsi="Arial" w:cs="Arial"/>
-          <w:b/>
-          <w:sz w:val="24"/>
-          <w:szCs w:val="24"/>
-        </w:rPr>
-        <w:t xml:space="preserve">: </w:t>
+      <w:r>
+        <w:rPr>
+          <w:rFonts w:ascii="Arial" w:eastAsia="Arial" w:hAnsi="Arial" w:cs="Arial"/>
+          <w:b/>
+          <w:sz w:val="24"/>
+          <w:szCs w:val="24"/>
+        </w:rPr>
+        <w:t xml:space="preserve">Pre-condiciones: </w:t>
       </w:r>
       <w:r>
         <w:rPr>
@@ -33859,25 +31943,14 @@
         </w:rPr>
         <w:br/>
       </w:r>
-      <w:proofErr w:type="spellStart"/>
-      <w:r>
-        <w:rPr>
-          <w:rFonts w:ascii="Arial" w:eastAsia="Arial" w:hAnsi="Arial" w:cs="Arial"/>
-          <w:b/>
-          <w:sz w:val="24"/>
-          <w:szCs w:val="24"/>
-        </w:rPr>
-        <w:t>Post-condiciones</w:t>
-      </w:r>
-      <w:proofErr w:type="spellEnd"/>
-      <w:r>
-        <w:rPr>
-          <w:rFonts w:ascii="Arial" w:eastAsia="Arial" w:hAnsi="Arial" w:cs="Arial"/>
-          <w:b/>
-          <w:sz w:val="24"/>
-          <w:szCs w:val="24"/>
-        </w:rPr>
-        <w:t>:</w:t>
+      <w:r>
+        <w:rPr>
+          <w:rFonts w:ascii="Arial" w:eastAsia="Arial" w:hAnsi="Arial" w:cs="Arial"/>
+          <w:b/>
+          <w:sz w:val="24"/>
+          <w:szCs w:val="24"/>
+        </w:rPr>
+        <w:t>Post-condiciones:</w:t>
       </w:r>
       <w:r>
         <w:rPr>
@@ -34299,7 +32372,6 @@
         </w:rPr>
         <w:t xml:space="preserve"> </w:t>
       </w:r>
-      <w:proofErr w:type="spellStart"/>
       <w:r>
         <w:rPr>
           <w:rFonts w:ascii="Arial" w:eastAsia="Arial" w:hAnsi="Arial" w:cs="Arial"/>
@@ -34307,9 +32379,108 @@
           <w:szCs w:val="24"/>
           <w:highlight w:val="white"/>
         </w:rPr>
-        <w:t>confirmarModificación</w:t>
-      </w:r>
-      <w:proofErr w:type="spellEnd"/>
+        <w:t>confirmarModificación(tipo,descripción)</w:t>
+      </w:r>
+      <w:r>
+        <w:rPr>
+          <w:rFonts w:ascii="Arial" w:eastAsia="Arial" w:hAnsi="Arial" w:cs="Arial"/>
+          <w:sz w:val="24"/>
+          <w:szCs w:val="24"/>
+        </w:rPr>
+        <w:br/>
+      </w:r>
+      <w:r>
+        <w:rPr>
+          <w:rFonts w:ascii="Arial" w:eastAsia="Arial" w:hAnsi="Arial" w:cs="Arial"/>
+          <w:b/>
+          <w:sz w:val="24"/>
+          <w:szCs w:val="24"/>
+        </w:rPr>
+        <w:t xml:space="preserve">Referencias Cruzadas: </w:t>
+      </w:r>
+      <w:r>
+        <w:rPr>
+          <w:rFonts w:ascii="Arial" w:eastAsia="Arial" w:hAnsi="Arial" w:cs="Arial"/>
+          <w:sz w:val="24"/>
+          <w:szCs w:val="24"/>
+        </w:rPr>
+        <w:t>Caso de uso 10: Gestionar Habitaciones</w:t>
+      </w:r>
+      <w:r>
+        <w:rPr>
+          <w:rFonts w:ascii="Arial" w:eastAsia="Arial" w:hAnsi="Arial" w:cs="Arial"/>
+          <w:sz w:val="24"/>
+          <w:szCs w:val="24"/>
+        </w:rPr>
+        <w:br/>
+      </w:r>
+      <w:r>
+        <w:rPr>
+          <w:rFonts w:ascii="Arial" w:eastAsia="Arial" w:hAnsi="Arial" w:cs="Arial"/>
+          <w:b/>
+          <w:sz w:val="24"/>
+          <w:szCs w:val="24"/>
+        </w:rPr>
+        <w:t xml:space="preserve">Responsabilidades: </w:t>
+      </w:r>
+      <w:r>
+        <w:rPr>
+          <w:rFonts w:ascii="Arial" w:eastAsia="Arial" w:hAnsi="Arial" w:cs="Arial"/>
+          <w:sz w:val="24"/>
+          <w:szCs w:val="24"/>
+        </w:rPr>
+        <w:t>Modificar los datos de una habitación.</w:t>
+      </w:r>
+      <w:r>
+        <w:rPr>
+          <w:rFonts w:ascii="Arial" w:eastAsia="Arial" w:hAnsi="Arial" w:cs="Arial"/>
+          <w:sz w:val="24"/>
+          <w:szCs w:val="24"/>
+        </w:rPr>
+        <w:br/>
+      </w:r>
+      <w:r>
+        <w:rPr>
+          <w:rFonts w:ascii="Arial" w:eastAsia="Arial" w:hAnsi="Arial" w:cs="Arial"/>
+          <w:b/>
+          <w:sz w:val="24"/>
+          <w:szCs w:val="24"/>
+        </w:rPr>
+        <w:lastRenderedPageBreak/>
+        <w:t xml:space="preserve">Pre-condiciones: </w:t>
+      </w:r>
+      <w:r>
+        <w:rPr>
+          <w:rFonts w:ascii="Arial" w:eastAsia="Arial" w:hAnsi="Arial" w:cs="Arial"/>
+          <w:sz w:val="24"/>
+          <w:szCs w:val="24"/>
+        </w:rPr>
+        <w:t>Modificación de habitación en curso.</w:t>
+      </w:r>
+      <w:r>
+        <w:rPr>
+          <w:rFonts w:ascii="Arial" w:eastAsia="Arial" w:hAnsi="Arial" w:cs="Arial"/>
+          <w:sz w:val="24"/>
+          <w:szCs w:val="24"/>
+        </w:rPr>
+        <w:br/>
+      </w:r>
+      <w:r>
+        <w:rPr>
+          <w:rFonts w:ascii="Arial" w:eastAsia="Arial" w:hAnsi="Arial" w:cs="Arial"/>
+          <w:b/>
+          <w:sz w:val="24"/>
+          <w:szCs w:val="24"/>
+        </w:rPr>
+        <w:t>Post-condiciones:</w:t>
+      </w:r>
+      <w:r>
+        <w:rPr>
+          <w:rFonts w:ascii="Arial" w:eastAsia="Arial" w:hAnsi="Arial" w:cs="Arial"/>
+          <w:b/>
+        </w:rPr>
+        <w:t xml:space="preserve">  </w:t>
+      </w:r>
       <w:r>
         <w:rPr>
           <w:rFonts w:ascii="Arial" w:eastAsia="Arial" w:hAnsi="Arial" w:cs="Arial"/>
@@ -34317,162 +32488,40 @@
           <w:szCs w:val="24"/>
           <w:highlight w:val="white"/>
         </w:rPr>
-        <w:t>(</w:t>
-      </w:r>
-      <w:proofErr w:type="spellStart"/>
-      <w:proofErr w:type="gramStart"/>
-      <w:r>
-        <w:rPr>
-          <w:rFonts w:ascii="Arial" w:eastAsia="Arial" w:hAnsi="Arial" w:cs="Arial"/>
+        <w:t xml:space="preserve">- Se modificó el atributo h.tipo por </w:t>
+      </w:r>
+      <w:r>
+        <w:rPr>
+          <w:rFonts w:ascii="Arial" w:eastAsia="Arial" w:hAnsi="Arial" w:cs="Arial"/>
+          <w:i/>
           <w:sz w:val="24"/>
           <w:szCs w:val="24"/>
           <w:highlight w:val="white"/>
         </w:rPr>
-        <w:t>tipo,descripción</w:t>
-      </w:r>
-      <w:proofErr w:type="spellEnd"/>
-      <w:proofErr w:type="gramEnd"/>
-      <w:r>
-        <w:rPr>
-          <w:rFonts w:ascii="Arial" w:eastAsia="Arial" w:hAnsi="Arial" w:cs="Arial"/>
+        <w:t>tipo.</w:t>
+      </w:r>
+    </w:p>
+    <w:p>
+      <w:pPr>
+        <w:spacing w:before="240" w:after="240" w:line="276" w:lineRule="auto"/>
+        <w:rPr>
+          <w:rFonts w:ascii="Arial" w:eastAsia="Arial" w:hAnsi="Arial" w:cs="Arial"/>
+          <w:i/>
           <w:sz w:val="24"/>
           <w:szCs w:val="24"/>
           <w:highlight w:val="white"/>
         </w:rPr>
-        <w:t>)</w:t>
-      </w:r>
-      <w:r>
-        <w:rPr>
-          <w:rFonts w:ascii="Arial" w:eastAsia="Arial" w:hAnsi="Arial" w:cs="Arial"/>
-          <w:sz w:val="24"/>
-          <w:szCs w:val="24"/>
-        </w:rPr>
-        <w:br/>
-      </w:r>
-      <w:r>
-        <w:rPr>
-          <w:rFonts w:ascii="Arial" w:eastAsia="Arial" w:hAnsi="Arial" w:cs="Arial"/>
-          <w:b/>
-          <w:sz w:val="24"/>
-          <w:szCs w:val="24"/>
-        </w:rPr>
-        <w:t xml:space="preserve">Referencias Cruzadas: </w:t>
-      </w:r>
-      <w:r>
-        <w:rPr>
-          <w:rFonts w:ascii="Arial" w:eastAsia="Arial" w:hAnsi="Arial" w:cs="Arial"/>
-          <w:sz w:val="24"/>
-          <w:szCs w:val="24"/>
-        </w:rPr>
-        <w:t>Caso de uso 10: Gestionar Habitaciones</w:t>
-      </w:r>
-      <w:r>
-        <w:rPr>
-          <w:rFonts w:ascii="Arial" w:eastAsia="Arial" w:hAnsi="Arial" w:cs="Arial"/>
-          <w:sz w:val="24"/>
-          <w:szCs w:val="24"/>
-        </w:rPr>
-        <w:br/>
-      </w:r>
-      <w:r>
-        <w:rPr>
-          <w:rFonts w:ascii="Arial" w:eastAsia="Arial" w:hAnsi="Arial" w:cs="Arial"/>
-          <w:b/>
-          <w:sz w:val="24"/>
-          <w:szCs w:val="24"/>
-        </w:rPr>
-        <w:t xml:space="preserve">Responsabilidades: </w:t>
-      </w:r>
-      <w:r>
-        <w:rPr>
-          <w:rFonts w:ascii="Arial" w:eastAsia="Arial" w:hAnsi="Arial" w:cs="Arial"/>
-          <w:sz w:val="24"/>
-          <w:szCs w:val="24"/>
-        </w:rPr>
-        <w:t>Modificar los datos de una habitación.</w:t>
-      </w:r>
-      <w:r>
-        <w:rPr>
-          <w:rFonts w:ascii="Arial" w:eastAsia="Arial" w:hAnsi="Arial" w:cs="Arial"/>
-          <w:sz w:val="24"/>
-          <w:szCs w:val="24"/>
-        </w:rPr>
-        <w:br/>
-      </w:r>
-      <w:proofErr w:type="spellStart"/>
-      <w:r>
-        <w:rPr>
-          <w:rFonts w:ascii="Arial" w:eastAsia="Arial" w:hAnsi="Arial" w:cs="Arial"/>
-          <w:b/>
-          <w:sz w:val="24"/>
-          <w:szCs w:val="24"/>
-        </w:rPr>
-        <w:lastRenderedPageBreak/>
-        <w:t>Pre-condiciones</w:t>
-      </w:r>
-      <w:proofErr w:type="spellEnd"/>
-      <w:r>
-        <w:rPr>
-          <w:rFonts w:ascii="Arial" w:eastAsia="Arial" w:hAnsi="Arial" w:cs="Arial"/>
-          <w:b/>
-          <w:sz w:val="24"/>
-          <w:szCs w:val="24"/>
-        </w:rPr>
-        <w:t xml:space="preserve">: </w:t>
-      </w:r>
-      <w:r>
-        <w:rPr>
-          <w:rFonts w:ascii="Arial" w:eastAsia="Arial" w:hAnsi="Arial" w:cs="Arial"/>
-          <w:sz w:val="24"/>
-          <w:szCs w:val="24"/>
-        </w:rPr>
-        <w:t>Modificación de habitación en curso.</w:t>
-      </w:r>
-      <w:r>
-        <w:rPr>
-          <w:rFonts w:ascii="Arial" w:eastAsia="Arial" w:hAnsi="Arial" w:cs="Arial"/>
-          <w:sz w:val="24"/>
-          <w:szCs w:val="24"/>
-        </w:rPr>
-        <w:br/>
-      </w:r>
-      <w:proofErr w:type="spellStart"/>
-      <w:r>
-        <w:rPr>
-          <w:rFonts w:ascii="Arial" w:eastAsia="Arial" w:hAnsi="Arial" w:cs="Arial"/>
-          <w:b/>
-          <w:sz w:val="24"/>
-          <w:szCs w:val="24"/>
-        </w:rPr>
-        <w:t>Post-condiciones</w:t>
-      </w:r>
-      <w:proofErr w:type="spellEnd"/>
-      <w:r>
-        <w:rPr>
-          <w:rFonts w:ascii="Arial" w:eastAsia="Arial" w:hAnsi="Arial" w:cs="Arial"/>
-          <w:b/>
-          <w:sz w:val="24"/>
-          <w:szCs w:val="24"/>
-        </w:rPr>
-        <w:t>:</w:t>
-      </w:r>
-      <w:r>
-        <w:rPr>
-          <w:rFonts w:ascii="Arial" w:eastAsia="Arial" w:hAnsi="Arial" w:cs="Arial"/>
-          <w:b/>
-        </w:rPr>
-        <w:t xml:space="preserve">  </w:t>
-      </w:r>
-      <w:r>
-        <w:rPr>
-          <w:rFonts w:ascii="Arial" w:eastAsia="Arial" w:hAnsi="Arial" w:cs="Arial"/>
+      </w:pPr>
+      <w:r>
+        <w:rPr>
+          <w:rFonts w:ascii="Arial" w:eastAsia="Arial" w:hAnsi="Arial" w:cs="Arial"/>
+          <w:i/>
           <w:sz w:val="24"/>
           <w:szCs w:val="24"/>
           <w:highlight w:val="white"/>
         </w:rPr>
-        <w:t xml:space="preserve">- Se modificó el atributo </w:t>
-      </w:r>
-      <w:proofErr w:type="spellStart"/>
+        <w:t xml:space="preserve">                                 </w:t>
+      </w:r>
       <w:r>
         <w:rPr>
           <w:rFonts w:ascii="Arial" w:eastAsia="Arial" w:hAnsi="Arial" w:cs="Arial"/>
@@ -34480,80 +32529,7 @@
           <w:szCs w:val="24"/>
           <w:highlight w:val="white"/>
         </w:rPr>
-        <w:t>h.tipo</w:t>
-      </w:r>
-      <w:proofErr w:type="spellEnd"/>
-      <w:r>
-        <w:rPr>
-          <w:rFonts w:ascii="Arial" w:eastAsia="Arial" w:hAnsi="Arial" w:cs="Arial"/>
-          <w:sz w:val="24"/>
-          <w:szCs w:val="24"/>
-          <w:highlight w:val="white"/>
-        </w:rPr>
-        <w:t xml:space="preserve"> por </w:t>
-      </w:r>
-      <w:r>
-        <w:rPr>
-          <w:rFonts w:ascii="Arial" w:eastAsia="Arial" w:hAnsi="Arial" w:cs="Arial"/>
-          <w:i/>
-          <w:sz w:val="24"/>
-          <w:szCs w:val="24"/>
-          <w:highlight w:val="white"/>
-        </w:rPr>
-        <w:t>tipo.</w:t>
-      </w:r>
-    </w:p>
-    <w:p>
-      <w:pPr>
-        <w:spacing w:before="240" w:after="240" w:line="276" w:lineRule="auto"/>
-        <w:rPr>
-          <w:rFonts w:ascii="Arial" w:eastAsia="Arial" w:hAnsi="Arial" w:cs="Arial"/>
-          <w:i/>
-          <w:sz w:val="24"/>
-          <w:szCs w:val="24"/>
-          <w:highlight w:val="white"/>
-        </w:rPr>
-      </w:pPr>
-      <w:r>
-        <w:rPr>
-          <w:rFonts w:ascii="Arial" w:eastAsia="Arial" w:hAnsi="Arial" w:cs="Arial"/>
-          <w:i/>
-          <w:sz w:val="24"/>
-          <w:szCs w:val="24"/>
-          <w:highlight w:val="white"/>
-        </w:rPr>
-        <w:t xml:space="preserve">                                 </w:t>
-      </w:r>
-      <w:r>
-        <w:rPr>
-          <w:rFonts w:ascii="Arial" w:eastAsia="Arial" w:hAnsi="Arial" w:cs="Arial"/>
-          <w:sz w:val="24"/>
-          <w:szCs w:val="24"/>
-          <w:highlight w:val="white"/>
-        </w:rPr>
-        <w:t xml:space="preserve">- Se modificó el atributo </w:t>
-      </w:r>
-      <w:proofErr w:type="spellStart"/>
-      <w:proofErr w:type="gramStart"/>
-      <w:r>
-        <w:rPr>
-          <w:rFonts w:ascii="Arial" w:eastAsia="Arial" w:hAnsi="Arial" w:cs="Arial"/>
-          <w:sz w:val="24"/>
-          <w:szCs w:val="24"/>
-          <w:highlight w:val="white"/>
-        </w:rPr>
-        <w:t>h.descripción</w:t>
-      </w:r>
-      <w:proofErr w:type="spellEnd"/>
-      <w:proofErr w:type="gramEnd"/>
-      <w:r>
-        <w:rPr>
-          <w:rFonts w:ascii="Arial" w:eastAsia="Arial" w:hAnsi="Arial" w:cs="Arial"/>
-          <w:sz w:val="24"/>
-          <w:szCs w:val="24"/>
-          <w:highlight w:val="white"/>
-        </w:rPr>
-        <w:t xml:space="preserve"> por </w:t>
+        <w:t xml:space="preserve">- Se modificó el atributo h.descripción por </w:t>
       </w:r>
       <w:r>
         <w:rPr>
@@ -35584,25 +33560,14 @@
           <w:szCs w:val="24"/>
         </w:rPr>
       </w:pPr>
-      <w:proofErr w:type="spellStart"/>
-      <w:r>
-        <w:rPr>
-          <w:rFonts w:ascii="Arial" w:eastAsia="Arial" w:hAnsi="Arial" w:cs="Arial"/>
-          <w:b/>
-          <w:sz w:val="24"/>
-          <w:szCs w:val="24"/>
-        </w:rPr>
-        <w:t>Pre-condiciones</w:t>
-      </w:r>
-      <w:proofErr w:type="spellEnd"/>
-      <w:r>
-        <w:rPr>
-          <w:rFonts w:ascii="Arial" w:eastAsia="Arial" w:hAnsi="Arial" w:cs="Arial"/>
-          <w:b/>
-          <w:sz w:val="24"/>
-          <w:szCs w:val="24"/>
-        </w:rPr>
-        <w:t xml:space="preserve">: </w:t>
+      <w:r>
+        <w:rPr>
+          <w:rFonts w:ascii="Arial" w:eastAsia="Arial" w:hAnsi="Arial" w:cs="Arial"/>
+          <w:b/>
+          <w:sz w:val="24"/>
+          <w:szCs w:val="24"/>
+        </w:rPr>
+        <w:t xml:space="preserve">Pre-condiciones: </w:t>
       </w:r>
       <w:r>
         <w:rPr>
@@ -35621,25 +33586,14 @@
           <w:szCs w:val="24"/>
         </w:rPr>
       </w:pPr>
-      <w:proofErr w:type="spellStart"/>
-      <w:r>
-        <w:rPr>
-          <w:rFonts w:ascii="Arial" w:eastAsia="Arial" w:hAnsi="Arial" w:cs="Arial"/>
-          <w:b/>
-          <w:sz w:val="24"/>
-          <w:szCs w:val="24"/>
-        </w:rPr>
-        <w:t>Pos-condiciones</w:t>
-      </w:r>
-      <w:proofErr w:type="spellEnd"/>
-      <w:r>
-        <w:rPr>
-          <w:rFonts w:ascii="Arial" w:eastAsia="Arial" w:hAnsi="Arial" w:cs="Arial"/>
-          <w:b/>
-          <w:sz w:val="24"/>
-          <w:szCs w:val="24"/>
-        </w:rPr>
-        <w:t>:</w:t>
+      <w:r>
+        <w:rPr>
+          <w:rFonts w:ascii="Arial" w:eastAsia="Arial" w:hAnsi="Arial" w:cs="Arial"/>
+          <w:b/>
+          <w:sz w:val="24"/>
+          <w:szCs w:val="24"/>
+        </w:rPr>
+        <w:t>Pos-condiciones:</w:t>
       </w:r>
       <w:r>
         <w:rPr>
@@ -36248,27 +34202,7 @@
           <w:sz w:val="24"/>
           <w:szCs w:val="24"/>
         </w:rPr>
-        <w:t xml:space="preserve">El recepcionista solicita e ingresa el </w:t>
-      </w:r>
-      <w:proofErr w:type="spellStart"/>
-      <w:r>
-        <w:rPr>
-          <w:rFonts w:ascii="Arial" w:eastAsia="Arial" w:hAnsi="Arial" w:cs="Arial"/>
-          <w:color w:val="000000"/>
-          <w:sz w:val="24"/>
-          <w:szCs w:val="24"/>
-        </w:rPr>
-        <w:t>dni</w:t>
-      </w:r>
-      <w:proofErr w:type="spellEnd"/>
-      <w:r>
-        <w:rPr>
-          <w:rFonts w:ascii="Arial" w:eastAsia="Arial" w:hAnsi="Arial" w:cs="Arial"/>
-          <w:color w:val="000000"/>
-          <w:sz w:val="24"/>
-          <w:szCs w:val="24"/>
-        </w:rPr>
-        <w:t xml:space="preserve"> de la persona en el campo</w:t>
+        <w:t>El recepcionista solicita e ingresa el dni de la persona en el campo</w:t>
       </w:r>
       <w:r>
         <w:rPr>
@@ -36350,27 +34284,7 @@
           <w:sz w:val="24"/>
           <w:szCs w:val="24"/>
         </w:rPr>
-        <w:t xml:space="preserve">El recepcionista ingresa apellido y nombre, tipo de documento, teléfono, fecha de nacimiento, email, </w:t>
-      </w:r>
-      <w:proofErr w:type="spellStart"/>
-      <w:r>
-        <w:rPr>
-          <w:rFonts w:ascii="Arial" w:eastAsia="Arial" w:hAnsi="Arial" w:cs="Arial"/>
-          <w:color w:val="000000"/>
-          <w:sz w:val="24"/>
-          <w:szCs w:val="24"/>
-        </w:rPr>
-        <w:t>pais</w:t>
-      </w:r>
-      <w:proofErr w:type="spellEnd"/>
-      <w:r>
-        <w:rPr>
-          <w:rFonts w:ascii="Arial" w:eastAsia="Arial" w:hAnsi="Arial" w:cs="Arial"/>
-          <w:color w:val="000000"/>
-          <w:sz w:val="24"/>
-          <w:szCs w:val="24"/>
-        </w:rPr>
-        <w:t xml:space="preserve"> de origen, provincia, ciudad, domicilio en los campos </w:t>
+        <w:t xml:space="preserve">El recepcionista ingresa apellido y nombre, tipo de documento, teléfono, fecha de nacimiento, email, pais de origen, provincia, ciudad, domicilio en los campos </w:t>
       </w:r>
       <w:r>
         <w:rPr>
@@ -36766,25 +34680,7 @@
           <w:sz w:val="24"/>
           <w:szCs w:val="24"/>
         </w:rPr>
-        <w:t xml:space="preserve">8 a. El recepcionista ingresó un </w:t>
-      </w:r>
-      <w:proofErr w:type="spellStart"/>
-      <w:r>
-        <w:rPr>
-          <w:rFonts w:ascii="Arial" w:eastAsia="Arial" w:hAnsi="Arial" w:cs="Arial"/>
-          <w:sz w:val="24"/>
-          <w:szCs w:val="24"/>
-        </w:rPr>
-        <w:t>dni</w:t>
-      </w:r>
-      <w:proofErr w:type="spellEnd"/>
-      <w:r>
-        <w:rPr>
-          <w:rFonts w:ascii="Arial" w:eastAsia="Arial" w:hAnsi="Arial" w:cs="Arial"/>
-          <w:sz w:val="24"/>
-          <w:szCs w:val="24"/>
-        </w:rPr>
-        <w:t xml:space="preserve"> no válido (faltan dígitos o caracteres no permitidos)</w:t>
+        <w:t>8 a. El recepcionista ingresó un dni no válido (faltan dígitos o caracteres no permitidos)</w:t>
       </w:r>
       <w:r>
         <w:rPr>
@@ -36828,25 +34724,7 @@
           <w:sz w:val="24"/>
           <w:szCs w:val="24"/>
         </w:rPr>
-        <w:t xml:space="preserve">1. El sistema muestra un mensaje de advertencia indicando que el </w:t>
-      </w:r>
-      <w:proofErr w:type="spellStart"/>
-      <w:r>
-        <w:rPr>
-          <w:rFonts w:ascii="Arial" w:eastAsia="Arial" w:hAnsi="Arial" w:cs="Arial"/>
-          <w:sz w:val="24"/>
-          <w:szCs w:val="24"/>
-        </w:rPr>
-        <w:t>dni</w:t>
-      </w:r>
-      <w:proofErr w:type="spellEnd"/>
-      <w:r>
-        <w:rPr>
-          <w:rFonts w:ascii="Arial" w:eastAsia="Arial" w:hAnsi="Arial" w:cs="Arial"/>
-          <w:sz w:val="24"/>
-          <w:szCs w:val="24"/>
-        </w:rPr>
-        <w:t xml:space="preserve"> ingresado no es válido y pide ingresar nuevamente.</w:t>
+        <w:t>1. El sistema muestra un mensaje de advertencia indicando que el dni ingresado no es válido y pide ingresar nuevamente.</w:t>
       </w:r>
     </w:p>
     <w:p>
@@ -36905,25 +34783,7 @@
           <w:sz w:val="24"/>
           <w:szCs w:val="24"/>
         </w:rPr>
-        <w:t xml:space="preserve">El </w:t>
-      </w:r>
-      <w:proofErr w:type="spellStart"/>
-      <w:r>
-        <w:rPr>
-          <w:rFonts w:ascii="Arial" w:eastAsia="Arial" w:hAnsi="Arial" w:cs="Arial"/>
-          <w:sz w:val="24"/>
-          <w:szCs w:val="24"/>
-        </w:rPr>
-        <w:t>dni</w:t>
-      </w:r>
-      <w:proofErr w:type="spellEnd"/>
-      <w:r>
-        <w:rPr>
-          <w:rFonts w:ascii="Arial" w:eastAsia="Arial" w:hAnsi="Arial" w:cs="Arial"/>
-          <w:sz w:val="24"/>
-          <w:szCs w:val="24"/>
-        </w:rPr>
-        <w:t xml:space="preserve"> ingresado</w:t>
+        <w:t>El dni ingresado</w:t>
       </w:r>
       <w:r>
         <w:rPr>
@@ -37618,25 +35478,14 @@
           <w:szCs w:val="24"/>
         </w:rPr>
       </w:pPr>
-      <w:proofErr w:type="spellStart"/>
-      <w:r>
-        <w:rPr>
-          <w:rFonts w:ascii="Arial" w:eastAsia="Arial" w:hAnsi="Arial" w:cs="Arial"/>
-          <w:b/>
-          <w:sz w:val="24"/>
-          <w:szCs w:val="24"/>
-        </w:rPr>
-        <w:t>Pre-condiciones</w:t>
-      </w:r>
-      <w:proofErr w:type="spellEnd"/>
-      <w:r>
-        <w:rPr>
-          <w:rFonts w:ascii="Arial" w:eastAsia="Arial" w:hAnsi="Arial" w:cs="Arial"/>
-          <w:b/>
-          <w:sz w:val="24"/>
-          <w:szCs w:val="24"/>
-        </w:rPr>
-        <w:t xml:space="preserve">: </w:t>
+      <w:r>
+        <w:rPr>
+          <w:rFonts w:ascii="Arial" w:eastAsia="Arial" w:hAnsi="Arial" w:cs="Arial"/>
+          <w:b/>
+          <w:sz w:val="24"/>
+          <w:szCs w:val="24"/>
+        </w:rPr>
+        <w:t xml:space="preserve">Pre-condiciones: </w:t>
       </w:r>
       <w:r>
         <w:rPr>
@@ -37655,25 +35504,14 @@
           <w:szCs w:val="24"/>
         </w:rPr>
       </w:pPr>
-      <w:proofErr w:type="spellStart"/>
-      <w:r>
-        <w:rPr>
-          <w:rFonts w:ascii="Arial" w:eastAsia="Arial" w:hAnsi="Arial" w:cs="Arial"/>
-          <w:b/>
-          <w:sz w:val="24"/>
-          <w:szCs w:val="24"/>
-        </w:rPr>
-        <w:t>Pos-condiciones</w:t>
-      </w:r>
-      <w:proofErr w:type="spellEnd"/>
-      <w:r>
-        <w:rPr>
-          <w:rFonts w:ascii="Arial" w:eastAsia="Arial" w:hAnsi="Arial" w:cs="Arial"/>
-          <w:b/>
-          <w:sz w:val="24"/>
-          <w:szCs w:val="24"/>
-        </w:rPr>
-        <w:t>:</w:t>
+      <w:r>
+        <w:rPr>
+          <w:rFonts w:ascii="Arial" w:eastAsia="Arial" w:hAnsi="Arial" w:cs="Arial"/>
+          <w:b/>
+          <w:sz w:val="24"/>
+          <w:szCs w:val="24"/>
+        </w:rPr>
+        <w:t>Pos-condiciones:</w:t>
       </w:r>
       <w:r>
         <w:rPr>
@@ -38391,27 +36229,7 @@
           <w:sz w:val="24"/>
           <w:szCs w:val="24"/>
         </w:rPr>
-        <w:t xml:space="preserve">El recepcionista solicita e ingresa el </w:t>
-      </w:r>
-      <w:proofErr w:type="spellStart"/>
-      <w:r>
-        <w:rPr>
-          <w:rFonts w:ascii="Arial" w:eastAsia="Arial" w:hAnsi="Arial" w:cs="Arial"/>
-          <w:color w:val="000000"/>
-          <w:sz w:val="24"/>
-          <w:szCs w:val="24"/>
-        </w:rPr>
-        <w:t>dni</w:t>
-      </w:r>
-      <w:proofErr w:type="spellEnd"/>
-      <w:r>
-        <w:rPr>
-          <w:rFonts w:ascii="Arial" w:eastAsia="Arial" w:hAnsi="Arial" w:cs="Arial"/>
-          <w:color w:val="000000"/>
-          <w:sz w:val="24"/>
-          <w:szCs w:val="24"/>
-        </w:rPr>
-        <w:t xml:space="preserve"> de la persona en el campo</w:t>
+        <w:t>El recepcionista solicita e ingresa el dni de la persona en el campo</w:t>
       </w:r>
       <w:r>
         <w:rPr>
@@ -38754,25 +36572,7 @@
           <w:sz w:val="24"/>
           <w:szCs w:val="24"/>
         </w:rPr>
-        <w:t xml:space="preserve">8 a. El recepcionista ingresó un </w:t>
-      </w:r>
-      <w:proofErr w:type="spellStart"/>
-      <w:r>
-        <w:rPr>
-          <w:rFonts w:ascii="Arial" w:eastAsia="Arial" w:hAnsi="Arial" w:cs="Arial"/>
-          <w:sz w:val="24"/>
-          <w:szCs w:val="24"/>
-        </w:rPr>
-        <w:t>dni</w:t>
-      </w:r>
-      <w:proofErr w:type="spellEnd"/>
-      <w:r>
-        <w:rPr>
-          <w:rFonts w:ascii="Arial" w:eastAsia="Arial" w:hAnsi="Arial" w:cs="Arial"/>
-          <w:sz w:val="24"/>
-          <w:szCs w:val="24"/>
-        </w:rPr>
-        <w:t xml:space="preserve"> no válido (faltan dígitos o caracteres no permitidos) en el campo </w:t>
+        <w:t xml:space="preserve">8 a. El recepcionista ingresó un dni no válido (faltan dígitos o caracteres no permitidos) en el campo </w:t>
       </w:r>
       <w:r>
         <w:rPr>
@@ -38808,25 +36608,7 @@
           <w:sz w:val="24"/>
           <w:szCs w:val="24"/>
         </w:rPr>
-        <w:t xml:space="preserve">1. El sistema muestra un mensaje de advertencia indicando que el </w:t>
-      </w:r>
-      <w:proofErr w:type="spellStart"/>
-      <w:r>
-        <w:rPr>
-          <w:rFonts w:ascii="Arial" w:eastAsia="Arial" w:hAnsi="Arial" w:cs="Arial"/>
-          <w:sz w:val="24"/>
-          <w:szCs w:val="24"/>
-        </w:rPr>
-        <w:t>dni</w:t>
-      </w:r>
-      <w:proofErr w:type="spellEnd"/>
-      <w:r>
-        <w:rPr>
-          <w:rFonts w:ascii="Arial" w:eastAsia="Arial" w:hAnsi="Arial" w:cs="Arial"/>
-          <w:sz w:val="24"/>
-          <w:szCs w:val="24"/>
-        </w:rPr>
-        <w:t xml:space="preserve"> ingresado no es válido y pide ingresar nuevamente.</w:t>
+        <w:t>1. El sistema muestra un mensaje de advertencia indicando que el dni ingresado no es válido y pide ingresar nuevamente.</w:t>
       </w:r>
     </w:p>
     <w:p>
@@ -38885,25 +36667,7 @@
           <w:sz w:val="24"/>
           <w:szCs w:val="24"/>
         </w:rPr>
-        <w:t xml:space="preserve">El </w:t>
-      </w:r>
-      <w:proofErr w:type="spellStart"/>
-      <w:r>
-        <w:rPr>
-          <w:rFonts w:ascii="Arial" w:eastAsia="Arial" w:hAnsi="Arial" w:cs="Arial"/>
-          <w:sz w:val="24"/>
-          <w:szCs w:val="24"/>
-        </w:rPr>
-        <w:t>dni</w:t>
-      </w:r>
-      <w:proofErr w:type="spellEnd"/>
-      <w:r>
-        <w:rPr>
-          <w:rFonts w:ascii="Arial" w:eastAsia="Arial" w:hAnsi="Arial" w:cs="Arial"/>
-          <w:sz w:val="24"/>
-          <w:szCs w:val="24"/>
-        </w:rPr>
-        <w:t xml:space="preserve"> ingresado en el campo </w:t>
+        <w:t xml:space="preserve">El dni ingresado en el campo </w:t>
       </w:r>
       <w:r>
         <w:rPr>
@@ -39418,25 +37182,14 @@
           <w:szCs w:val="24"/>
         </w:rPr>
       </w:pPr>
-      <w:proofErr w:type="spellStart"/>
-      <w:r>
-        <w:rPr>
-          <w:rFonts w:ascii="Arial" w:eastAsia="Arial" w:hAnsi="Arial" w:cs="Arial"/>
-          <w:b/>
-          <w:sz w:val="24"/>
-          <w:szCs w:val="24"/>
-        </w:rPr>
-        <w:t>Pre-condiciones</w:t>
-      </w:r>
-      <w:proofErr w:type="spellEnd"/>
-      <w:r>
-        <w:rPr>
-          <w:rFonts w:ascii="Arial" w:eastAsia="Arial" w:hAnsi="Arial" w:cs="Arial"/>
-          <w:b/>
-          <w:sz w:val="24"/>
-          <w:szCs w:val="24"/>
-        </w:rPr>
-        <w:t xml:space="preserve">: </w:t>
+      <w:r>
+        <w:rPr>
+          <w:rFonts w:ascii="Arial" w:eastAsia="Arial" w:hAnsi="Arial" w:cs="Arial"/>
+          <w:b/>
+          <w:sz w:val="24"/>
+          <w:szCs w:val="24"/>
+        </w:rPr>
+        <w:t xml:space="preserve">Pre-condiciones: </w:t>
       </w:r>
       <w:r>
         <w:rPr>
@@ -39455,25 +37208,14 @@
           <w:szCs w:val="24"/>
         </w:rPr>
       </w:pPr>
-      <w:proofErr w:type="spellStart"/>
-      <w:r>
-        <w:rPr>
-          <w:rFonts w:ascii="Arial" w:eastAsia="Arial" w:hAnsi="Arial" w:cs="Arial"/>
-          <w:b/>
-          <w:sz w:val="24"/>
-          <w:szCs w:val="24"/>
-        </w:rPr>
-        <w:t>Pos-condiciones</w:t>
-      </w:r>
-      <w:proofErr w:type="spellEnd"/>
-      <w:r>
-        <w:rPr>
-          <w:rFonts w:ascii="Arial" w:eastAsia="Arial" w:hAnsi="Arial" w:cs="Arial"/>
-          <w:b/>
-          <w:sz w:val="24"/>
-          <w:szCs w:val="24"/>
-        </w:rPr>
-        <w:t xml:space="preserve">: </w:t>
+      <w:r>
+        <w:rPr>
+          <w:rFonts w:ascii="Arial" w:eastAsia="Arial" w:hAnsi="Arial" w:cs="Arial"/>
+          <w:b/>
+          <w:sz w:val="24"/>
+          <w:szCs w:val="24"/>
+        </w:rPr>
+        <w:t xml:space="preserve">Pos-condiciones: </w:t>
       </w:r>
       <w:r>
         <w:rPr>
@@ -40309,25 +38051,14 @@
           <w:szCs w:val="24"/>
         </w:rPr>
       </w:pPr>
-      <w:proofErr w:type="spellStart"/>
-      <w:r>
-        <w:rPr>
-          <w:rFonts w:ascii="Arial" w:eastAsia="Arial" w:hAnsi="Arial" w:cs="Arial"/>
-          <w:b/>
-          <w:sz w:val="24"/>
-          <w:szCs w:val="24"/>
-        </w:rPr>
-        <w:t>Pre-condiciones</w:t>
-      </w:r>
-      <w:proofErr w:type="spellEnd"/>
-      <w:r>
-        <w:rPr>
-          <w:rFonts w:ascii="Arial" w:eastAsia="Arial" w:hAnsi="Arial" w:cs="Arial"/>
-          <w:b/>
-          <w:sz w:val="24"/>
-          <w:szCs w:val="24"/>
-        </w:rPr>
-        <w:t xml:space="preserve">: </w:t>
+      <w:r>
+        <w:rPr>
+          <w:rFonts w:ascii="Arial" w:eastAsia="Arial" w:hAnsi="Arial" w:cs="Arial"/>
+          <w:b/>
+          <w:sz w:val="24"/>
+          <w:szCs w:val="24"/>
+        </w:rPr>
+        <w:t xml:space="preserve">Pre-condiciones: </w:t>
       </w:r>
       <w:r>
         <w:rPr>
@@ -40346,25 +38077,14 @@
           <w:szCs w:val="24"/>
         </w:rPr>
       </w:pPr>
-      <w:proofErr w:type="spellStart"/>
-      <w:r>
-        <w:rPr>
-          <w:rFonts w:ascii="Arial" w:eastAsia="Arial" w:hAnsi="Arial" w:cs="Arial"/>
-          <w:b/>
-          <w:sz w:val="24"/>
-          <w:szCs w:val="24"/>
-        </w:rPr>
-        <w:t>Post-condiciones</w:t>
-      </w:r>
-      <w:proofErr w:type="spellEnd"/>
-      <w:r>
-        <w:rPr>
-          <w:rFonts w:ascii="Arial" w:eastAsia="Arial" w:hAnsi="Arial" w:cs="Arial"/>
-          <w:b/>
-          <w:sz w:val="24"/>
-          <w:szCs w:val="24"/>
-        </w:rPr>
-        <w:t xml:space="preserve">: - </w:t>
+      <w:r>
+        <w:rPr>
+          <w:rFonts w:ascii="Arial" w:eastAsia="Arial" w:hAnsi="Arial" w:cs="Arial"/>
+          <w:b/>
+          <w:sz w:val="24"/>
+          <w:szCs w:val="24"/>
+        </w:rPr>
+        <w:t xml:space="preserve">Post-condiciones: - </w:t>
       </w:r>
       <w:r>
         <w:rPr>
@@ -40531,19 +38251,8 @@
           <w:sz w:val="24"/>
           <w:szCs w:val="24"/>
         </w:rPr>
-        <w:t xml:space="preserve">2.  El recepcionista ingresa el </w:t>
-      </w:r>
-      <w:proofErr w:type="spellStart"/>
-      <w:r>
-        <w:rPr>
-          <w:rFonts w:ascii="Arial" w:eastAsia="Arial" w:hAnsi="Arial" w:cs="Arial"/>
-          <w:color w:val="000000"/>
-          <w:sz w:val="24"/>
-          <w:szCs w:val="24"/>
-        </w:rPr>
-        <w:t>dni</w:t>
-      </w:r>
-      <w:proofErr w:type="spellEnd"/>
+        <w:t>2.  El recepcionista ingresa el dni</w:t>
+      </w:r>
       <w:r>
         <w:rPr>
           <w:rFonts w:ascii="Arial" w:eastAsia="Arial" w:hAnsi="Arial" w:cs="Arial"/>
@@ -40922,27 +38631,7 @@
           <w:sz w:val="24"/>
           <w:szCs w:val="24"/>
         </w:rPr>
-        <w:t xml:space="preserve">El recepcionista completa la reserva ingresando tipo de documento, fecha de nacimiento, email, </w:t>
-      </w:r>
-      <w:proofErr w:type="spellStart"/>
-      <w:r>
-        <w:rPr>
-          <w:rFonts w:ascii="Arial" w:eastAsia="Arial" w:hAnsi="Arial" w:cs="Arial"/>
-          <w:color w:val="000000"/>
-          <w:sz w:val="24"/>
-          <w:szCs w:val="24"/>
-        </w:rPr>
-        <w:t>pais</w:t>
-      </w:r>
-      <w:proofErr w:type="spellEnd"/>
-      <w:r>
-        <w:rPr>
-          <w:rFonts w:ascii="Arial" w:eastAsia="Arial" w:hAnsi="Arial" w:cs="Arial"/>
-          <w:color w:val="000000"/>
-          <w:sz w:val="24"/>
-          <w:szCs w:val="24"/>
-        </w:rPr>
-        <w:t xml:space="preserve"> de origen, provincia, ciudad, domicilio</w:t>
+        <w:t>El recepcionista completa la reserva ingresando tipo de documento, fecha de nacimiento, email, pais de origen, provincia, ciudad, domicilio</w:t>
       </w:r>
       <w:r>
         <w:rPr>
@@ -41310,25 +38999,7 @@
           <w:sz w:val="24"/>
           <w:szCs w:val="24"/>
         </w:rPr>
-        <w:t xml:space="preserve">2 a. El recepcionista ingresó un </w:t>
-      </w:r>
-      <w:proofErr w:type="spellStart"/>
-      <w:r>
-        <w:rPr>
-          <w:rFonts w:ascii="Arial" w:eastAsia="Arial" w:hAnsi="Arial" w:cs="Arial"/>
-          <w:sz w:val="24"/>
-          <w:szCs w:val="24"/>
-        </w:rPr>
-        <w:t>dni</w:t>
-      </w:r>
-      <w:proofErr w:type="spellEnd"/>
-      <w:r>
-        <w:rPr>
-          <w:rFonts w:ascii="Arial" w:eastAsia="Arial" w:hAnsi="Arial" w:cs="Arial"/>
-          <w:sz w:val="24"/>
-          <w:szCs w:val="24"/>
-        </w:rPr>
-        <w:t xml:space="preserve"> no válido (faltan dígitos o caracteres no permitidos)</w:t>
+        <w:t>2 a. El recepcionista ingresó un dni no válido (faltan dígitos o caracteres no permitidos)</w:t>
       </w:r>
       <w:r>
         <w:rPr>
@@ -41372,25 +39043,7 @@
           <w:sz w:val="24"/>
           <w:szCs w:val="24"/>
         </w:rPr>
-        <w:t xml:space="preserve">1. El sistema muestra un mensaje de advertencia indicando que el </w:t>
-      </w:r>
-      <w:proofErr w:type="spellStart"/>
-      <w:r>
-        <w:rPr>
-          <w:rFonts w:ascii="Arial" w:eastAsia="Arial" w:hAnsi="Arial" w:cs="Arial"/>
-          <w:sz w:val="24"/>
-          <w:szCs w:val="24"/>
-        </w:rPr>
-        <w:t>dni</w:t>
-      </w:r>
-      <w:proofErr w:type="spellEnd"/>
-      <w:r>
-        <w:rPr>
-          <w:rFonts w:ascii="Arial" w:eastAsia="Arial" w:hAnsi="Arial" w:cs="Arial"/>
-          <w:sz w:val="24"/>
-          <w:szCs w:val="24"/>
-        </w:rPr>
-        <w:t xml:space="preserve"> ingresado no es válido y pide ingresar nuevamente.</w:t>
+        <w:t>1. El sistema muestra un mensaje de advertencia indicando que el dni ingresado no es válido y pide ingresar nuevamente.</w:t>
       </w:r>
     </w:p>
     <w:p>
@@ -41937,25 +39590,14 @@
           <w:szCs w:val="24"/>
         </w:rPr>
       </w:pPr>
-      <w:proofErr w:type="spellStart"/>
-      <w:r>
-        <w:rPr>
-          <w:rFonts w:ascii="Arial" w:eastAsia="Arial" w:hAnsi="Arial" w:cs="Arial"/>
-          <w:b/>
-          <w:sz w:val="24"/>
-          <w:szCs w:val="24"/>
-        </w:rPr>
-        <w:t>Pre-condiciones</w:t>
-      </w:r>
-      <w:proofErr w:type="spellEnd"/>
-      <w:r>
-        <w:rPr>
-          <w:rFonts w:ascii="Arial" w:eastAsia="Arial" w:hAnsi="Arial" w:cs="Arial"/>
-          <w:b/>
-          <w:sz w:val="24"/>
-          <w:szCs w:val="24"/>
-        </w:rPr>
-        <w:t xml:space="preserve">: </w:t>
+      <w:r>
+        <w:rPr>
+          <w:rFonts w:ascii="Arial" w:eastAsia="Arial" w:hAnsi="Arial" w:cs="Arial"/>
+          <w:b/>
+          <w:sz w:val="24"/>
+          <w:szCs w:val="24"/>
+        </w:rPr>
+        <w:t xml:space="preserve">Pre-condiciones: </w:t>
       </w:r>
       <w:r>
         <w:rPr>
@@ -41982,25 +39624,14 @@
           <w:szCs w:val="24"/>
         </w:rPr>
       </w:pPr>
-      <w:proofErr w:type="spellStart"/>
-      <w:r>
-        <w:rPr>
-          <w:rFonts w:ascii="Arial" w:eastAsia="Arial" w:hAnsi="Arial" w:cs="Arial"/>
-          <w:b/>
-          <w:sz w:val="24"/>
-          <w:szCs w:val="24"/>
-        </w:rPr>
-        <w:t>Post-condiciones</w:t>
-      </w:r>
-      <w:proofErr w:type="spellEnd"/>
-      <w:r>
-        <w:rPr>
-          <w:rFonts w:ascii="Arial" w:eastAsia="Arial" w:hAnsi="Arial" w:cs="Arial"/>
-          <w:b/>
-          <w:sz w:val="24"/>
-          <w:szCs w:val="24"/>
-        </w:rPr>
-        <w:t>:</w:t>
+      <w:r>
+        <w:rPr>
+          <w:rFonts w:ascii="Arial" w:eastAsia="Arial" w:hAnsi="Arial" w:cs="Arial"/>
+          <w:b/>
+          <w:sz w:val="24"/>
+          <w:szCs w:val="24"/>
+        </w:rPr>
+        <w:t>Post-condiciones:</w:t>
       </w:r>
       <w:r>
         <w:rPr>
@@ -42098,27 +39729,7 @@
           <w:sz w:val="24"/>
           <w:szCs w:val="24"/>
         </w:rPr>
-        <w:t xml:space="preserve">2.  El recepcionista ingresa </w:t>
-      </w:r>
-      <w:proofErr w:type="spellStart"/>
-      <w:r>
-        <w:rPr>
-          <w:rFonts w:ascii="Arial" w:eastAsia="Arial" w:hAnsi="Arial" w:cs="Arial"/>
-          <w:color w:val="000000"/>
-          <w:sz w:val="24"/>
-          <w:szCs w:val="24"/>
-        </w:rPr>
-        <w:t>dni</w:t>
-      </w:r>
-      <w:proofErr w:type="spellEnd"/>
-      <w:r>
-        <w:rPr>
-          <w:rFonts w:ascii="Arial" w:eastAsia="Arial" w:hAnsi="Arial" w:cs="Arial"/>
-          <w:color w:val="000000"/>
-          <w:sz w:val="24"/>
-          <w:szCs w:val="24"/>
-        </w:rPr>
-        <w:t xml:space="preserve">, estado, fecha de reserva, fecha de ingreso, fecha de salida en los campos </w:t>
+        <w:t xml:space="preserve">2.  El recepcionista ingresa dni, estado, fecha de reserva, fecha de ingreso, fecha de salida en los campos </w:t>
       </w:r>
       <w:r>
         <w:rPr>
@@ -42290,27 +39901,7 @@
           <w:sz w:val="24"/>
           <w:szCs w:val="24"/>
         </w:rPr>
-        <w:t xml:space="preserve"> con sus correspondientes datos [nombre y apellido, </w:t>
-      </w:r>
-      <w:proofErr w:type="spellStart"/>
-      <w:r>
-        <w:rPr>
-          <w:rFonts w:ascii="Arial" w:eastAsia="Arial" w:hAnsi="Arial" w:cs="Arial"/>
-          <w:color w:val="000000"/>
-          <w:sz w:val="24"/>
-          <w:szCs w:val="24"/>
-        </w:rPr>
-        <w:t>telefono</w:t>
-      </w:r>
-      <w:proofErr w:type="spellEnd"/>
-      <w:r>
-        <w:rPr>
-          <w:rFonts w:ascii="Arial" w:eastAsia="Arial" w:hAnsi="Arial" w:cs="Arial"/>
-          <w:color w:val="000000"/>
-          <w:sz w:val="24"/>
-          <w:szCs w:val="24"/>
-        </w:rPr>
-        <w:t>, fecha de reserva, fecha de ingreso, fecha de salida, cantidad de personas, cantidad de habitaciones, estado, total].</w:t>
+        <w:t xml:space="preserve"> con sus correspondientes datos [nombre y apellido, telefono, fecha de reserva, fecha de ingreso, fecha de salida, cantidad de personas, cantidad de habitaciones, estado, total].</w:t>
       </w:r>
     </w:p>
     <w:p>
@@ -42434,25 +40025,7 @@
           <w:sz w:val="24"/>
           <w:szCs w:val="24"/>
         </w:rPr>
-        <w:t xml:space="preserve">2 a. El recepcionista ingresó un </w:t>
-      </w:r>
-      <w:proofErr w:type="spellStart"/>
-      <w:r>
-        <w:rPr>
-          <w:rFonts w:ascii="Arial" w:eastAsia="Arial" w:hAnsi="Arial" w:cs="Arial"/>
-          <w:sz w:val="24"/>
-          <w:szCs w:val="24"/>
-        </w:rPr>
-        <w:t>dni</w:t>
-      </w:r>
-      <w:proofErr w:type="spellEnd"/>
-      <w:r>
-        <w:rPr>
-          <w:rFonts w:ascii="Arial" w:eastAsia="Arial" w:hAnsi="Arial" w:cs="Arial"/>
-          <w:sz w:val="24"/>
-          <w:szCs w:val="24"/>
-        </w:rPr>
-        <w:t xml:space="preserve"> no válido (faltan dígitos o caracteres no permitidos)</w:t>
+        <w:t>2 a. El recepcionista ingresó un dni no válido (faltan dígitos o caracteres no permitidos)</w:t>
       </w:r>
       <w:r>
         <w:rPr>
@@ -42496,25 +40069,7 @@
           <w:sz w:val="24"/>
           <w:szCs w:val="24"/>
         </w:rPr>
-        <w:t xml:space="preserve">1. El sistema muestra un mensaje de advertencia indicando que el </w:t>
-      </w:r>
-      <w:proofErr w:type="spellStart"/>
-      <w:r>
-        <w:rPr>
-          <w:rFonts w:ascii="Arial" w:eastAsia="Arial" w:hAnsi="Arial" w:cs="Arial"/>
-          <w:sz w:val="24"/>
-          <w:szCs w:val="24"/>
-        </w:rPr>
-        <w:t>dni</w:t>
-      </w:r>
-      <w:proofErr w:type="spellEnd"/>
-      <w:r>
-        <w:rPr>
-          <w:rFonts w:ascii="Arial" w:eastAsia="Arial" w:hAnsi="Arial" w:cs="Arial"/>
-          <w:sz w:val="24"/>
-          <w:szCs w:val="24"/>
-        </w:rPr>
-        <w:t xml:space="preserve"> ingresado no es válido y pide ingresar nuevamente.</w:t>
+        <w:t>1. El sistema muestra un mensaje de advertencia indicando que el dni ingresado no es válido y pide ingresar nuevamente.</w:t>
       </w:r>
     </w:p>
     <w:p>
@@ -42735,25 +40290,14 @@
           <w:szCs w:val="24"/>
         </w:rPr>
       </w:pPr>
-      <w:proofErr w:type="spellStart"/>
-      <w:r>
-        <w:rPr>
-          <w:rFonts w:ascii="Arial" w:eastAsia="Arial" w:hAnsi="Arial" w:cs="Arial"/>
-          <w:b/>
-          <w:sz w:val="24"/>
-          <w:szCs w:val="24"/>
-        </w:rPr>
-        <w:t>Pre-condiciones</w:t>
-      </w:r>
-      <w:proofErr w:type="spellEnd"/>
-      <w:r>
-        <w:rPr>
-          <w:rFonts w:ascii="Arial" w:eastAsia="Arial" w:hAnsi="Arial" w:cs="Arial"/>
-          <w:b/>
-          <w:sz w:val="24"/>
-          <w:szCs w:val="24"/>
-        </w:rPr>
-        <w:t xml:space="preserve">: </w:t>
+      <w:r>
+        <w:rPr>
+          <w:rFonts w:ascii="Arial" w:eastAsia="Arial" w:hAnsi="Arial" w:cs="Arial"/>
+          <w:b/>
+          <w:sz w:val="24"/>
+          <w:szCs w:val="24"/>
+        </w:rPr>
+        <w:t xml:space="preserve">Pre-condiciones: </w:t>
       </w:r>
       <w:r>
         <w:rPr>
@@ -42780,25 +40324,14 @@
           <w:szCs w:val="24"/>
         </w:rPr>
       </w:pPr>
-      <w:proofErr w:type="spellStart"/>
-      <w:r>
-        <w:rPr>
-          <w:rFonts w:ascii="Arial" w:eastAsia="Arial" w:hAnsi="Arial" w:cs="Arial"/>
-          <w:b/>
-          <w:sz w:val="24"/>
-          <w:szCs w:val="24"/>
-        </w:rPr>
-        <w:t>Post-condiciones</w:t>
-      </w:r>
-      <w:proofErr w:type="spellEnd"/>
-      <w:r>
-        <w:rPr>
-          <w:rFonts w:ascii="Arial" w:eastAsia="Arial" w:hAnsi="Arial" w:cs="Arial"/>
-          <w:b/>
-          <w:sz w:val="24"/>
-          <w:szCs w:val="24"/>
-        </w:rPr>
-        <w:t xml:space="preserve">: </w:t>
+      <w:r>
+        <w:rPr>
+          <w:rFonts w:ascii="Arial" w:eastAsia="Arial" w:hAnsi="Arial" w:cs="Arial"/>
+          <w:b/>
+          <w:sz w:val="24"/>
+          <w:szCs w:val="24"/>
+        </w:rPr>
+        <w:t xml:space="preserve">Post-condiciones: </w:t>
       </w:r>
       <w:r>
         <w:rPr>
@@ -42966,27 +40499,7 @@
           <w:szCs w:val="24"/>
         </w:rPr>
         <w:lastRenderedPageBreak/>
-        <w:t>2.  El recepcionista accede al detalle de la reserva [</w:t>
-      </w:r>
-      <w:proofErr w:type="spellStart"/>
-      <w:r>
-        <w:rPr>
-          <w:rFonts w:ascii="Arial" w:eastAsia="Arial" w:hAnsi="Arial" w:cs="Arial"/>
-          <w:color w:val="000000"/>
-          <w:sz w:val="24"/>
-          <w:szCs w:val="24"/>
-        </w:rPr>
-        <w:t>nroReserva</w:t>
-      </w:r>
-      <w:proofErr w:type="spellEnd"/>
-      <w:r>
-        <w:rPr>
-          <w:rFonts w:ascii="Arial" w:eastAsia="Arial" w:hAnsi="Arial" w:cs="Arial"/>
-          <w:color w:val="000000"/>
-          <w:sz w:val="24"/>
-          <w:szCs w:val="24"/>
-        </w:rPr>
-        <w:t>].</w:t>
+        <w:t>2.  El recepcionista accede al detalle de la reserva [nroReserva].</w:t>
       </w:r>
     </w:p>
     <w:p>
@@ -43214,25 +40727,14 @@
         </w:rPr>
         <w:t xml:space="preserve">ado] y </w:t>
       </w:r>
-      <w:proofErr w:type="spellStart"/>
-      <w:r>
-        <w:rPr>
-          <w:rFonts w:ascii="Arial" w:eastAsia="Arial" w:hAnsi="Arial" w:cs="Arial"/>
-          <w:color w:val="000000"/>
-          <w:sz w:val="24"/>
-          <w:szCs w:val="24"/>
-        </w:rPr>
-        <w:t>dni</w:t>
-      </w:r>
-      <w:proofErr w:type="spellEnd"/>
-      <w:r>
-        <w:rPr>
-          <w:rFonts w:ascii="Arial" w:eastAsia="Arial" w:hAnsi="Arial" w:cs="Arial"/>
-          <w:color w:val="000000"/>
-          <w:sz w:val="24"/>
-          <w:szCs w:val="24"/>
-        </w:rPr>
-        <w:t xml:space="preserve">, </w:t>
+      <w:r>
+        <w:rPr>
+          <w:rFonts w:ascii="Arial" w:eastAsia="Arial" w:hAnsi="Arial" w:cs="Arial"/>
+          <w:color w:val="000000"/>
+          <w:sz w:val="24"/>
+          <w:szCs w:val="24"/>
+        </w:rPr>
+        <w:t xml:space="preserve">dni, </w:t>
       </w:r>
       <w:r>
         <w:rPr>
@@ -43736,25 +41238,14 @@
           <w:szCs w:val="24"/>
         </w:rPr>
       </w:pPr>
-      <w:proofErr w:type="spellStart"/>
-      <w:r>
-        <w:rPr>
-          <w:rFonts w:ascii="Arial" w:eastAsia="Arial" w:hAnsi="Arial" w:cs="Arial"/>
-          <w:b/>
-          <w:sz w:val="24"/>
-          <w:szCs w:val="24"/>
-        </w:rPr>
-        <w:t>Pre-condiciones</w:t>
-      </w:r>
-      <w:proofErr w:type="spellEnd"/>
-      <w:r>
-        <w:rPr>
-          <w:rFonts w:ascii="Arial" w:eastAsia="Arial" w:hAnsi="Arial" w:cs="Arial"/>
-          <w:b/>
-          <w:sz w:val="24"/>
-          <w:szCs w:val="24"/>
-        </w:rPr>
-        <w:t xml:space="preserve">: </w:t>
+      <w:r>
+        <w:rPr>
+          <w:rFonts w:ascii="Arial" w:eastAsia="Arial" w:hAnsi="Arial" w:cs="Arial"/>
+          <w:b/>
+          <w:sz w:val="24"/>
+          <w:szCs w:val="24"/>
+        </w:rPr>
+        <w:t xml:space="preserve">Pre-condiciones: </w:t>
       </w:r>
       <w:r>
         <w:rPr>
@@ -43789,25 +41280,14 @@
           <w:szCs w:val="24"/>
         </w:rPr>
       </w:pPr>
-      <w:proofErr w:type="spellStart"/>
-      <w:r>
-        <w:rPr>
-          <w:rFonts w:ascii="Arial" w:eastAsia="Arial" w:hAnsi="Arial" w:cs="Arial"/>
-          <w:b/>
-          <w:sz w:val="24"/>
-          <w:szCs w:val="24"/>
-        </w:rPr>
-        <w:t>Post-condiciones</w:t>
-      </w:r>
-      <w:proofErr w:type="spellEnd"/>
-      <w:r>
-        <w:rPr>
-          <w:rFonts w:ascii="Arial" w:eastAsia="Arial" w:hAnsi="Arial" w:cs="Arial"/>
-          <w:b/>
-          <w:sz w:val="24"/>
-          <w:szCs w:val="24"/>
-        </w:rPr>
-        <w:t>:</w:t>
+      <w:r>
+        <w:rPr>
+          <w:rFonts w:ascii="Arial" w:eastAsia="Arial" w:hAnsi="Arial" w:cs="Arial"/>
+          <w:b/>
+          <w:sz w:val="24"/>
+          <w:szCs w:val="24"/>
+        </w:rPr>
+        <w:t>Post-condiciones:</w:t>
       </w:r>
       <w:r>
         <w:rPr>
@@ -44142,7 +41622,6 @@
         </w:rPr>
         <w:t xml:space="preserve"> presionando el botón </w:t>
       </w:r>
-      <w:proofErr w:type="gramStart"/>
       <w:r>
         <w:rPr>
           <w:rFonts w:ascii="Arial" w:eastAsia="Arial" w:hAnsi="Arial" w:cs="Arial"/>
@@ -44168,7 +41647,6 @@
         </w:rPr>
         <w:t>.</w:t>
       </w:r>
-      <w:proofErr w:type="gramEnd"/>
     </w:p>
     <w:p>
       <w:pPr>
@@ -44886,25 +42364,14 @@
           <w:szCs w:val="24"/>
         </w:rPr>
       </w:pPr>
-      <w:proofErr w:type="spellStart"/>
-      <w:r>
-        <w:rPr>
-          <w:rFonts w:ascii="Arial" w:eastAsia="Arial" w:hAnsi="Arial" w:cs="Arial"/>
-          <w:b/>
-          <w:sz w:val="24"/>
-          <w:szCs w:val="24"/>
-        </w:rPr>
-        <w:t>Pre-condiciones</w:t>
-      </w:r>
-      <w:proofErr w:type="spellEnd"/>
-      <w:r>
-        <w:rPr>
-          <w:rFonts w:ascii="Arial" w:eastAsia="Arial" w:hAnsi="Arial" w:cs="Arial"/>
-          <w:b/>
-          <w:sz w:val="24"/>
-          <w:szCs w:val="24"/>
-        </w:rPr>
-        <w:t xml:space="preserve">: </w:t>
+      <w:r>
+        <w:rPr>
+          <w:rFonts w:ascii="Arial" w:eastAsia="Arial" w:hAnsi="Arial" w:cs="Arial"/>
+          <w:b/>
+          <w:sz w:val="24"/>
+          <w:szCs w:val="24"/>
+        </w:rPr>
+        <w:t xml:space="preserve">Pre-condiciones: </w:t>
       </w:r>
       <w:r>
         <w:rPr>
@@ -44923,25 +42390,14 @@
           <w:szCs w:val="24"/>
         </w:rPr>
       </w:pPr>
-      <w:proofErr w:type="spellStart"/>
-      <w:r>
-        <w:rPr>
-          <w:rFonts w:ascii="Arial" w:eastAsia="Arial" w:hAnsi="Arial" w:cs="Arial"/>
-          <w:b/>
-          <w:sz w:val="24"/>
-          <w:szCs w:val="24"/>
-        </w:rPr>
-        <w:t>Post-condiciones</w:t>
-      </w:r>
-      <w:proofErr w:type="spellEnd"/>
-      <w:r>
-        <w:rPr>
-          <w:rFonts w:ascii="Arial" w:eastAsia="Arial" w:hAnsi="Arial" w:cs="Arial"/>
-          <w:b/>
-          <w:sz w:val="24"/>
-          <w:szCs w:val="24"/>
-        </w:rPr>
-        <w:t xml:space="preserve">: </w:t>
+      <w:r>
+        <w:rPr>
+          <w:rFonts w:ascii="Arial" w:eastAsia="Arial" w:hAnsi="Arial" w:cs="Arial"/>
+          <w:b/>
+          <w:sz w:val="24"/>
+          <w:szCs w:val="24"/>
+        </w:rPr>
+        <w:t xml:space="preserve">Post-condiciones: </w:t>
       </w:r>
     </w:p>
     <w:p>
@@ -45622,25 +43078,7 @@
           <w:sz w:val="24"/>
           <w:szCs w:val="24"/>
         </w:rPr>
-        <w:t xml:space="preserve"> de piso, descripción y estado de la </w:t>
-      </w:r>
-      <w:proofErr w:type="spellStart"/>
-      <w:r>
-        <w:rPr>
-          <w:rFonts w:ascii="Arial" w:eastAsia="Arial" w:hAnsi="Arial" w:cs="Arial"/>
-          <w:sz w:val="24"/>
-          <w:szCs w:val="24"/>
-        </w:rPr>
-        <w:t>habitaciónen</w:t>
-      </w:r>
-      <w:proofErr w:type="spellEnd"/>
-      <w:r>
-        <w:rPr>
-          <w:rFonts w:ascii="Arial" w:eastAsia="Arial" w:hAnsi="Arial" w:cs="Arial"/>
-          <w:sz w:val="24"/>
-          <w:szCs w:val="24"/>
-        </w:rPr>
-        <w:t xml:space="preserve"> los campos </w:t>
+        <w:t xml:space="preserve"> de piso, descripción y estado de la habitaciónen los campos </w:t>
       </w:r>
       <w:r>
         <w:rPr>
@@ -45919,25 +43357,7 @@
           <w:sz w:val="24"/>
           <w:szCs w:val="24"/>
         </w:rPr>
-        <w:t xml:space="preserve">o, número de piso, descripción y estado de la </w:t>
-      </w:r>
-      <w:proofErr w:type="spellStart"/>
-      <w:r>
-        <w:rPr>
-          <w:rFonts w:ascii="Arial" w:eastAsia="Arial" w:hAnsi="Arial" w:cs="Arial"/>
-          <w:sz w:val="24"/>
-          <w:szCs w:val="24"/>
-        </w:rPr>
-        <w:t>habitaciónen</w:t>
-      </w:r>
-      <w:proofErr w:type="spellEnd"/>
-      <w:r>
-        <w:rPr>
-          <w:rFonts w:ascii="Arial" w:eastAsia="Arial" w:hAnsi="Arial" w:cs="Arial"/>
-          <w:sz w:val="24"/>
-          <w:szCs w:val="24"/>
-        </w:rPr>
-        <w:t xml:space="preserve"> los campos </w:t>
+        <w:t xml:space="preserve">o, número de piso, descripción y estado de la habitaciónen los campos </w:t>
       </w:r>
       <w:r>
         <w:rPr>
@@ -46608,17 +44028,7 @@
           <w:sz w:val="24"/>
           <w:szCs w:val="24"/>
         </w:rPr>
-        <w:t xml:space="preserve">. El administrador no realizó ninguna </w:t>
-      </w:r>
-      <w:proofErr w:type="gramStart"/>
-      <w:r>
-        <w:rPr>
-          <w:rFonts w:ascii="Arial" w:eastAsia="Arial" w:hAnsi="Arial" w:cs="Arial"/>
-          <w:color w:val="000000"/>
-          <w:sz w:val="24"/>
-          <w:szCs w:val="24"/>
-        </w:rPr>
-        <w:t>modificación</w:t>
+        <w:t>. El administrador no realizó ninguna modificación</w:t>
       </w:r>
       <w:r>
         <w:rPr>
@@ -46638,7 +44048,6 @@
         </w:rPr>
         <w:t>.</w:t>
       </w:r>
-      <w:proofErr w:type="gramEnd"/>
     </w:p>
     <w:p>
       <w:pPr>
@@ -47824,27 +45233,7 @@
         <w:iCs/>
         <w:sz w:val="18"/>
       </w:rPr>
-      <w:t xml:space="preserve">Grupo </w:t>
-    </w:r>
-    <w:proofErr w:type="spellStart"/>
-    <w:r>
-      <w:rPr>
-        <w:rFonts w:ascii="Arial" w:hAnsi="Arial" w:cs="Arial"/>
-        <w:i/>
-        <w:iCs/>
-        <w:sz w:val="18"/>
-      </w:rPr>
-      <w:t>N°</w:t>
-    </w:r>
-    <w:proofErr w:type="spellEnd"/>
-    <w:r>
-      <w:rPr>
-        <w:rFonts w:ascii="Arial" w:hAnsi="Arial" w:cs="Arial"/>
-        <w:i/>
-        <w:iCs/>
-        <w:sz w:val="18"/>
-      </w:rPr>
-      <w:t xml:space="preserve"> 39</w:t>
+      <w:t>Grupo N° 39</w:t>
     </w:r>
   </w:p>
   <w:p>
@@ -51449,28 +48838,28 @@
 </file>
 
 <file path=customXml/item1.xml><?xml version="1.0" encoding="utf-8"?>
-<b:Sources xmlns:b="http://schemas.openxmlformats.org/officeDocument/2006/bibliography" xmlns="http://schemas.openxmlformats.org/officeDocument/2006/bibliography" SelectedStyle="\APA.XSL" StyleName="APA"/>
-</file>
-
-<file path=customXml/item2.xml><?xml version="1.0" encoding="utf-8"?>
 <go:gDocsCustomXmlDataStorage xmlns:go="http://customooxmlschemas.google.com/" xmlns:r="http://schemas.openxmlformats.org/officeDocument/2006/relationships">
   <go:docsCustomData xmlns:go="http://customooxmlschemas.google.com/" roundtripDataSignature="AMtx7mgOcDmoJWuJIrHt7bXdSMZ0u4VY2A==">AMUW2mVPni5uYzhZtayLlVC73oZexUXN/lkWcDmJPaTME1goK+hgHlEyLGQ0vLgfZCp5kEzN96r5simRm6aejR+TC8MdGipO6DiwubJ7R5BGLYe/8bZuxdw=</go:docsCustomData>
 </go:gDocsCustomXmlDataStorage>
 </file>
 
-<file path=customXml/itemProps1.xml><?xml version="1.0" encoding="utf-8"?>
-<ds:datastoreItem xmlns:ds="http://schemas.openxmlformats.org/officeDocument/2006/customXml" ds:itemID="{C6D4EB90-74A0-4B76-B577-1FAFCAF10D44}">
-  <ds:schemaRefs>
-    <ds:schemaRef ds:uri="http://schemas.openxmlformats.org/officeDocument/2006/bibliography"/>
-  </ds:schemaRefs>
-</ds:datastoreItem>
+<file path=customXml/item2.xml><?xml version="1.0" encoding="utf-8"?>
+<b:Sources xmlns:b="http://schemas.openxmlformats.org/officeDocument/2006/bibliography" xmlns="http://schemas.openxmlformats.org/officeDocument/2006/bibliography" SelectedStyle="\APA.XSL" StyleName="APA"/>
 </file>
 
-<file path=customXml/itemProps2.xml><?xml version="1.0" encoding="utf-8"?>
+<file path=customXml/itemProps1.xml><?xml version="1.0" encoding="utf-8"?>
 <ds:datastoreItem xmlns:ds="http://schemas.openxmlformats.org/officeDocument/2006/customXml" ds:itemID="{11111111-1234-1234-1234-123412341234}">
   <ds:schemaRefs>
     <ds:schemaRef ds:uri="http://customooxmlschemas.google.com/"/>
     <ds:schemaRef ds:uri="http://schemas.openxmlformats.org/officeDocument/2006/relationships"/>
   </ds:schemaRefs>
 </ds:datastoreItem>
+</file>
+
+<file path=customXml/itemProps2.xml><?xml version="1.0" encoding="utf-8"?>
+<ds:datastoreItem xmlns:ds="http://schemas.openxmlformats.org/officeDocument/2006/customXml" ds:itemID="{C6D4EB90-74A0-4B76-B577-1FAFCAF10D44}">
+  <ds:schemaRefs>
+    <ds:schemaRef ds:uri="http://schemas.openxmlformats.org/officeDocument/2006/bibliography"/>
+  </ds:schemaRefs>
+</ds:datastoreItem>
 </file>